--- a/lab2/Отчёт.docx
+++ b/lab2/Отчёт.docx
@@ -287,6 +287,15 @@
       <w:r>
         <w:rPr>
           <w:sz w:val="24"/>
+        </w:rPr>
+      </w:r>
+      <w:r>
+        <w:rPr>
+          <w:rFonts w:ascii="Times New Roman" w:hAnsi="Times New Roman" w:eastAsia="Times New Roman" w:cs="Times New Roman"/>
+          <w:color w:val="000000"/>
+          <w:sz w:val="24"/>
+          <w:szCs w:val="24"/>
+          <w:highlight w:val="none"/>
         </w:rPr>
       </w:r>
     </w:p>
@@ -743,6 +752,15 @@
           <w:sz w:val="21"/>
         </w:rPr>
       </w:r>
+      <w:r>
+        <w:rPr>
+          <w:rFonts w:ascii="Droid Sans Mono" w:hAnsi="Droid Sans Mono" w:eastAsia="Droid Sans Mono" w:cs="Droid Sans Mono"/>
+          <w:color w:val="e6edf3"/>
+          <w:sz w:val="21"/>
+          <w:szCs w:val="21"/>
+          <w:highlight w:val="none"/>
+        </w:rPr>
+      </w:r>
     </w:p>
     <w:p>
       <w:pPr>
@@ -785,45 +803,7 @@
           <w:rFonts w:ascii="Droid Sans Mono" w:hAnsi="Droid Sans Mono" w:eastAsia="Droid Sans Mono" w:cs="Droid Sans Mono"/>
           <w:color w:val="e6edf3"/>
           <w:sz w:val="21"/>
-          <w:highlight w:val="none"/>
-        </w:rPr>
-      </w:r>
-      <w:r>
-        <w:rPr>
-          <w:rFonts w:ascii="Droid Sans Mono" w:hAnsi="Droid Sans Mono" w:eastAsia="Droid Sans Mono" w:cs="Droid Sans Mono"/>
-          <w:color w:val="e6edf3"/>
-          <w:sz w:val="21"/>
-          <w:highlight w:val="none"/>
-        </w:rPr>
-      </w:r>
-      <w:r>
-        <w:rPr>
-          <w:rFonts w:ascii="Droid Sans Mono" w:hAnsi="Droid Sans Mono" w:eastAsia="Droid Sans Mono" w:cs="Droid Sans Mono"/>
-          <w:sz w:val="21"/>
           <w:szCs w:val="21"/>
-        </w:rPr>
-      </w:r>
-      <w:r>
-        <w:rPr>
-          <w:rFonts w:ascii="Droid Sans Mono" w:hAnsi="Droid Sans Mono" w:eastAsia="Droid Sans Mono" w:cs="Droid Sans Mono"/>
-          <w:color w:val="e6edf3"/>
-          <w:sz w:val="21"/>
-          <w:highlight w:val="none"/>
-        </w:rPr>
-      </w:r>
-      <w:r>
-        <w:rPr>
-          <w:rFonts w:ascii="Droid Sans Mono" w:hAnsi="Droid Sans Mono" w:eastAsia="Droid Sans Mono" w:cs="Droid Sans Mono"/>
-          <w:color w:val="e6edf3"/>
-          <w:sz w:val="21"/>
-          <w:highlight w:val="none"/>
-        </w:rPr>
-      </w:r>
-      <w:r>
-        <w:rPr>
-          <w:rFonts w:ascii="Droid Sans Mono" w:hAnsi="Droid Sans Mono" w:eastAsia="Droid Sans Mono" w:cs="Droid Sans Mono"/>
-          <w:color w:val="e6edf3"/>
-          <w:sz w:val="21"/>
           <w:highlight w:val="none"/>
         </w:rPr>
       </w:r>
@@ -871,6 +851,17 @@
           <w:sz w:val="24"/>
         </w:rPr>
       </w:r>
+      <w:r>
+        <w:rPr>
+          <w:rFonts w:ascii="Times New Roman" w:hAnsi="Times New Roman" w:eastAsia="Times New Roman" w:cs="Times New Roman"/>
+          <w:b/>
+          <w:bCs/>
+          <w:color w:val="000000"/>
+          <w:sz w:val="24"/>
+          <w:szCs w:val="24"/>
+          <w:highlight w:val="none"/>
+        </w:rPr>
+      </w:r>
     </w:p>
     <w:p>
       <w:pPr>
@@ -941,11 +932,8 @@
       </w:r>
       <w:r>
         <w:rPr>
-          <w:rFonts w:ascii="Times New Roman" w:hAnsi="Times New Roman" w:eastAsia="Times New Roman" w:cs="Times New Roman"/>
-          <w:b/>
-          <w:color w:val="000000"/>
           <w:sz w:val="24"/>
-          <w:highlight w:val="none"/>
+          <w:szCs w:val="24"/>
         </w:rPr>
       </w:r>
     </w:p>
@@ -1032,11 +1020,7 @@
         </w:rPr>
         <w:t xml:space="preserve"> </w:t>
       </w:r>
-      <w:r>
-        <w:rPr>
-          <w:sz w:val="24"/>
-        </w:rPr>
-      </w:r>
+      <w:r/>
       <w:r>
         <w:rPr>
           <w:rFonts w:ascii="Droid Sans Mono" w:hAnsi="Droid Sans Mono" w:eastAsia="Droid Sans Mono" w:cs="Droid Sans Mono"/>
@@ -1412,7 +1396,23 @@
           <w:color w:val="e6edf3"/>
           <w:sz w:val="21"/>
         </w:rPr>
-        <w:t xml:space="preserve">    r record;</w:t>
+        <w:t xml:space="preserve">    vDeptNo </w:t>
+      </w:r>
+      <w:r>
+        <w:rPr>
+          <w:rFonts w:ascii="Droid Sans Mono" w:hAnsi="Droid Sans Mono" w:eastAsia="Droid Sans Mono" w:cs="Droid Sans Mono"/>
+          <w:color w:val="ff7b72"/>
+          <w:sz w:val="21"/>
+        </w:rPr>
+        <w:t xml:space="preserve">Numeric</w:t>
+      </w:r>
+      <w:r>
+        <w:rPr>
+          <w:rFonts w:ascii="Droid Sans Mono" w:hAnsi="Droid Sans Mono" w:eastAsia="Droid Sans Mono" w:cs="Droid Sans Mono"/>
+          <w:color w:val="e6edf3"/>
+          <w:sz w:val="21"/>
+        </w:rPr>
+        <w:t xml:space="preserve">;</w:t>
       </w:r>
       <w:r/>
     </w:p>
@@ -1432,10 +1432,26 @@
       <w:r>
         <w:rPr>
           <w:rFonts w:ascii="Droid Sans Mono" w:hAnsi="Droid Sans Mono" w:eastAsia="Droid Sans Mono" w:cs="Droid Sans Mono"/>
+          <w:color w:val="e6edf3"/>
+          <w:sz w:val="21"/>
+        </w:rPr>
+        <w:t xml:space="preserve">    vAvgSal </w:t>
+      </w:r>
+      <w:r>
+        <w:rPr>
+          <w:rFonts w:ascii="Droid Sans Mono" w:hAnsi="Droid Sans Mono" w:eastAsia="Droid Sans Mono" w:cs="Droid Sans Mono"/>
           <w:color w:val="ff7b72"/>
           <w:sz w:val="21"/>
         </w:rPr>
-        <w:t xml:space="preserve">BEGIN</w:t>
+        <w:t xml:space="preserve">Numeric</w:t>
+      </w:r>
+      <w:r>
+        <w:rPr>
+          <w:rFonts w:ascii="Droid Sans Mono" w:hAnsi="Droid Sans Mono" w:eastAsia="Droid Sans Mono" w:cs="Droid Sans Mono"/>
+          <w:color w:val="e6edf3"/>
+          <w:sz w:val="21"/>
+        </w:rPr>
+        <w:t xml:space="preserve">;</w:t>
       </w:r>
       <w:r/>
     </w:p>
@@ -1455,50 +1471,10 @@
       <w:r>
         <w:rPr>
           <w:rFonts w:ascii="Droid Sans Mono" w:hAnsi="Droid Sans Mono" w:eastAsia="Droid Sans Mono" w:cs="Droid Sans Mono"/>
-          <w:color w:val="e6edf3"/>
-          <w:sz w:val="21"/>
-        </w:rPr>
-        <w:t xml:space="preserve">    </w:t>
-      </w:r>
-      <w:r>
-        <w:rPr>
-          <w:rFonts w:ascii="Droid Sans Mono" w:hAnsi="Droid Sans Mono" w:eastAsia="Droid Sans Mono" w:cs="Droid Sans Mono"/>
           <w:color w:val="ff7b72"/>
           <w:sz w:val="21"/>
         </w:rPr>
-        <w:t xml:space="preserve">FOR</w:t>
-      </w:r>
-      <w:r>
-        <w:rPr>
-          <w:rFonts w:ascii="Droid Sans Mono" w:hAnsi="Droid Sans Mono" w:eastAsia="Droid Sans Mono" w:cs="Droid Sans Mono"/>
-          <w:color w:val="e6edf3"/>
-          <w:sz w:val="21"/>
-        </w:rPr>
-        <w:t xml:space="preserve"> r </w:t>
-      </w:r>
-      <w:r>
-        <w:rPr>
-          <w:rFonts w:ascii="Droid Sans Mono" w:hAnsi="Droid Sans Mono" w:eastAsia="Droid Sans Mono" w:cs="Droid Sans Mono"/>
-          <w:color w:val="ff7b72"/>
-          <w:sz w:val="21"/>
-        </w:rPr>
-        <w:t xml:space="preserve">in</w:t>
-      </w:r>
-      <w:r>
-        <w:rPr>
-          <w:rFonts w:ascii="Droid Sans Mono" w:hAnsi="Droid Sans Mono" w:eastAsia="Droid Sans Mono" w:cs="Droid Sans Mono"/>
-          <w:color w:val="e6edf3"/>
-          <w:sz w:val="21"/>
-        </w:rPr>
-        <w:t xml:space="preserve"> sals </w:t>
-      </w:r>
-      <w:r>
-        <w:rPr>
-          <w:rFonts w:ascii="Droid Sans Mono" w:hAnsi="Droid Sans Mono" w:eastAsia="Droid Sans Mono" w:cs="Droid Sans Mono"/>
-          <w:color w:val="ff7b72"/>
-          <w:sz w:val="21"/>
-        </w:rPr>
-        <w:t xml:space="preserve">LOOP</w:t>
+        <w:t xml:space="preserve">BEGIN</w:t>
       </w:r>
       <w:r/>
     </w:p>
@@ -1521,15 +1497,23 @@
           <w:color w:val="e6edf3"/>
           <w:sz w:val="21"/>
         </w:rPr>
-        <w:t xml:space="preserve">        </w:t>
+        <w:t xml:space="preserve">    </w:t>
       </w:r>
       <w:r>
         <w:rPr>
           <w:rFonts w:ascii="Droid Sans Mono" w:hAnsi="Droid Sans Mono" w:eastAsia="Droid Sans Mono" w:cs="Droid Sans Mono"/>
-          <w:color w:val="8b949e"/>
+          <w:color w:val="ff7b72"/>
           <w:sz w:val="21"/>
         </w:rPr>
-        <w:t xml:space="preserve">/*RAISE NOTICE 'Отдел %: %', r.deptno, r.avgSal;*/</w:t>
+        <w:t xml:space="preserve">OPEN</w:t>
+      </w:r>
+      <w:r>
+        <w:rPr>
+          <w:rFonts w:ascii="Droid Sans Mono" w:hAnsi="Droid Sans Mono" w:eastAsia="Droid Sans Mono" w:cs="Droid Sans Mono"/>
+          <w:color w:val="e6edf3"/>
+          <w:sz w:val="21"/>
+        </w:rPr>
+        <w:t xml:space="preserve"> sals;</w:t>
       </w:r>
       <w:r/>
     </w:p>
@@ -1552,7 +1536,7 @@
           <w:color w:val="e6edf3"/>
           <w:sz w:val="21"/>
         </w:rPr>
-        <w:t xml:space="preserve">        </w:t>
+        <w:t xml:space="preserve">    </w:t>
       </w:r>
       <w:r>
         <w:rPr>
@@ -1560,47 +1544,7 @@
           <w:color w:val="ff7b72"/>
           <w:sz w:val="21"/>
         </w:rPr>
-        <w:t xml:space="preserve">INSERT INTO</w:t>
-      </w:r>
-      <w:r>
-        <w:rPr>
-          <w:rFonts w:ascii="Droid Sans Mono" w:hAnsi="Droid Sans Mono" w:eastAsia="Droid Sans Mono" w:cs="Droid Sans Mono"/>
-          <w:color w:val="e6edf3"/>
-          <w:sz w:val="21"/>
-        </w:rPr>
-        <w:t xml:space="preserve"> </w:t>
-      </w:r>
-      <w:r>
-        <w:rPr>
-          <w:rFonts w:ascii="Droid Sans Mono" w:hAnsi="Droid Sans Mono" w:eastAsia="Droid Sans Mono" w:cs="Droid Sans Mono"/>
-          <w:color w:val="79c0ff"/>
-          <w:sz w:val="21"/>
-        </w:rPr>
-        <w:t xml:space="preserve">emp</w:t>
-      </w:r>
-      <w:r>
-        <w:rPr>
-          <w:rFonts w:ascii="Droid Sans Mono" w:hAnsi="Droid Sans Mono" w:eastAsia="Droid Sans Mono" w:cs="Droid Sans Mono"/>
-          <w:color w:val="e6edf3"/>
-          <w:sz w:val="21"/>
-        </w:rPr>
-        <w:t xml:space="preserve">.</w:t>
-      </w:r>
-      <w:r>
-        <w:rPr>
-          <w:rFonts w:ascii="Droid Sans Mono" w:hAnsi="Droid Sans Mono" w:eastAsia="Droid Sans Mono" w:cs="Droid Sans Mono"/>
-          <w:color w:val="79c0ff"/>
-          <w:sz w:val="21"/>
-        </w:rPr>
-        <w:t xml:space="preserve">messages</w:t>
-      </w:r>
-      <w:r>
-        <w:rPr>
-          <w:rFonts w:ascii="Droid Sans Mono" w:hAnsi="Droid Sans Mono" w:eastAsia="Droid Sans Mono" w:cs="Droid Sans Mono"/>
-          <w:color w:val="e6edf3"/>
-          <w:sz w:val="21"/>
-        </w:rPr>
-        <w:t xml:space="preserve"> (numcol1, numcol2)</w:t>
+        <w:t xml:space="preserve">LOOP</w:t>
       </w:r>
       <w:r/>
     </w:p>
@@ -1631,7 +1575,7 @@
           <w:color w:val="ff7b72"/>
           <w:sz w:val="21"/>
         </w:rPr>
-        <w:t xml:space="preserve">VALUES</w:t>
+        <w:t xml:space="preserve">FETCH</w:t>
       </w:r>
       <w:r>
         <w:rPr>
@@ -1639,15 +1583,15 @@
           <w:color w:val="e6edf3"/>
           <w:sz w:val="21"/>
         </w:rPr>
-        <w:t xml:space="preserve"> (</w:t>
+        <w:t xml:space="preserve"> sals </w:t>
       </w:r>
       <w:r>
         <w:rPr>
           <w:rFonts w:ascii="Droid Sans Mono" w:hAnsi="Droid Sans Mono" w:eastAsia="Droid Sans Mono" w:cs="Droid Sans Mono"/>
-          <w:color w:val="79c0ff"/>
+          <w:color w:val="ff7b72"/>
           <w:sz w:val="21"/>
         </w:rPr>
-        <w:t xml:space="preserve">r</w:t>
+        <w:t xml:space="preserve">INTO</w:t>
       </w:r>
       <w:r>
         <w:rPr>
@@ -1655,55 +1599,7 @@
           <w:color w:val="e6edf3"/>
           <w:sz w:val="21"/>
         </w:rPr>
-        <w:t xml:space="preserve">.</w:t>
-      </w:r>
-      <w:r>
-        <w:rPr>
-          <w:rFonts w:ascii="Droid Sans Mono" w:hAnsi="Droid Sans Mono" w:eastAsia="Droid Sans Mono" w:cs="Droid Sans Mono"/>
-          <w:color w:val="79c0ff"/>
-          <w:sz w:val="21"/>
-        </w:rPr>
-        <w:t xml:space="preserve">deptno</w:t>
-      </w:r>
-      <w:r>
-        <w:rPr>
-          <w:rFonts w:ascii="Droid Sans Mono" w:hAnsi="Droid Sans Mono" w:eastAsia="Droid Sans Mono" w:cs="Droid Sans Mono"/>
-          <w:color w:val="e6edf3"/>
-          <w:sz w:val="21"/>
-        </w:rPr>
-        <w:t xml:space="preserve">, </w:t>
-      </w:r>
-      <w:r>
-        <w:rPr>
-          <w:rFonts w:ascii="Droid Sans Mono" w:hAnsi="Droid Sans Mono" w:eastAsia="Droid Sans Mono" w:cs="Droid Sans Mono"/>
-          <w:color w:val="79c0ff"/>
-          <w:sz w:val="21"/>
-        </w:rPr>
-        <w:t xml:space="preserve">r</w:t>
-      </w:r>
-      <w:r>
-        <w:rPr>
-          <w:rFonts w:ascii="Droid Sans Mono" w:hAnsi="Droid Sans Mono" w:eastAsia="Droid Sans Mono" w:cs="Droid Sans Mono"/>
-          <w:color w:val="e6edf3"/>
-          <w:sz w:val="21"/>
-        </w:rPr>
-        <w:t xml:space="preserve">.</w:t>
-      </w:r>
-      <w:r>
-        <w:rPr>
-          <w:rFonts w:ascii="Droid Sans Mono" w:hAnsi="Droid Sans Mono" w:eastAsia="Droid Sans Mono" w:cs="Droid Sans Mono"/>
-          <w:color w:val="79c0ff"/>
-          <w:sz w:val="21"/>
-        </w:rPr>
-        <w:t xml:space="preserve">avgSal</w:t>
-      </w:r>
-      <w:r>
-        <w:rPr>
-          <w:rFonts w:ascii="Droid Sans Mono" w:hAnsi="Droid Sans Mono" w:eastAsia="Droid Sans Mono" w:cs="Droid Sans Mono"/>
-          <w:color w:val="e6edf3"/>
-          <w:sz w:val="21"/>
-        </w:rPr>
-        <w:t xml:space="preserve">);</w:t>
+        <w:t xml:space="preserve"> vDeptNo, vAvgSal;</w:t>
       </w:r>
       <w:r/>
     </w:p>
@@ -1726,7 +1622,7 @@
           <w:color w:val="e6edf3"/>
           <w:sz w:val="21"/>
         </w:rPr>
-        <w:t xml:space="preserve">    </w:t>
+        <w:t xml:space="preserve">            </w:t>
       </w:r>
       <w:r>
         <w:rPr>
@@ -1734,7 +1630,7 @@
           <w:color w:val="ff7b72"/>
           <w:sz w:val="21"/>
         </w:rPr>
-        <w:t xml:space="preserve">END</w:t>
+        <w:t xml:space="preserve">IF</w:t>
       </w:r>
       <w:r>
         <w:rPr>
@@ -1742,7 +1638,7 @@
           <w:color w:val="e6edf3"/>
           <w:sz w:val="21"/>
         </w:rPr>
-        <w:t xml:space="preserve"> </w:t>
+        <w:t xml:space="preserve"> vDeptNo </w:t>
       </w:r>
       <w:r>
         <w:rPr>
@@ -1750,7 +1646,7 @@
           <w:color w:val="ff7b72"/>
           <w:sz w:val="21"/>
         </w:rPr>
-        <w:t xml:space="preserve">LOOP</w:t>
+        <w:t xml:space="preserve">IS NOT NULL</w:t>
       </w:r>
       <w:r>
         <w:rPr>
@@ -1758,7 +1654,47 @@
           <w:color w:val="e6edf3"/>
           <w:sz w:val="21"/>
         </w:rPr>
-        <w:t xml:space="preserve">;</w:t>
+        <w:t xml:space="preserve"> </w:t>
+      </w:r>
+      <w:r>
+        <w:rPr>
+          <w:rFonts w:ascii="Droid Sans Mono" w:hAnsi="Droid Sans Mono" w:eastAsia="Droid Sans Mono" w:cs="Droid Sans Mono"/>
+          <w:color w:val="ff7b72"/>
+          <w:sz w:val="21"/>
+        </w:rPr>
+        <w:t xml:space="preserve">or</w:t>
+      </w:r>
+      <w:r>
+        <w:rPr>
+          <w:rFonts w:ascii="Droid Sans Mono" w:hAnsi="Droid Sans Mono" w:eastAsia="Droid Sans Mono" w:cs="Droid Sans Mono"/>
+          <w:color w:val="e6edf3"/>
+          <w:sz w:val="21"/>
+        </w:rPr>
+        <w:t xml:space="preserve"> vAvgSal </w:t>
+      </w:r>
+      <w:r>
+        <w:rPr>
+          <w:rFonts w:ascii="Droid Sans Mono" w:hAnsi="Droid Sans Mono" w:eastAsia="Droid Sans Mono" w:cs="Droid Sans Mono"/>
+          <w:color w:val="ff7b72"/>
+          <w:sz w:val="21"/>
+        </w:rPr>
+        <w:t xml:space="preserve">IS NOT NULL</w:t>
+      </w:r>
+      <w:r>
+        <w:rPr>
+          <w:rFonts w:ascii="Droid Sans Mono" w:hAnsi="Droid Sans Mono" w:eastAsia="Droid Sans Mono" w:cs="Droid Sans Mono"/>
+          <w:color w:val="e6edf3"/>
+          <w:sz w:val="21"/>
+        </w:rPr>
+        <w:t xml:space="preserve"> </w:t>
+      </w:r>
+      <w:r>
+        <w:rPr>
+          <w:rFonts w:ascii="Droid Sans Mono" w:hAnsi="Droid Sans Mono" w:eastAsia="Droid Sans Mono" w:cs="Droid Sans Mono"/>
+          <w:color w:val="ff7b72"/>
+          <w:sz w:val="21"/>
+        </w:rPr>
+        <w:t xml:space="preserve">THEN</w:t>
       </w:r>
       <w:r/>
     </w:p>
@@ -1778,18 +1714,18 @@
       <w:r>
         <w:rPr>
           <w:rFonts w:ascii="Droid Sans Mono" w:hAnsi="Droid Sans Mono" w:eastAsia="Droid Sans Mono" w:cs="Droid Sans Mono"/>
-          <w:color w:val="ff7b72"/>
-          <w:sz w:val="21"/>
-        </w:rPr>
-        <w:t xml:space="preserve">END</w:t>
-      </w:r>
-      <w:r>
-        <w:rPr>
-          <w:rFonts w:ascii="Droid Sans Mono" w:hAnsi="Droid Sans Mono" w:eastAsia="Droid Sans Mono" w:cs="Droid Sans Mono"/>
           <w:color w:val="e6edf3"/>
           <w:sz w:val="21"/>
         </w:rPr>
-        <w:t xml:space="preserve">;</w:t>
+        <w:t xml:space="preserve">                </w:t>
+      </w:r>
+      <w:r>
+        <w:rPr>
+          <w:rFonts w:ascii="Droid Sans Mono" w:hAnsi="Droid Sans Mono" w:eastAsia="Droid Sans Mono" w:cs="Droid Sans Mono"/>
+          <w:color w:val="8b949e"/>
+          <w:sz w:val="21"/>
+        </w:rPr>
+        <w:t xml:space="preserve">/*RAISE NOTICE 'Отдел %: %', vDeptNo, vAvgSal;*/</w:t>
       </w:r>
       <w:r/>
     </w:p>
@@ -1812,9 +1748,409 @@
           <w:color w:val="e6edf3"/>
           <w:sz w:val="21"/>
         </w:rPr>
+        <w:t xml:space="preserve">                </w:t>
+      </w:r>
+      <w:r>
+        <w:rPr>
+          <w:rFonts w:ascii="Droid Sans Mono" w:hAnsi="Droid Sans Mono" w:eastAsia="Droid Sans Mono" w:cs="Droid Sans Mono"/>
+          <w:color w:val="ff7b72"/>
+          <w:sz w:val="21"/>
+        </w:rPr>
+        <w:t xml:space="preserve">INSERT INTO</w:t>
+      </w:r>
+      <w:r>
+        <w:rPr>
+          <w:rFonts w:ascii="Droid Sans Mono" w:hAnsi="Droid Sans Mono" w:eastAsia="Droid Sans Mono" w:cs="Droid Sans Mono"/>
+          <w:color w:val="e6edf3"/>
+          <w:sz w:val="21"/>
+        </w:rPr>
+        <w:t xml:space="preserve"> </w:t>
+      </w:r>
+      <w:r>
+        <w:rPr>
+          <w:rFonts w:ascii="Droid Sans Mono" w:hAnsi="Droid Sans Mono" w:eastAsia="Droid Sans Mono" w:cs="Droid Sans Mono"/>
+          <w:color w:val="79c0ff"/>
+          <w:sz w:val="21"/>
+        </w:rPr>
+        <w:t xml:space="preserve">emp</w:t>
+      </w:r>
+      <w:r>
+        <w:rPr>
+          <w:rFonts w:ascii="Droid Sans Mono" w:hAnsi="Droid Sans Mono" w:eastAsia="Droid Sans Mono" w:cs="Droid Sans Mono"/>
+          <w:color w:val="e6edf3"/>
+          <w:sz w:val="21"/>
+        </w:rPr>
+        <w:t xml:space="preserve">.</w:t>
+      </w:r>
+      <w:r>
+        <w:rPr>
+          <w:rFonts w:ascii="Droid Sans Mono" w:hAnsi="Droid Sans Mono" w:eastAsia="Droid Sans Mono" w:cs="Droid Sans Mono"/>
+          <w:color w:val="79c0ff"/>
+          <w:sz w:val="21"/>
+        </w:rPr>
+        <w:t xml:space="preserve">messages</w:t>
+      </w:r>
+      <w:r>
+        <w:rPr>
+          <w:rFonts w:ascii="Droid Sans Mono" w:hAnsi="Droid Sans Mono" w:eastAsia="Droid Sans Mono" w:cs="Droid Sans Mono"/>
+          <w:color w:val="e6edf3"/>
+          <w:sz w:val="21"/>
+        </w:rPr>
+        <w:t xml:space="preserve"> (numcol1, numcol2)</w:t>
+      </w:r>
+      <w:r/>
+    </w:p>
+    <w:p>
+      <w:pPr>
+        <w:pBdr>
+          <w:top w:val="none" w:color="000000" w:sz="4" w:space="0"/>
+          <w:left w:val="none" w:color="000000" w:sz="4" w:space="0"/>
+          <w:bottom w:val="none" w:color="000000" w:sz="4" w:space="0"/>
+          <w:right w:val="none" w:color="000000" w:sz="4" w:space="0"/>
+        </w:pBdr>
+        <w:shd w:val="clear" w:color="0d1117" w:fill="0d1117"/>
+        <w:spacing w:line="285" w:lineRule="atLeast"/>
+        <w:ind w:right="0" w:firstLine="0" w:left="0"/>
+        <w:rPr/>
+      </w:pPr>
+      <w:r>
+        <w:rPr>
+          <w:rFonts w:ascii="Droid Sans Mono" w:hAnsi="Droid Sans Mono" w:eastAsia="Droid Sans Mono" w:cs="Droid Sans Mono"/>
+          <w:color w:val="e6edf3"/>
+          <w:sz w:val="21"/>
+        </w:rPr>
+        <w:t xml:space="preserve">                </w:t>
+      </w:r>
+      <w:r>
+        <w:rPr>
+          <w:rFonts w:ascii="Droid Sans Mono" w:hAnsi="Droid Sans Mono" w:eastAsia="Droid Sans Mono" w:cs="Droid Sans Mono"/>
+          <w:color w:val="ff7b72"/>
+          <w:sz w:val="21"/>
+        </w:rPr>
+        <w:t xml:space="preserve">VALUES</w:t>
+      </w:r>
+      <w:r>
+        <w:rPr>
+          <w:rFonts w:ascii="Droid Sans Mono" w:hAnsi="Droid Sans Mono" w:eastAsia="Droid Sans Mono" w:cs="Droid Sans Mono"/>
+          <w:color w:val="e6edf3"/>
+          <w:sz w:val="21"/>
+        </w:rPr>
+        <w:t xml:space="preserve"> (vDeptNo, vAvgSal);</w:t>
+      </w:r>
+      <w:r/>
+    </w:p>
+    <w:p>
+      <w:pPr>
+        <w:pBdr>
+          <w:top w:val="none" w:color="000000" w:sz="4" w:space="0"/>
+          <w:left w:val="none" w:color="000000" w:sz="4" w:space="0"/>
+          <w:bottom w:val="none" w:color="000000" w:sz="4" w:space="0"/>
+          <w:right w:val="none" w:color="000000" w:sz="4" w:space="0"/>
+        </w:pBdr>
+        <w:shd w:val="clear" w:color="0d1117" w:fill="0d1117"/>
+        <w:spacing w:line="285" w:lineRule="atLeast"/>
+        <w:ind w:right="0" w:firstLine="0" w:left="0"/>
+        <w:rPr/>
+      </w:pPr>
+      <w:r>
+        <w:rPr>
+          <w:rFonts w:ascii="Droid Sans Mono" w:hAnsi="Droid Sans Mono" w:eastAsia="Droid Sans Mono" w:cs="Droid Sans Mono"/>
+          <w:color w:val="e6edf3"/>
+          <w:sz w:val="21"/>
+        </w:rPr>
+        <w:t xml:space="preserve">            </w:t>
+      </w:r>
+      <w:r>
+        <w:rPr>
+          <w:rFonts w:ascii="Droid Sans Mono" w:hAnsi="Droid Sans Mono" w:eastAsia="Droid Sans Mono" w:cs="Droid Sans Mono"/>
+          <w:color w:val="ff7b72"/>
+          <w:sz w:val="21"/>
+        </w:rPr>
+        <w:t xml:space="preserve">END</w:t>
+      </w:r>
+      <w:r>
+        <w:rPr>
+          <w:rFonts w:ascii="Droid Sans Mono" w:hAnsi="Droid Sans Mono" w:eastAsia="Droid Sans Mono" w:cs="Droid Sans Mono"/>
+          <w:color w:val="e6edf3"/>
+          <w:sz w:val="21"/>
+        </w:rPr>
+        <w:t xml:space="preserve"> </w:t>
+      </w:r>
+      <w:r>
+        <w:rPr>
+          <w:rFonts w:ascii="Droid Sans Mono" w:hAnsi="Droid Sans Mono" w:eastAsia="Droid Sans Mono" w:cs="Droid Sans Mono"/>
+          <w:color w:val="ff7b72"/>
+          <w:sz w:val="21"/>
+        </w:rPr>
+        <w:t xml:space="preserve">IF</w:t>
+      </w:r>
+      <w:r>
+        <w:rPr>
+          <w:rFonts w:ascii="Droid Sans Mono" w:hAnsi="Droid Sans Mono" w:eastAsia="Droid Sans Mono" w:cs="Droid Sans Mono"/>
+          <w:color w:val="e6edf3"/>
+          <w:sz w:val="21"/>
+        </w:rPr>
+        <w:t xml:space="preserve">;</w:t>
+      </w:r>
+      <w:r/>
+    </w:p>
+    <w:p>
+      <w:pPr>
+        <w:pBdr>
+          <w:top w:val="none" w:color="000000" w:sz="4" w:space="0"/>
+          <w:left w:val="none" w:color="000000" w:sz="4" w:space="0"/>
+          <w:bottom w:val="none" w:color="000000" w:sz="4" w:space="0"/>
+          <w:right w:val="none" w:color="000000" w:sz="4" w:space="0"/>
+        </w:pBdr>
+        <w:shd w:val="clear" w:color="0d1117" w:fill="0d1117"/>
+        <w:spacing w:line="285" w:lineRule="atLeast"/>
+        <w:ind w:right="0" w:firstLine="0" w:left="0"/>
+        <w:rPr/>
+      </w:pPr>
+      <w:r>
+        <w:rPr>
+          <w:rFonts w:ascii="Droid Sans Mono" w:hAnsi="Droid Sans Mono" w:eastAsia="Droid Sans Mono" w:cs="Droid Sans Mono"/>
+          <w:color w:val="e6edf3"/>
+          <w:sz w:val="21"/>
+        </w:rPr>
+        <w:t xml:space="preserve">            </w:t>
+      </w:r>
+      <w:r/>
+    </w:p>
+    <w:p>
+      <w:pPr>
+        <w:pBdr>
+          <w:top w:val="none" w:color="000000" w:sz="4" w:space="0"/>
+          <w:left w:val="none" w:color="000000" w:sz="4" w:space="0"/>
+          <w:bottom w:val="none" w:color="000000" w:sz="4" w:space="0"/>
+          <w:right w:val="none" w:color="000000" w:sz="4" w:space="0"/>
+        </w:pBdr>
+        <w:shd w:val="clear" w:color="0d1117" w:fill="0d1117"/>
+        <w:spacing w:line="285" w:lineRule="atLeast"/>
+        <w:ind w:right="0" w:firstLine="0" w:left="0"/>
+        <w:rPr/>
+      </w:pPr>
+      <w:r>
+        <w:rPr>
+          <w:rFonts w:ascii="Droid Sans Mono" w:hAnsi="Droid Sans Mono" w:eastAsia="Droid Sans Mono" w:cs="Droid Sans Mono"/>
+          <w:color w:val="e6edf3"/>
+          <w:sz w:val="21"/>
+        </w:rPr>
+        <w:t xml:space="preserve">            EXIT </w:t>
+      </w:r>
+      <w:r>
+        <w:rPr>
+          <w:rFonts w:ascii="Droid Sans Mono" w:hAnsi="Droid Sans Mono" w:eastAsia="Droid Sans Mono" w:cs="Droid Sans Mono"/>
+          <w:color w:val="ff7b72"/>
+          <w:sz w:val="21"/>
+        </w:rPr>
+        <w:t xml:space="preserve">WHEN</w:t>
+      </w:r>
+      <w:r>
+        <w:rPr>
+          <w:rFonts w:ascii="Droid Sans Mono" w:hAnsi="Droid Sans Mono" w:eastAsia="Droid Sans Mono" w:cs="Droid Sans Mono"/>
+          <w:color w:val="e6edf3"/>
+          <w:sz w:val="21"/>
+        </w:rPr>
+        <w:t xml:space="preserve"> </w:t>
+      </w:r>
+      <w:r>
+        <w:rPr>
+          <w:rFonts w:ascii="Droid Sans Mono" w:hAnsi="Droid Sans Mono" w:eastAsia="Droid Sans Mono" w:cs="Droid Sans Mono"/>
+          <w:color w:val="ff7b72"/>
+          <w:sz w:val="21"/>
+        </w:rPr>
+        <w:t xml:space="preserve">NOT</w:t>
+      </w:r>
+      <w:r>
+        <w:rPr>
+          <w:rFonts w:ascii="Droid Sans Mono" w:hAnsi="Droid Sans Mono" w:eastAsia="Droid Sans Mono" w:cs="Droid Sans Mono"/>
+          <w:color w:val="e6edf3"/>
+          <w:sz w:val="21"/>
+        </w:rPr>
+        <w:t xml:space="preserve"> </w:t>
+      </w:r>
+      <w:r>
+        <w:rPr>
+          <w:rFonts w:ascii="Droid Sans Mono" w:hAnsi="Droid Sans Mono" w:eastAsia="Droid Sans Mono" w:cs="Droid Sans Mono"/>
+          <w:color w:val="ff7b72"/>
+          <w:sz w:val="21"/>
+        </w:rPr>
+        <w:t xml:space="preserve">FOUND</w:t>
+      </w:r>
+      <w:r>
+        <w:rPr>
+          <w:rFonts w:ascii="Droid Sans Mono" w:hAnsi="Droid Sans Mono" w:eastAsia="Droid Sans Mono" w:cs="Droid Sans Mono"/>
+          <w:color w:val="e6edf3"/>
+          <w:sz w:val="21"/>
+        </w:rPr>
+        <w:t xml:space="preserve">;</w:t>
+      </w:r>
+      <w:r/>
+    </w:p>
+    <w:p>
+      <w:pPr>
+        <w:pBdr>
+          <w:top w:val="none" w:color="000000" w:sz="4" w:space="0"/>
+          <w:left w:val="none" w:color="000000" w:sz="4" w:space="0"/>
+          <w:bottom w:val="none" w:color="000000" w:sz="4" w:space="0"/>
+          <w:right w:val="none" w:color="000000" w:sz="4" w:space="0"/>
+        </w:pBdr>
+        <w:shd w:val="clear" w:color="0d1117" w:fill="0d1117"/>
+        <w:spacing w:line="285" w:lineRule="atLeast"/>
+        <w:ind w:right="0" w:firstLine="0" w:left="0"/>
+        <w:rPr/>
+      </w:pPr>
+      <w:r>
+        <w:rPr>
+          <w:rFonts w:ascii="Droid Sans Mono" w:hAnsi="Droid Sans Mono" w:eastAsia="Droid Sans Mono" w:cs="Droid Sans Mono"/>
+          <w:color w:val="e6edf3"/>
+          <w:sz w:val="21"/>
+        </w:rPr>
+        <w:t xml:space="preserve">        </w:t>
+      </w:r>
+      <w:r>
+        <w:rPr>
+          <w:rFonts w:ascii="Droid Sans Mono" w:hAnsi="Droid Sans Mono" w:eastAsia="Droid Sans Mono" w:cs="Droid Sans Mono"/>
+          <w:color w:val="ff7b72"/>
+          <w:sz w:val="21"/>
+        </w:rPr>
+        <w:t xml:space="preserve">END</w:t>
+      </w:r>
+      <w:r>
+        <w:rPr>
+          <w:rFonts w:ascii="Droid Sans Mono" w:hAnsi="Droid Sans Mono" w:eastAsia="Droid Sans Mono" w:cs="Droid Sans Mono"/>
+          <w:color w:val="e6edf3"/>
+          <w:sz w:val="21"/>
+        </w:rPr>
+        <w:t xml:space="preserve"> </w:t>
+      </w:r>
+      <w:r>
+        <w:rPr>
+          <w:rFonts w:ascii="Droid Sans Mono" w:hAnsi="Droid Sans Mono" w:eastAsia="Droid Sans Mono" w:cs="Droid Sans Mono"/>
+          <w:color w:val="ff7b72"/>
+          <w:sz w:val="21"/>
+        </w:rPr>
+        <w:t xml:space="preserve">LOOP</w:t>
+      </w:r>
+      <w:r>
+        <w:rPr>
+          <w:rFonts w:ascii="Droid Sans Mono" w:hAnsi="Droid Sans Mono" w:eastAsia="Droid Sans Mono" w:cs="Droid Sans Mono"/>
+          <w:color w:val="e6edf3"/>
+          <w:sz w:val="21"/>
+        </w:rPr>
+        <w:t xml:space="preserve">;</w:t>
+      </w:r>
+      <w:r/>
+    </w:p>
+    <w:p>
+      <w:pPr>
+        <w:pBdr>
+          <w:top w:val="none" w:color="000000" w:sz="4" w:space="0"/>
+          <w:left w:val="none" w:color="000000" w:sz="4" w:space="0"/>
+          <w:bottom w:val="none" w:color="000000" w:sz="4" w:space="0"/>
+          <w:right w:val="none" w:color="000000" w:sz="4" w:space="0"/>
+        </w:pBdr>
+        <w:shd w:val="clear" w:color="0d1117" w:fill="0d1117"/>
+        <w:spacing w:line="285" w:lineRule="atLeast"/>
+        <w:ind w:right="0" w:firstLine="0" w:left="0"/>
+        <w:rPr/>
+      </w:pPr>
+      <w:r>
+        <w:rPr>
+          <w:rFonts w:ascii="Droid Sans Mono" w:hAnsi="Droid Sans Mono" w:eastAsia="Droid Sans Mono" w:cs="Droid Sans Mono"/>
+          <w:color w:val="e6edf3"/>
+          <w:sz w:val="21"/>
+        </w:rPr>
+        <w:t xml:space="preserve">    </w:t>
+      </w:r>
+      <w:r>
+        <w:rPr>
+          <w:rFonts w:ascii="Droid Sans Mono" w:hAnsi="Droid Sans Mono" w:eastAsia="Droid Sans Mono" w:cs="Droid Sans Mono"/>
+          <w:color w:val="ff7b72"/>
+          <w:sz w:val="21"/>
+        </w:rPr>
+        <w:t xml:space="preserve">CLOSE</w:t>
+      </w:r>
+      <w:r>
+        <w:rPr>
+          <w:rFonts w:ascii="Droid Sans Mono" w:hAnsi="Droid Sans Mono" w:eastAsia="Droid Sans Mono" w:cs="Droid Sans Mono"/>
+          <w:color w:val="e6edf3"/>
+          <w:sz w:val="21"/>
+        </w:rPr>
+        <w:t xml:space="preserve"> sals;</w:t>
+      </w:r>
+      <w:r/>
+    </w:p>
+    <w:p>
+      <w:pPr>
+        <w:pBdr>
+          <w:top w:val="none" w:color="000000" w:sz="4" w:space="0"/>
+          <w:left w:val="none" w:color="000000" w:sz="4" w:space="0"/>
+          <w:bottom w:val="none" w:color="000000" w:sz="4" w:space="0"/>
+          <w:right w:val="none" w:color="000000" w:sz="4" w:space="0"/>
+        </w:pBdr>
+        <w:shd w:val="clear" w:color="0d1117" w:fill="0d1117"/>
+        <w:spacing w:line="285" w:lineRule="atLeast"/>
+        <w:ind w:right="0" w:firstLine="0" w:left="0"/>
+        <w:rPr/>
+      </w:pPr>
+      <w:r>
+        <w:rPr>
+          <w:rFonts w:ascii="Droid Sans Mono" w:hAnsi="Droid Sans Mono" w:eastAsia="Droid Sans Mono" w:cs="Droid Sans Mono"/>
+          <w:color w:val="ff7b72"/>
+          <w:sz w:val="21"/>
+        </w:rPr>
+        <w:t xml:space="preserve">END</w:t>
+      </w:r>
+      <w:r>
+        <w:rPr>
+          <w:rFonts w:ascii="Droid Sans Mono" w:hAnsi="Droid Sans Mono" w:eastAsia="Droid Sans Mono" w:cs="Droid Sans Mono"/>
+          <w:color w:val="e6edf3"/>
+          <w:sz w:val="21"/>
+        </w:rPr>
+        <w:t xml:space="preserve">;</w:t>
+      </w:r>
+      <w:r/>
+    </w:p>
+    <w:p>
+      <w:pPr>
+        <w:pBdr>
+          <w:top w:val="none" w:color="000000" w:sz="4" w:space="0"/>
+          <w:left w:val="none" w:color="000000" w:sz="4" w:space="0"/>
+          <w:bottom w:val="none" w:color="000000" w:sz="4" w:space="0"/>
+          <w:right w:val="none" w:color="000000" w:sz="4" w:space="0"/>
+        </w:pBdr>
+        <w:shd w:val="clear" w:color="0d1117" w:fill="0d1117"/>
+        <w:spacing w:line="285" w:lineRule="atLeast"/>
+        <w:ind w:right="0" w:firstLine="0" w:left="0"/>
+        <w:rPr/>
+      </w:pPr>
+      <w:r>
+        <w:rPr>
+          <w:rFonts w:ascii="Droid Sans Mono" w:hAnsi="Droid Sans Mono" w:eastAsia="Droid Sans Mono" w:cs="Droid Sans Mono"/>
+          <w:color w:val="e6edf3"/>
+          <w:sz w:val="21"/>
+        </w:rPr>
         <w:t xml:space="preserve">$$</w:t>
       </w:r>
       <w:r/>
+      <w:r>
+        <w:rPr>
+          <w:rFonts w:ascii="Times New Roman" w:hAnsi="Times New Roman" w:eastAsia="Times New Roman" w:cs="Times New Roman"/>
+          <w:b/>
+          <w:color w:val="000000"/>
+          <w:sz w:val="24"/>
+        </w:rPr>
+      </w:r>
+      <w:r/>
+      <w:r/>
+      <w:r>
+        <w:rPr>
+          <w:rFonts w:ascii="Droid Sans Mono" w:hAnsi="Droid Sans Mono" w:eastAsia="Droid Sans Mono" w:cs="Droid Sans Mono"/>
+          <w:sz w:val="21"/>
+        </w:rPr>
+      </w:r>
     </w:p>
     <w:p>
       <w:pPr>
@@ -1866,7 +2202,7 @@
                       <pic:spPr bwMode="auto">
                         <a:xfrm>
                           <a:off x="0" y="0"/>
-                          <a:ext cx="3181349" cy="1000125"/>
+                          <a:ext cx="3181348" cy="1000125"/>
                         </a:xfrm>
                         <a:prstGeom prst="rect">
                           <a:avLst/>
@@ -1909,17 +2245,13 @@
       </w:r>
       <w:r>
         <w:rPr>
-          <w:rFonts w:ascii="Times New Roman" w:hAnsi="Times New Roman" w:eastAsia="Times New Roman" w:cs="Times New Roman"/>
-          <w:b/>
-          <w:color w:val="000000"/>
-          <w:sz w:val="24"/>
-        </w:rPr>
-      </w:r>
-      <w:r/>
-      <w:r>
-        <w:rPr>
           <w:sz w:val="24"/>
           <w:szCs w:val="24"/>
+        </w:rPr>
+      </w:r>
+      <w:r>
+        <w:rPr>
+          <w:highlight w:val="none"/>
         </w:rPr>
       </w:r>
     </w:p>
@@ -2086,7 +2418,8 @@
       </w:r>
       <w:r>
         <w:rPr>
-          <w:highlight w:val="none"/>
+          <w:sz w:val="24"/>
+          <w:szCs w:val="24"/>
         </w:rPr>
       </w:r>
     </w:p>
@@ -2171,11 +2504,6 @@
           <w:sz w:val="24"/>
         </w:rPr>
         <w:t xml:space="preserve"> </w:t>
-      </w:r>
-      <w:r>
-        <w:rPr>
-          <w:sz w:val="24"/>
-        </w:rPr>
       </w:r>
       <w:r>
         <w:rPr>
@@ -3016,16 +3344,13 @@
       </w:r>
       <w:r>
         <w:rPr>
-          <w:rFonts w:ascii="Times New Roman" w:hAnsi="Times New Roman" w:eastAsia="Times New Roman" w:cs="Times New Roman"/>
-          <w:color w:val="000000"/>
-          <w:sz w:val="24"/>
-        </w:rPr>
-      </w:r>
-      <w:r/>
-      <w:r>
-        <w:rPr>
           <w:sz w:val="24"/>
           <w:szCs w:val="24"/>
+        </w:rPr>
+      </w:r>
+      <w:r>
+        <w:rPr>
+          <w:highlight w:val="none"/>
         </w:rPr>
       </w:r>
     </w:p>
@@ -3124,7 +3449,8 @@
       </w:r>
       <w:r>
         <w:rPr>
-          <w:highlight w:val="none"/>
+          <w:sz w:val="24"/>
+          <w:szCs w:val="24"/>
         </w:rPr>
       </w:r>
     </w:p>
@@ -3257,30 +3583,6 @@
           <w:color w:val="000000"/>
           <w:sz w:val="24"/>
           <w:szCs w:val="24"/>
-          <w:highlight w:val="none"/>
-        </w:rPr>
-      </w:r>
-      <w:r>
-        <w:rPr>
-          <w:rFonts w:ascii="Times New Roman" w:hAnsi="Times New Roman" w:eastAsia="Times New Roman" w:cs="Times New Roman"/>
-          <w:color w:val="000000"/>
-          <w:sz w:val="24"/>
-          <w:highlight w:val="none"/>
-        </w:rPr>
-      </w:r>
-      <w:r>
-        <w:rPr>
-          <w:rFonts w:ascii="Times New Roman" w:hAnsi="Times New Roman" w:eastAsia="Times New Roman" w:cs="Times New Roman"/>
-          <w:color w:val="000000"/>
-          <w:sz w:val="24"/>
-          <w:highlight w:val="none"/>
-        </w:rPr>
-      </w:r>
-      <w:r>
-        <w:rPr>
-          <w:rFonts w:ascii="Times New Roman" w:hAnsi="Times New Roman" w:eastAsia="Times New Roman" w:cs="Times New Roman"/>
-          <w:color w:val="000000"/>
-          <w:sz w:val="24"/>
           <w:highlight w:val="none"/>
         </w:rPr>
       </w:r>
@@ -4652,6 +4954,15 @@
           <w:sz w:val="21"/>
         </w:rPr>
       </w:r>
+      <w:r>
+        <w:rPr>
+          <w:rFonts w:ascii="Droid Sans Mono" w:hAnsi="Droid Sans Mono" w:eastAsia="Droid Sans Mono" w:cs="Droid Sans Mono"/>
+          <w:color w:val="e6edf3"/>
+          <w:sz w:val="21"/>
+          <w:szCs w:val="21"/>
+          <w:highlight w:val="none"/>
+        </w:rPr>
+      </w:r>
     </w:p>
     <w:p>
       <w:pPr>
@@ -4858,37 +5169,13 @@
         </w:rPr>
         <w:t xml:space="preserve">NOTICE: Имя: ADAMS</w:t>
       </w:r>
-      <w:r/>
-      <w:r>
-        <w:rPr>
-          <w:rFonts w:ascii="Times New Roman" w:hAnsi="Times New Roman" w:eastAsia="Times New Roman" w:cs="Times New Roman"/>
-          <w:color w:val="000000"/>
-          <w:sz w:val="24"/>
-          <w:highlight w:val="none"/>
-        </w:rPr>
-      </w:r>
-      <w:r>
-        <w:rPr>
-          <w:rFonts w:ascii="Times New Roman" w:hAnsi="Times New Roman" w:eastAsia="Times New Roman" w:cs="Times New Roman"/>
-          <w:color w:val="000000"/>
-          <w:sz w:val="24"/>
-          <w:highlight w:val="none"/>
-        </w:rPr>
-      </w:r>
-      <w:r>
-        <w:rPr>
-          <w:rFonts w:ascii="Times New Roman" w:hAnsi="Times New Roman" w:eastAsia="Times New Roman" w:cs="Times New Roman"/>
-          <w:color w:val="000000"/>
-          <w:sz w:val="24"/>
-          <w:highlight w:val="none"/>
-        </w:rPr>
-      </w:r>
       <w:r>
         <w:rPr>
           <w:rFonts w:ascii="Droid Sans Mono" w:hAnsi="Droid Sans Mono" w:eastAsia="Droid Sans Mono" w:cs="Droid Sans Mono"/>
           <w:sz w:val="21"/>
         </w:rPr>
       </w:r>
+      <w:r/>
     </w:p>
     <w:p>
       <w:pPr>
@@ -4944,7 +5231,6 @@
         <w:ind/>
         <w:rPr/>
       </w:pPr>
-      <w:r/>
       <w:r>
         <w:separator/>
       </w:r>
@@ -4959,7 +5245,6 @@
         <w:ind/>
         <w:rPr/>
       </w:pPr>
-      <w:r/>
       <w:r>
         <w:continuationSeparator/>
       </w:r>
@@ -4979,7 +5264,6 @@
         <w:ind/>
         <w:rPr/>
       </w:pPr>
-      <w:r/>
       <w:r>
         <w:separator/>
       </w:r>
@@ -4994,7 +5278,6 @@
         <w:ind/>
         <w:rPr/>
       </w:pPr>
-      <w:r/>
       <w:r>
         <w:continuationSeparator/>
       </w:r>
@@ -5162,9 +5445,9 @@
     <w:lsdException w:name="Bibliography" w:uiPriority="37"/>
     <w:lsdException w:name="TOC Heading" w:uiPriority="39" w:qFormat="1"/>
   </w:latentStyles>
-  <w:style w:type="table" w:styleId="12">
+  <w:style w:type="table" w:styleId="701">
     <w:name w:val="Table Grid"/>
-    <w:basedOn w:val="665"/>
+    <w:basedOn w:val="887"/>
     <w:uiPriority w:val="59"/>
     <w:pPr>
       <w:pBdr/>
@@ -5361,9 +5644,9 @@
       </w:tcPr>
     </w:tblStylePr>
   </w:style>
-  <w:style w:type="table" w:styleId="13">
+  <w:style w:type="table" w:styleId="702">
     <w:name w:val="Table Grid Light"/>
-    <w:basedOn w:val="665"/>
+    <w:basedOn w:val="887"/>
     <w:uiPriority w:val="59"/>
     <w:pPr>
       <w:pBdr/>
@@ -5560,9 +5843,9 @@
       </w:tcPr>
     </w:tblStylePr>
   </w:style>
-  <w:style w:type="table" w:styleId="14">
+  <w:style w:type="table" w:styleId="703">
     <w:name w:val="Plain Table 1"/>
-    <w:basedOn w:val="665"/>
+    <w:basedOn w:val="887"/>
     <w:uiPriority w:val="59"/>
     <w:pPr>
       <w:pBdr/>
@@ -5785,9 +6068,9 @@
       </w:tcPr>
     </w:tblStylePr>
   </w:style>
-  <w:style w:type="table" w:styleId="15">
+  <w:style w:type="table" w:styleId="704">
     <w:name w:val="Plain Table 2"/>
-    <w:basedOn w:val="665"/>
+    <w:basedOn w:val="887"/>
     <w:uiPriority w:val="59"/>
     <w:pPr>
       <w:pBdr/>
@@ -6018,9 +6301,9 @@
       </w:tcPr>
     </w:tblStylePr>
   </w:style>
-  <w:style w:type="table" w:styleId="16">
+  <w:style w:type="table" w:styleId="705">
     <w:name w:val="Plain Table 3"/>
-    <w:basedOn w:val="665"/>
+    <w:basedOn w:val="887"/>
     <w:uiPriority w:val="99"/>
     <w:pPr>
       <w:pBdr/>
@@ -6248,9 +6531,9 @@
       </w:tcPr>
     </w:tblStylePr>
   </w:style>
-  <w:style w:type="table" w:styleId="17">
+  <w:style w:type="table" w:styleId="706">
     <w:name w:val="Plain Table 4"/>
-    <w:basedOn w:val="665"/>
+    <w:basedOn w:val="887"/>
     <w:uiPriority w:val="99"/>
     <w:pPr>
       <w:pBdr/>
@@ -6464,9 +6747,9 @@
       </w:tcPr>
     </w:tblStylePr>
   </w:style>
-  <w:style w:type="table" w:styleId="18">
+  <w:style w:type="table" w:styleId="707">
     <w:name w:val="Plain Table 5"/>
-    <w:basedOn w:val="665"/>
+    <w:basedOn w:val="887"/>
     <w:uiPriority w:val="99"/>
     <w:pPr>
       <w:pBdr/>
@@ -6697,9 +6980,9 @@
       </w:tcPr>
     </w:tblStylePr>
   </w:style>
-  <w:style w:type="table" w:styleId="19">
+  <w:style w:type="table" w:styleId="708">
     <w:name w:val="Grid Table 1 Light"/>
-    <w:basedOn w:val="665"/>
+    <w:basedOn w:val="887"/>
     <w:uiPriority w:val="99"/>
     <w:pPr>
       <w:pBdr/>
@@ -6920,9 +7203,9 @@
       </w:tcPr>
     </w:tblStylePr>
   </w:style>
-  <w:style w:type="table" w:styleId="20">
+  <w:style w:type="table" w:styleId="709">
     <w:name w:val="Grid Table 1 Light - Accent 1"/>
-    <w:basedOn w:val="665"/>
+    <w:basedOn w:val="887"/>
     <w:uiPriority w:val="99"/>
     <w:pPr>
       <w:pBdr/>
@@ -7143,9 +7426,9 @@
       </w:tcPr>
     </w:tblStylePr>
   </w:style>
-  <w:style w:type="table" w:styleId="21">
+  <w:style w:type="table" w:styleId="710">
     <w:name w:val="Grid Table 1 Light - Accent 2"/>
-    <w:basedOn w:val="665"/>
+    <w:basedOn w:val="887"/>
     <w:uiPriority w:val="99"/>
     <w:pPr>
       <w:pBdr/>
@@ -7366,9 +7649,9 @@
       </w:tcPr>
     </w:tblStylePr>
   </w:style>
-  <w:style w:type="table" w:styleId="22">
+  <w:style w:type="table" w:styleId="711">
     <w:name w:val="Grid Table 1 Light - Accent 3"/>
-    <w:basedOn w:val="665"/>
+    <w:basedOn w:val="887"/>
     <w:uiPriority w:val="99"/>
     <w:pPr>
       <w:pBdr/>
@@ -7589,9 +7872,9 @@
       </w:tcPr>
     </w:tblStylePr>
   </w:style>
-  <w:style w:type="table" w:styleId="23">
+  <w:style w:type="table" w:styleId="712">
     <w:name w:val="Grid Table 1 Light - Accent 4"/>
-    <w:basedOn w:val="665"/>
+    <w:basedOn w:val="887"/>
     <w:uiPriority w:val="99"/>
     <w:pPr>
       <w:pBdr/>
@@ -7812,9 +8095,9 @@
       </w:tcPr>
     </w:tblStylePr>
   </w:style>
-  <w:style w:type="table" w:styleId="24">
+  <w:style w:type="table" w:styleId="713">
     <w:name w:val="Grid Table 1 Light - Accent 5"/>
-    <w:basedOn w:val="665"/>
+    <w:basedOn w:val="887"/>
     <w:uiPriority w:val="99"/>
     <w:pPr>
       <w:pBdr/>
@@ -8035,9 +8318,9 @@
       </w:tcPr>
     </w:tblStylePr>
   </w:style>
-  <w:style w:type="table" w:styleId="25">
+  <w:style w:type="table" w:styleId="714">
     <w:name w:val="Grid Table 1 Light - Accent 6"/>
-    <w:basedOn w:val="665"/>
+    <w:basedOn w:val="887"/>
     <w:uiPriority w:val="99"/>
     <w:pPr>
       <w:pBdr/>
@@ -8258,9 +8541,9 @@
       </w:tcPr>
     </w:tblStylePr>
   </w:style>
-  <w:style w:type="table" w:styleId="26">
+  <w:style w:type="table" w:styleId="715">
     <w:name w:val="Grid Table 2"/>
-    <w:basedOn w:val="665"/>
+    <w:basedOn w:val="887"/>
     <w:uiPriority w:val="99"/>
     <w:pPr>
       <w:pBdr/>
@@ -8490,9 +8773,9 @@
       </w:tcPr>
     </w:tblStylePr>
   </w:style>
-  <w:style w:type="table" w:styleId="27">
+  <w:style w:type="table" w:styleId="716">
     <w:name w:val="Grid Table 2 - Accent 1"/>
-    <w:basedOn w:val="665"/>
+    <w:basedOn w:val="887"/>
     <w:uiPriority w:val="99"/>
     <w:pPr>
       <w:pBdr/>
@@ -8722,9 +9005,9 @@
       </w:tcPr>
     </w:tblStylePr>
   </w:style>
-  <w:style w:type="table" w:styleId="28">
+  <w:style w:type="table" w:styleId="717">
     <w:name w:val="Grid Table 2 - Accent 2"/>
-    <w:basedOn w:val="665"/>
+    <w:basedOn w:val="887"/>
     <w:uiPriority w:val="99"/>
     <w:pPr>
       <w:pBdr/>
@@ -8954,9 +9237,9 @@
       </w:tcPr>
     </w:tblStylePr>
   </w:style>
-  <w:style w:type="table" w:styleId="29">
+  <w:style w:type="table" w:styleId="718">
     <w:name w:val="Grid Table 2 - Accent 3"/>
-    <w:basedOn w:val="665"/>
+    <w:basedOn w:val="887"/>
     <w:uiPriority w:val="99"/>
     <w:pPr>
       <w:pBdr/>
@@ -9186,9 +9469,9 @@
       </w:tcPr>
     </w:tblStylePr>
   </w:style>
-  <w:style w:type="table" w:styleId="30">
+  <w:style w:type="table" w:styleId="719">
     <w:name w:val="Grid Table 2 - Accent 4"/>
-    <w:basedOn w:val="665"/>
+    <w:basedOn w:val="887"/>
     <w:uiPriority w:val="99"/>
     <w:pPr>
       <w:pBdr/>
@@ -9418,9 +9701,9 @@
       </w:tcPr>
     </w:tblStylePr>
   </w:style>
-  <w:style w:type="table" w:styleId="31">
+  <w:style w:type="table" w:styleId="720">
     <w:name w:val="Grid Table 2 - Accent 5"/>
-    <w:basedOn w:val="665"/>
+    <w:basedOn w:val="887"/>
     <w:uiPriority w:val="99"/>
     <w:pPr>
       <w:pBdr/>
@@ -9650,9 +9933,9 @@
       </w:tcPr>
     </w:tblStylePr>
   </w:style>
-  <w:style w:type="table" w:styleId="32">
+  <w:style w:type="table" w:styleId="721">
     <w:name w:val="Grid Table 2 - Accent 6"/>
-    <w:basedOn w:val="665"/>
+    <w:basedOn w:val="887"/>
     <w:uiPriority w:val="99"/>
     <w:pPr>
       <w:pBdr/>
@@ -9882,9 +10165,9 @@
       </w:tcPr>
     </w:tblStylePr>
   </w:style>
-  <w:style w:type="table" w:styleId="33">
+  <w:style w:type="table" w:styleId="722">
     <w:name w:val="Grid Table 3"/>
-    <w:basedOn w:val="665"/>
+    <w:basedOn w:val="887"/>
     <w:uiPriority w:val="99"/>
     <w:pPr>
       <w:pBdr/>
@@ -9983,29 +10266,6 @@
         <w:tblBorders/>
       </w:tblPr>
       <w:tcPr>
-        <w:shd w:color="ffffff"/>
-        <w:tcBorders>
-          <w:top w:val="none" w:color="000000" w:sz="4" w:space="0"/>
-          <w:left w:val="none" w:color="000000" w:sz="4" w:space="0"/>
-          <w:bottom w:val="none" w:color="000000" w:sz="4" w:space="0"/>
-          <w:right w:val="none" w:color="000000" w:sz="4" w:space="0"/>
-        </w:tcBorders>
-      </w:tcPr>
-    </w:tblStylePr>
-    <w:tblStylePr w:type="firstRow">
-      <w:rPr>
-        <w:b/>
-        <w:color w:val="404040"/>
-      </w:rPr>
-      <w:pPr>
-        <w:pBdr/>
-        <w:spacing/>
-        <w:ind/>
-      </w:pPr>
-      <w:tblPr>
-        <w:tblBorders/>
-      </w:tblPr>
-      <w:tcPr>
         <w:shd w:val="clear" w:color="ffffff"/>
         <w:tcBorders>
           <w:top w:val="none" w:color="000000" w:sz="4" w:space="0"/>
@@ -10015,30 +10275,7 @@
         </w:tcBorders>
       </w:tcPr>
     </w:tblStylePr>
-    <w:tblStylePr w:type="lastCol">
-      <w:rPr>
-        <w:i/>
-        <w:color w:val="404040"/>
-      </w:rPr>
-      <w:pPr>
-        <w:pBdr/>
-        <w:spacing/>
-        <w:ind/>
-      </w:pPr>
-      <w:tblPr>
-        <w:tblBorders/>
-      </w:tblPr>
-      <w:tcPr>
-        <w:shd w:color="ffffff"/>
-        <w:tcBorders>
-          <w:top w:val="none" w:color="000000" w:sz="4" w:space="0"/>
-          <w:left w:val="none" w:color="000000" w:sz="4" w:space="0"/>
-          <w:bottom w:val="none" w:color="000000" w:sz="4" w:space="0"/>
-          <w:right w:val="none" w:color="000000" w:sz="4" w:space="0"/>
-        </w:tcBorders>
-      </w:tcPr>
-    </w:tblStylePr>
-    <w:tblStylePr w:type="lastRow">
+    <w:tblStylePr w:type="firstRow">
       <w:rPr>
         <w:b/>
         <w:color w:val="404040"/>
@@ -10061,6 +10298,52 @@
         </w:tcBorders>
       </w:tcPr>
     </w:tblStylePr>
+    <w:tblStylePr w:type="lastCol">
+      <w:rPr>
+        <w:i/>
+        <w:color w:val="404040"/>
+      </w:rPr>
+      <w:pPr>
+        <w:pBdr/>
+        <w:spacing/>
+        <w:ind/>
+      </w:pPr>
+      <w:tblPr>
+        <w:tblBorders/>
+      </w:tblPr>
+      <w:tcPr>
+        <w:shd w:val="clear" w:color="ffffff"/>
+        <w:tcBorders>
+          <w:top w:val="none" w:color="000000" w:sz="4" w:space="0"/>
+          <w:left w:val="none" w:color="000000" w:sz="4" w:space="0"/>
+          <w:bottom w:val="none" w:color="000000" w:sz="4" w:space="0"/>
+          <w:right w:val="none" w:color="000000" w:sz="4" w:space="0"/>
+        </w:tcBorders>
+      </w:tcPr>
+    </w:tblStylePr>
+    <w:tblStylePr w:type="lastRow">
+      <w:rPr>
+        <w:b/>
+        <w:color w:val="404040"/>
+      </w:rPr>
+      <w:pPr>
+        <w:pBdr/>
+        <w:spacing/>
+        <w:ind/>
+      </w:pPr>
+      <w:tblPr>
+        <w:tblBorders/>
+      </w:tblPr>
+      <w:tcPr>
+        <w:shd w:val="clear" w:color="ffffff"/>
+        <w:tcBorders>
+          <w:top w:val="none" w:color="000000" w:sz="4" w:space="0"/>
+          <w:left w:val="none" w:color="000000" w:sz="4" w:space="0"/>
+          <w:bottom w:val="none" w:color="000000" w:sz="4" w:space="0"/>
+          <w:right w:val="none" w:color="000000" w:sz="4" w:space="0"/>
+        </w:tcBorders>
+      </w:tcPr>
+    </w:tblStylePr>
     <w:tblStylePr w:type="nwCell">
       <w:pPr>
         <w:pBdr/>
@@ -10127,9 +10410,9 @@
       </w:tcPr>
     </w:tblStylePr>
   </w:style>
-  <w:style w:type="table" w:styleId="34">
+  <w:style w:type="table" w:styleId="723">
     <w:name w:val="Grid Table 3 - Accent 1"/>
-    <w:basedOn w:val="665"/>
+    <w:basedOn w:val="887"/>
     <w:uiPriority w:val="99"/>
     <w:pPr>
       <w:pBdr/>
@@ -10228,29 +10511,6 @@
         <w:tblBorders/>
       </w:tblPr>
       <w:tcPr>
-        <w:shd w:color="ffffff"/>
-        <w:tcBorders>
-          <w:top w:val="none" w:color="000000" w:sz="4" w:space="0"/>
-          <w:left w:val="none" w:color="000000" w:sz="4" w:space="0"/>
-          <w:bottom w:val="none" w:color="000000" w:sz="4" w:space="0"/>
-          <w:right w:val="none" w:color="000000" w:sz="4" w:space="0"/>
-        </w:tcBorders>
-      </w:tcPr>
-    </w:tblStylePr>
-    <w:tblStylePr w:type="firstRow">
-      <w:rPr>
-        <w:b/>
-        <w:color w:val="404040"/>
-      </w:rPr>
-      <w:pPr>
-        <w:pBdr/>
-        <w:spacing/>
-        <w:ind/>
-      </w:pPr>
-      <w:tblPr>
-        <w:tblBorders/>
-      </w:tblPr>
-      <w:tcPr>
         <w:shd w:val="clear" w:color="ffffff"/>
         <w:tcBorders>
           <w:top w:val="none" w:color="000000" w:sz="4" w:space="0"/>
@@ -10260,30 +10520,7 @@
         </w:tcBorders>
       </w:tcPr>
     </w:tblStylePr>
-    <w:tblStylePr w:type="lastCol">
-      <w:rPr>
-        <w:i/>
-        <w:color w:val="404040"/>
-      </w:rPr>
-      <w:pPr>
-        <w:pBdr/>
-        <w:spacing/>
-        <w:ind/>
-      </w:pPr>
-      <w:tblPr>
-        <w:tblBorders/>
-      </w:tblPr>
-      <w:tcPr>
-        <w:shd w:color="ffffff"/>
-        <w:tcBorders>
-          <w:top w:val="none" w:color="000000" w:sz="4" w:space="0"/>
-          <w:left w:val="none" w:color="000000" w:sz="4" w:space="0"/>
-          <w:bottom w:val="none" w:color="000000" w:sz="4" w:space="0"/>
-          <w:right w:val="none" w:color="000000" w:sz="4" w:space="0"/>
-        </w:tcBorders>
-      </w:tcPr>
-    </w:tblStylePr>
-    <w:tblStylePr w:type="lastRow">
+    <w:tblStylePr w:type="firstRow">
       <w:rPr>
         <w:b/>
         <w:color w:val="404040"/>
@@ -10306,6 +10543,52 @@
         </w:tcBorders>
       </w:tcPr>
     </w:tblStylePr>
+    <w:tblStylePr w:type="lastCol">
+      <w:rPr>
+        <w:i/>
+        <w:color w:val="404040"/>
+      </w:rPr>
+      <w:pPr>
+        <w:pBdr/>
+        <w:spacing/>
+        <w:ind/>
+      </w:pPr>
+      <w:tblPr>
+        <w:tblBorders/>
+      </w:tblPr>
+      <w:tcPr>
+        <w:shd w:val="clear" w:color="ffffff"/>
+        <w:tcBorders>
+          <w:top w:val="none" w:color="000000" w:sz="4" w:space="0"/>
+          <w:left w:val="none" w:color="000000" w:sz="4" w:space="0"/>
+          <w:bottom w:val="none" w:color="000000" w:sz="4" w:space="0"/>
+          <w:right w:val="none" w:color="000000" w:sz="4" w:space="0"/>
+        </w:tcBorders>
+      </w:tcPr>
+    </w:tblStylePr>
+    <w:tblStylePr w:type="lastRow">
+      <w:rPr>
+        <w:b/>
+        <w:color w:val="404040"/>
+      </w:rPr>
+      <w:pPr>
+        <w:pBdr/>
+        <w:spacing/>
+        <w:ind/>
+      </w:pPr>
+      <w:tblPr>
+        <w:tblBorders/>
+      </w:tblPr>
+      <w:tcPr>
+        <w:shd w:val="clear" w:color="ffffff"/>
+        <w:tcBorders>
+          <w:top w:val="none" w:color="000000" w:sz="4" w:space="0"/>
+          <w:left w:val="none" w:color="000000" w:sz="4" w:space="0"/>
+          <w:bottom w:val="none" w:color="000000" w:sz="4" w:space="0"/>
+          <w:right w:val="none" w:color="000000" w:sz="4" w:space="0"/>
+        </w:tcBorders>
+      </w:tcPr>
+    </w:tblStylePr>
     <w:tblStylePr w:type="nwCell">
       <w:pPr>
         <w:pBdr/>
@@ -10372,9 +10655,9 @@
       </w:tcPr>
     </w:tblStylePr>
   </w:style>
-  <w:style w:type="table" w:styleId="35">
+  <w:style w:type="table" w:styleId="724">
     <w:name w:val="Grid Table 3 - Accent 2"/>
-    <w:basedOn w:val="665"/>
+    <w:basedOn w:val="887"/>
     <w:uiPriority w:val="99"/>
     <w:pPr>
       <w:pBdr/>
@@ -10473,29 +10756,6 @@
         <w:tblBorders/>
       </w:tblPr>
       <w:tcPr>
-        <w:shd w:color="ffffff"/>
-        <w:tcBorders>
-          <w:top w:val="none" w:color="000000" w:sz="4" w:space="0"/>
-          <w:left w:val="none" w:color="000000" w:sz="4" w:space="0"/>
-          <w:bottom w:val="none" w:color="000000" w:sz="4" w:space="0"/>
-          <w:right w:val="none" w:color="000000" w:sz="4" w:space="0"/>
-        </w:tcBorders>
-      </w:tcPr>
-    </w:tblStylePr>
-    <w:tblStylePr w:type="firstRow">
-      <w:rPr>
-        <w:b/>
-        <w:color w:val="404040"/>
-      </w:rPr>
-      <w:pPr>
-        <w:pBdr/>
-        <w:spacing/>
-        <w:ind/>
-      </w:pPr>
-      <w:tblPr>
-        <w:tblBorders/>
-      </w:tblPr>
-      <w:tcPr>
         <w:shd w:val="clear" w:color="ffffff"/>
         <w:tcBorders>
           <w:top w:val="none" w:color="000000" w:sz="4" w:space="0"/>
@@ -10505,30 +10765,7 @@
         </w:tcBorders>
       </w:tcPr>
     </w:tblStylePr>
-    <w:tblStylePr w:type="lastCol">
-      <w:rPr>
-        <w:i/>
-        <w:color w:val="404040"/>
-      </w:rPr>
-      <w:pPr>
-        <w:pBdr/>
-        <w:spacing/>
-        <w:ind/>
-      </w:pPr>
-      <w:tblPr>
-        <w:tblBorders/>
-      </w:tblPr>
-      <w:tcPr>
-        <w:shd w:color="ffffff"/>
-        <w:tcBorders>
-          <w:top w:val="none" w:color="000000" w:sz="4" w:space="0"/>
-          <w:left w:val="none" w:color="000000" w:sz="4" w:space="0"/>
-          <w:bottom w:val="none" w:color="000000" w:sz="4" w:space="0"/>
-          <w:right w:val="none" w:color="000000" w:sz="4" w:space="0"/>
-        </w:tcBorders>
-      </w:tcPr>
-    </w:tblStylePr>
-    <w:tblStylePr w:type="lastRow">
+    <w:tblStylePr w:type="firstRow">
       <w:rPr>
         <w:b/>
         <w:color w:val="404040"/>
@@ -10551,6 +10788,52 @@
         </w:tcBorders>
       </w:tcPr>
     </w:tblStylePr>
+    <w:tblStylePr w:type="lastCol">
+      <w:rPr>
+        <w:i/>
+        <w:color w:val="404040"/>
+      </w:rPr>
+      <w:pPr>
+        <w:pBdr/>
+        <w:spacing/>
+        <w:ind/>
+      </w:pPr>
+      <w:tblPr>
+        <w:tblBorders/>
+      </w:tblPr>
+      <w:tcPr>
+        <w:shd w:val="clear" w:color="ffffff"/>
+        <w:tcBorders>
+          <w:top w:val="none" w:color="000000" w:sz="4" w:space="0"/>
+          <w:left w:val="none" w:color="000000" w:sz="4" w:space="0"/>
+          <w:bottom w:val="none" w:color="000000" w:sz="4" w:space="0"/>
+          <w:right w:val="none" w:color="000000" w:sz="4" w:space="0"/>
+        </w:tcBorders>
+      </w:tcPr>
+    </w:tblStylePr>
+    <w:tblStylePr w:type="lastRow">
+      <w:rPr>
+        <w:b/>
+        <w:color w:val="404040"/>
+      </w:rPr>
+      <w:pPr>
+        <w:pBdr/>
+        <w:spacing/>
+        <w:ind/>
+      </w:pPr>
+      <w:tblPr>
+        <w:tblBorders/>
+      </w:tblPr>
+      <w:tcPr>
+        <w:shd w:val="clear" w:color="ffffff"/>
+        <w:tcBorders>
+          <w:top w:val="none" w:color="000000" w:sz="4" w:space="0"/>
+          <w:left w:val="none" w:color="000000" w:sz="4" w:space="0"/>
+          <w:bottom w:val="none" w:color="000000" w:sz="4" w:space="0"/>
+          <w:right w:val="none" w:color="000000" w:sz="4" w:space="0"/>
+        </w:tcBorders>
+      </w:tcPr>
+    </w:tblStylePr>
     <w:tblStylePr w:type="nwCell">
       <w:pPr>
         <w:pBdr/>
@@ -10617,9 +10900,9 @@
       </w:tcPr>
     </w:tblStylePr>
   </w:style>
-  <w:style w:type="table" w:styleId="36">
+  <w:style w:type="table" w:styleId="725">
     <w:name w:val="Grid Table 3 - Accent 3"/>
-    <w:basedOn w:val="665"/>
+    <w:basedOn w:val="887"/>
     <w:uiPriority w:val="99"/>
     <w:pPr>
       <w:pBdr/>
@@ -10718,29 +11001,6 @@
         <w:tblBorders/>
       </w:tblPr>
       <w:tcPr>
-        <w:shd w:color="ffffff"/>
-        <w:tcBorders>
-          <w:top w:val="none" w:color="000000" w:sz="4" w:space="0"/>
-          <w:left w:val="none" w:color="000000" w:sz="4" w:space="0"/>
-          <w:bottom w:val="none" w:color="000000" w:sz="4" w:space="0"/>
-          <w:right w:val="none" w:color="000000" w:sz="4" w:space="0"/>
-        </w:tcBorders>
-      </w:tcPr>
-    </w:tblStylePr>
-    <w:tblStylePr w:type="firstRow">
-      <w:rPr>
-        <w:b/>
-        <w:color w:val="404040"/>
-      </w:rPr>
-      <w:pPr>
-        <w:pBdr/>
-        <w:spacing/>
-        <w:ind/>
-      </w:pPr>
-      <w:tblPr>
-        <w:tblBorders/>
-      </w:tblPr>
-      <w:tcPr>
         <w:shd w:val="clear" w:color="ffffff"/>
         <w:tcBorders>
           <w:top w:val="none" w:color="000000" w:sz="4" w:space="0"/>
@@ -10750,30 +11010,7 @@
         </w:tcBorders>
       </w:tcPr>
     </w:tblStylePr>
-    <w:tblStylePr w:type="lastCol">
-      <w:rPr>
-        <w:i/>
-        <w:color w:val="404040"/>
-      </w:rPr>
-      <w:pPr>
-        <w:pBdr/>
-        <w:spacing/>
-        <w:ind/>
-      </w:pPr>
-      <w:tblPr>
-        <w:tblBorders/>
-      </w:tblPr>
-      <w:tcPr>
-        <w:shd w:color="ffffff"/>
-        <w:tcBorders>
-          <w:top w:val="none" w:color="000000" w:sz="4" w:space="0"/>
-          <w:left w:val="none" w:color="000000" w:sz="4" w:space="0"/>
-          <w:bottom w:val="none" w:color="000000" w:sz="4" w:space="0"/>
-          <w:right w:val="none" w:color="000000" w:sz="4" w:space="0"/>
-        </w:tcBorders>
-      </w:tcPr>
-    </w:tblStylePr>
-    <w:tblStylePr w:type="lastRow">
+    <w:tblStylePr w:type="firstRow">
       <w:rPr>
         <w:b/>
         <w:color w:val="404040"/>
@@ -10796,6 +11033,52 @@
         </w:tcBorders>
       </w:tcPr>
     </w:tblStylePr>
+    <w:tblStylePr w:type="lastCol">
+      <w:rPr>
+        <w:i/>
+        <w:color w:val="404040"/>
+      </w:rPr>
+      <w:pPr>
+        <w:pBdr/>
+        <w:spacing/>
+        <w:ind/>
+      </w:pPr>
+      <w:tblPr>
+        <w:tblBorders/>
+      </w:tblPr>
+      <w:tcPr>
+        <w:shd w:val="clear" w:color="ffffff"/>
+        <w:tcBorders>
+          <w:top w:val="none" w:color="000000" w:sz="4" w:space="0"/>
+          <w:left w:val="none" w:color="000000" w:sz="4" w:space="0"/>
+          <w:bottom w:val="none" w:color="000000" w:sz="4" w:space="0"/>
+          <w:right w:val="none" w:color="000000" w:sz="4" w:space="0"/>
+        </w:tcBorders>
+      </w:tcPr>
+    </w:tblStylePr>
+    <w:tblStylePr w:type="lastRow">
+      <w:rPr>
+        <w:b/>
+        <w:color w:val="404040"/>
+      </w:rPr>
+      <w:pPr>
+        <w:pBdr/>
+        <w:spacing/>
+        <w:ind/>
+      </w:pPr>
+      <w:tblPr>
+        <w:tblBorders/>
+      </w:tblPr>
+      <w:tcPr>
+        <w:shd w:val="clear" w:color="ffffff"/>
+        <w:tcBorders>
+          <w:top w:val="none" w:color="000000" w:sz="4" w:space="0"/>
+          <w:left w:val="none" w:color="000000" w:sz="4" w:space="0"/>
+          <w:bottom w:val="none" w:color="000000" w:sz="4" w:space="0"/>
+          <w:right w:val="none" w:color="000000" w:sz="4" w:space="0"/>
+        </w:tcBorders>
+      </w:tcPr>
+    </w:tblStylePr>
     <w:tblStylePr w:type="nwCell">
       <w:pPr>
         <w:pBdr/>
@@ -10862,9 +11145,9 @@
       </w:tcPr>
     </w:tblStylePr>
   </w:style>
-  <w:style w:type="table" w:styleId="37">
+  <w:style w:type="table" w:styleId="726">
     <w:name w:val="Grid Table 3 - Accent 4"/>
-    <w:basedOn w:val="665"/>
+    <w:basedOn w:val="887"/>
     <w:uiPriority w:val="99"/>
     <w:pPr>
       <w:pBdr/>
@@ -10963,29 +11246,6 @@
         <w:tblBorders/>
       </w:tblPr>
       <w:tcPr>
-        <w:shd w:color="ffffff"/>
-        <w:tcBorders>
-          <w:top w:val="none" w:color="000000" w:sz="4" w:space="0"/>
-          <w:left w:val="none" w:color="000000" w:sz="4" w:space="0"/>
-          <w:bottom w:val="none" w:color="000000" w:sz="4" w:space="0"/>
-          <w:right w:val="none" w:color="000000" w:sz="4" w:space="0"/>
-        </w:tcBorders>
-      </w:tcPr>
-    </w:tblStylePr>
-    <w:tblStylePr w:type="firstRow">
-      <w:rPr>
-        <w:b/>
-        <w:color w:val="404040"/>
-      </w:rPr>
-      <w:pPr>
-        <w:pBdr/>
-        <w:spacing/>
-        <w:ind/>
-      </w:pPr>
-      <w:tblPr>
-        <w:tblBorders/>
-      </w:tblPr>
-      <w:tcPr>
         <w:shd w:val="clear" w:color="ffffff"/>
         <w:tcBorders>
           <w:top w:val="none" w:color="000000" w:sz="4" w:space="0"/>
@@ -10995,30 +11255,7 @@
         </w:tcBorders>
       </w:tcPr>
     </w:tblStylePr>
-    <w:tblStylePr w:type="lastCol">
-      <w:rPr>
-        <w:i/>
-        <w:color w:val="404040"/>
-      </w:rPr>
-      <w:pPr>
-        <w:pBdr/>
-        <w:spacing/>
-        <w:ind/>
-      </w:pPr>
-      <w:tblPr>
-        <w:tblBorders/>
-      </w:tblPr>
-      <w:tcPr>
-        <w:shd w:color="ffffff"/>
-        <w:tcBorders>
-          <w:top w:val="none" w:color="000000" w:sz="4" w:space="0"/>
-          <w:left w:val="none" w:color="000000" w:sz="4" w:space="0"/>
-          <w:bottom w:val="none" w:color="000000" w:sz="4" w:space="0"/>
-          <w:right w:val="none" w:color="000000" w:sz="4" w:space="0"/>
-        </w:tcBorders>
-      </w:tcPr>
-    </w:tblStylePr>
-    <w:tblStylePr w:type="lastRow">
+    <w:tblStylePr w:type="firstRow">
       <w:rPr>
         <w:b/>
         <w:color w:val="404040"/>
@@ -11041,6 +11278,52 @@
         </w:tcBorders>
       </w:tcPr>
     </w:tblStylePr>
+    <w:tblStylePr w:type="lastCol">
+      <w:rPr>
+        <w:i/>
+        <w:color w:val="404040"/>
+      </w:rPr>
+      <w:pPr>
+        <w:pBdr/>
+        <w:spacing/>
+        <w:ind/>
+      </w:pPr>
+      <w:tblPr>
+        <w:tblBorders/>
+      </w:tblPr>
+      <w:tcPr>
+        <w:shd w:val="clear" w:color="ffffff"/>
+        <w:tcBorders>
+          <w:top w:val="none" w:color="000000" w:sz="4" w:space="0"/>
+          <w:left w:val="none" w:color="000000" w:sz="4" w:space="0"/>
+          <w:bottom w:val="none" w:color="000000" w:sz="4" w:space="0"/>
+          <w:right w:val="none" w:color="000000" w:sz="4" w:space="0"/>
+        </w:tcBorders>
+      </w:tcPr>
+    </w:tblStylePr>
+    <w:tblStylePr w:type="lastRow">
+      <w:rPr>
+        <w:b/>
+        <w:color w:val="404040"/>
+      </w:rPr>
+      <w:pPr>
+        <w:pBdr/>
+        <w:spacing/>
+        <w:ind/>
+      </w:pPr>
+      <w:tblPr>
+        <w:tblBorders/>
+      </w:tblPr>
+      <w:tcPr>
+        <w:shd w:val="clear" w:color="ffffff"/>
+        <w:tcBorders>
+          <w:top w:val="none" w:color="000000" w:sz="4" w:space="0"/>
+          <w:left w:val="none" w:color="000000" w:sz="4" w:space="0"/>
+          <w:bottom w:val="none" w:color="000000" w:sz="4" w:space="0"/>
+          <w:right w:val="none" w:color="000000" w:sz="4" w:space="0"/>
+        </w:tcBorders>
+      </w:tcPr>
+    </w:tblStylePr>
     <w:tblStylePr w:type="nwCell">
       <w:pPr>
         <w:pBdr/>
@@ -11107,9 +11390,9 @@
       </w:tcPr>
     </w:tblStylePr>
   </w:style>
-  <w:style w:type="table" w:styleId="38">
+  <w:style w:type="table" w:styleId="727">
     <w:name w:val="Grid Table 3 - Accent 5"/>
-    <w:basedOn w:val="665"/>
+    <w:basedOn w:val="887"/>
     <w:uiPriority w:val="99"/>
     <w:pPr>
       <w:pBdr/>
@@ -11208,29 +11491,6 @@
         <w:tblBorders/>
       </w:tblPr>
       <w:tcPr>
-        <w:shd w:color="ffffff"/>
-        <w:tcBorders>
-          <w:top w:val="none" w:color="000000" w:sz="4" w:space="0"/>
-          <w:left w:val="none" w:color="000000" w:sz="4" w:space="0"/>
-          <w:bottom w:val="none" w:color="000000" w:sz="4" w:space="0"/>
-          <w:right w:val="none" w:color="000000" w:sz="4" w:space="0"/>
-        </w:tcBorders>
-      </w:tcPr>
-    </w:tblStylePr>
-    <w:tblStylePr w:type="firstRow">
-      <w:rPr>
-        <w:b/>
-        <w:color w:val="404040"/>
-      </w:rPr>
-      <w:pPr>
-        <w:pBdr/>
-        <w:spacing/>
-        <w:ind/>
-      </w:pPr>
-      <w:tblPr>
-        <w:tblBorders/>
-      </w:tblPr>
-      <w:tcPr>
         <w:shd w:val="clear" w:color="ffffff"/>
         <w:tcBorders>
           <w:top w:val="none" w:color="000000" w:sz="4" w:space="0"/>
@@ -11240,30 +11500,7 @@
         </w:tcBorders>
       </w:tcPr>
     </w:tblStylePr>
-    <w:tblStylePr w:type="lastCol">
-      <w:rPr>
-        <w:i/>
-        <w:color w:val="404040"/>
-      </w:rPr>
-      <w:pPr>
-        <w:pBdr/>
-        <w:spacing/>
-        <w:ind/>
-      </w:pPr>
-      <w:tblPr>
-        <w:tblBorders/>
-      </w:tblPr>
-      <w:tcPr>
-        <w:shd w:color="ffffff"/>
-        <w:tcBorders>
-          <w:top w:val="none" w:color="000000" w:sz="4" w:space="0"/>
-          <w:left w:val="none" w:color="000000" w:sz="4" w:space="0"/>
-          <w:bottom w:val="none" w:color="000000" w:sz="4" w:space="0"/>
-          <w:right w:val="none" w:color="000000" w:sz="4" w:space="0"/>
-        </w:tcBorders>
-      </w:tcPr>
-    </w:tblStylePr>
-    <w:tblStylePr w:type="lastRow">
+    <w:tblStylePr w:type="firstRow">
       <w:rPr>
         <w:b/>
         <w:color w:val="404040"/>
@@ -11286,6 +11523,52 @@
         </w:tcBorders>
       </w:tcPr>
     </w:tblStylePr>
+    <w:tblStylePr w:type="lastCol">
+      <w:rPr>
+        <w:i/>
+        <w:color w:val="404040"/>
+      </w:rPr>
+      <w:pPr>
+        <w:pBdr/>
+        <w:spacing/>
+        <w:ind/>
+      </w:pPr>
+      <w:tblPr>
+        <w:tblBorders/>
+      </w:tblPr>
+      <w:tcPr>
+        <w:shd w:val="clear" w:color="ffffff"/>
+        <w:tcBorders>
+          <w:top w:val="none" w:color="000000" w:sz="4" w:space="0"/>
+          <w:left w:val="none" w:color="000000" w:sz="4" w:space="0"/>
+          <w:bottom w:val="none" w:color="000000" w:sz="4" w:space="0"/>
+          <w:right w:val="none" w:color="000000" w:sz="4" w:space="0"/>
+        </w:tcBorders>
+      </w:tcPr>
+    </w:tblStylePr>
+    <w:tblStylePr w:type="lastRow">
+      <w:rPr>
+        <w:b/>
+        <w:color w:val="404040"/>
+      </w:rPr>
+      <w:pPr>
+        <w:pBdr/>
+        <w:spacing/>
+        <w:ind/>
+      </w:pPr>
+      <w:tblPr>
+        <w:tblBorders/>
+      </w:tblPr>
+      <w:tcPr>
+        <w:shd w:val="clear" w:color="ffffff"/>
+        <w:tcBorders>
+          <w:top w:val="none" w:color="000000" w:sz="4" w:space="0"/>
+          <w:left w:val="none" w:color="000000" w:sz="4" w:space="0"/>
+          <w:bottom w:val="none" w:color="000000" w:sz="4" w:space="0"/>
+          <w:right w:val="none" w:color="000000" w:sz="4" w:space="0"/>
+        </w:tcBorders>
+      </w:tcPr>
+    </w:tblStylePr>
     <w:tblStylePr w:type="nwCell">
       <w:pPr>
         <w:pBdr/>
@@ -11352,9 +11635,9 @@
       </w:tcPr>
     </w:tblStylePr>
   </w:style>
-  <w:style w:type="table" w:styleId="39">
+  <w:style w:type="table" w:styleId="728">
     <w:name w:val="Grid Table 3 - Accent 6"/>
-    <w:basedOn w:val="665"/>
+    <w:basedOn w:val="887"/>
     <w:uiPriority w:val="99"/>
     <w:pPr>
       <w:pBdr/>
@@ -11453,29 +11736,6 @@
         <w:tblBorders/>
       </w:tblPr>
       <w:tcPr>
-        <w:shd w:color="ffffff"/>
-        <w:tcBorders>
-          <w:top w:val="none" w:color="000000" w:sz="4" w:space="0"/>
-          <w:left w:val="none" w:color="000000" w:sz="4" w:space="0"/>
-          <w:bottom w:val="none" w:color="000000" w:sz="4" w:space="0"/>
-          <w:right w:val="none" w:color="000000" w:sz="4" w:space="0"/>
-        </w:tcBorders>
-      </w:tcPr>
-    </w:tblStylePr>
-    <w:tblStylePr w:type="firstRow">
-      <w:rPr>
-        <w:b/>
-        <w:color w:val="404040"/>
-      </w:rPr>
-      <w:pPr>
-        <w:pBdr/>
-        <w:spacing/>
-        <w:ind/>
-      </w:pPr>
-      <w:tblPr>
-        <w:tblBorders/>
-      </w:tblPr>
-      <w:tcPr>
         <w:shd w:val="clear" w:color="ffffff"/>
         <w:tcBorders>
           <w:top w:val="none" w:color="000000" w:sz="4" w:space="0"/>
@@ -11485,30 +11745,7 @@
         </w:tcBorders>
       </w:tcPr>
     </w:tblStylePr>
-    <w:tblStylePr w:type="lastCol">
-      <w:rPr>
-        <w:i/>
-        <w:color w:val="404040"/>
-      </w:rPr>
-      <w:pPr>
-        <w:pBdr/>
-        <w:spacing/>
-        <w:ind/>
-      </w:pPr>
-      <w:tblPr>
-        <w:tblBorders/>
-      </w:tblPr>
-      <w:tcPr>
-        <w:shd w:color="ffffff"/>
-        <w:tcBorders>
-          <w:top w:val="none" w:color="000000" w:sz="4" w:space="0"/>
-          <w:left w:val="none" w:color="000000" w:sz="4" w:space="0"/>
-          <w:bottom w:val="none" w:color="000000" w:sz="4" w:space="0"/>
-          <w:right w:val="none" w:color="000000" w:sz="4" w:space="0"/>
-        </w:tcBorders>
-      </w:tcPr>
-    </w:tblStylePr>
-    <w:tblStylePr w:type="lastRow">
+    <w:tblStylePr w:type="firstRow">
       <w:rPr>
         <w:b/>
         <w:color w:val="404040"/>
@@ -11531,6 +11768,52 @@
         </w:tcBorders>
       </w:tcPr>
     </w:tblStylePr>
+    <w:tblStylePr w:type="lastCol">
+      <w:rPr>
+        <w:i/>
+        <w:color w:val="404040"/>
+      </w:rPr>
+      <w:pPr>
+        <w:pBdr/>
+        <w:spacing/>
+        <w:ind/>
+      </w:pPr>
+      <w:tblPr>
+        <w:tblBorders/>
+      </w:tblPr>
+      <w:tcPr>
+        <w:shd w:val="clear" w:color="ffffff"/>
+        <w:tcBorders>
+          <w:top w:val="none" w:color="000000" w:sz="4" w:space="0"/>
+          <w:left w:val="none" w:color="000000" w:sz="4" w:space="0"/>
+          <w:bottom w:val="none" w:color="000000" w:sz="4" w:space="0"/>
+          <w:right w:val="none" w:color="000000" w:sz="4" w:space="0"/>
+        </w:tcBorders>
+      </w:tcPr>
+    </w:tblStylePr>
+    <w:tblStylePr w:type="lastRow">
+      <w:rPr>
+        <w:b/>
+        <w:color w:val="404040"/>
+      </w:rPr>
+      <w:pPr>
+        <w:pBdr/>
+        <w:spacing/>
+        <w:ind/>
+      </w:pPr>
+      <w:tblPr>
+        <w:tblBorders/>
+      </w:tblPr>
+      <w:tcPr>
+        <w:shd w:val="clear" w:color="ffffff"/>
+        <w:tcBorders>
+          <w:top w:val="none" w:color="000000" w:sz="4" w:space="0"/>
+          <w:left w:val="none" w:color="000000" w:sz="4" w:space="0"/>
+          <w:bottom w:val="none" w:color="000000" w:sz="4" w:space="0"/>
+          <w:right w:val="none" w:color="000000" w:sz="4" w:space="0"/>
+        </w:tcBorders>
+      </w:tcPr>
+    </w:tblStylePr>
     <w:tblStylePr w:type="nwCell">
       <w:pPr>
         <w:pBdr/>
@@ -11597,9 +11880,9 @@
       </w:tcPr>
     </w:tblStylePr>
   </w:style>
-  <w:style w:type="table" w:styleId="40">
+  <w:style w:type="table" w:styleId="729">
     <w:name w:val="Grid Table 4"/>
-    <w:basedOn w:val="665"/>
+    <w:basedOn w:val="887"/>
     <w:uiPriority w:val="59"/>
     <w:pPr>
       <w:pBdr/>
@@ -11830,9 +12113,9 @@
       </w:tcPr>
     </w:tblStylePr>
   </w:style>
-  <w:style w:type="table" w:styleId="41">
+  <w:style w:type="table" w:styleId="730">
     <w:name w:val="Grid Table 4 - Accent 1"/>
-    <w:basedOn w:val="665"/>
+    <w:basedOn w:val="887"/>
     <w:uiPriority w:val="59"/>
     <w:pPr>
       <w:pBdr/>
@@ -12063,9 +12346,9 @@
       </w:tcPr>
     </w:tblStylePr>
   </w:style>
-  <w:style w:type="table" w:styleId="42">
+  <w:style w:type="table" w:styleId="731">
     <w:name w:val="Grid Table 4 - Accent 2"/>
-    <w:basedOn w:val="665"/>
+    <w:basedOn w:val="887"/>
     <w:uiPriority w:val="59"/>
     <w:pPr>
       <w:pBdr/>
@@ -12296,9 +12579,9 @@
       </w:tcPr>
     </w:tblStylePr>
   </w:style>
-  <w:style w:type="table" w:styleId="43">
+  <w:style w:type="table" w:styleId="732">
     <w:name w:val="Grid Table 4 - Accent 3"/>
-    <w:basedOn w:val="665"/>
+    <w:basedOn w:val="887"/>
     <w:uiPriority w:val="59"/>
     <w:pPr>
       <w:pBdr/>
@@ -12529,9 +12812,9 @@
       </w:tcPr>
     </w:tblStylePr>
   </w:style>
-  <w:style w:type="table" w:styleId="44">
+  <w:style w:type="table" w:styleId="733">
     <w:name w:val="Grid Table 4 - Accent 4"/>
-    <w:basedOn w:val="665"/>
+    <w:basedOn w:val="887"/>
     <w:uiPriority w:val="59"/>
     <w:pPr>
       <w:pBdr/>
@@ -12762,9 +13045,9 @@
       </w:tcPr>
     </w:tblStylePr>
   </w:style>
-  <w:style w:type="table" w:styleId="45">
+  <w:style w:type="table" w:styleId="734">
     <w:name w:val="Grid Table 4 - Accent 5"/>
-    <w:basedOn w:val="665"/>
+    <w:basedOn w:val="887"/>
     <w:uiPriority w:val="59"/>
     <w:pPr>
       <w:pBdr/>
@@ -12995,9 +13278,9 @@
       </w:tcPr>
     </w:tblStylePr>
   </w:style>
-  <w:style w:type="table" w:styleId="46">
+  <w:style w:type="table" w:styleId="735">
     <w:name w:val="Grid Table 4 - Accent 6"/>
-    <w:basedOn w:val="665"/>
+    <w:basedOn w:val="887"/>
     <w:uiPriority w:val="59"/>
     <w:pPr>
       <w:pBdr/>
@@ -13228,9 +13511,9 @@
       </w:tcPr>
     </w:tblStylePr>
   </w:style>
-  <w:style w:type="table" w:styleId="47">
+  <w:style w:type="table" w:styleId="736">
     <w:name w:val="Grid Table 5 Dark"/>
-    <w:basedOn w:val="665"/>
+    <w:basedOn w:val="887"/>
     <w:uiPriority w:val="99"/>
     <w:pPr>
       <w:pBdr/>
@@ -13456,9 +13739,9 @@
       </w:tcPr>
     </w:tblStylePr>
   </w:style>
-  <w:style w:type="table" w:styleId="48">
+  <w:style w:type="table" w:styleId="737">
     <w:name w:val="Grid Table 5 Dark- Accent 1"/>
-    <w:basedOn w:val="665"/>
+    <w:basedOn w:val="887"/>
     <w:uiPriority w:val="99"/>
     <w:pPr>
       <w:pBdr/>
@@ -13684,9 +13967,9 @@
       </w:tcPr>
     </w:tblStylePr>
   </w:style>
-  <w:style w:type="table" w:styleId="49">
+  <w:style w:type="table" w:styleId="738">
     <w:name w:val="Grid Table 5 Dark - Accent 2"/>
-    <w:basedOn w:val="665"/>
+    <w:basedOn w:val="887"/>
     <w:uiPriority w:val="99"/>
     <w:pPr>
       <w:pBdr/>
@@ -13912,9 +14195,9 @@
       </w:tcPr>
     </w:tblStylePr>
   </w:style>
-  <w:style w:type="table" w:styleId="50">
+  <w:style w:type="table" w:styleId="739">
     <w:name w:val="Grid Table 5 Dark - Accent 3"/>
-    <w:basedOn w:val="665"/>
+    <w:basedOn w:val="887"/>
     <w:uiPriority w:val="99"/>
     <w:pPr>
       <w:pBdr/>
@@ -14140,9 +14423,9 @@
       </w:tcPr>
     </w:tblStylePr>
   </w:style>
-  <w:style w:type="table" w:styleId="51">
+  <w:style w:type="table" w:styleId="740">
     <w:name w:val="Grid Table 5 Dark- Accent 4"/>
-    <w:basedOn w:val="665"/>
+    <w:basedOn w:val="887"/>
     <w:uiPriority w:val="99"/>
     <w:pPr>
       <w:pBdr/>
@@ -14368,9 +14651,9 @@
       </w:tcPr>
     </w:tblStylePr>
   </w:style>
-  <w:style w:type="table" w:styleId="52">
+  <w:style w:type="table" w:styleId="741">
     <w:name w:val="Grid Table 5 Dark - Accent 5"/>
-    <w:basedOn w:val="665"/>
+    <w:basedOn w:val="887"/>
     <w:uiPriority w:val="99"/>
     <w:pPr>
       <w:pBdr/>
@@ -14596,9 +14879,9 @@
       </w:tcPr>
     </w:tblStylePr>
   </w:style>
-  <w:style w:type="table" w:styleId="53">
+  <w:style w:type="table" w:styleId="742">
     <w:name w:val="Grid Table 5 Dark - Accent 6"/>
-    <w:basedOn w:val="665"/>
+    <w:basedOn w:val="887"/>
     <w:uiPriority w:val="99"/>
     <w:pPr>
       <w:pBdr/>
@@ -14824,9 +15107,9 @@
       </w:tcPr>
     </w:tblStylePr>
   </w:style>
-  <w:style w:type="table" w:styleId="54">
+  <w:style w:type="table" w:styleId="743">
     <w:name w:val="Grid Table 6 Colorful"/>
-    <w:basedOn w:val="665"/>
+    <w:basedOn w:val="887"/>
     <w:uiPriority w:val="99"/>
     <w:pPr>
       <w:pBdr/>
@@ -15054,9 +15337,9 @@
       </w:tcPr>
     </w:tblStylePr>
   </w:style>
-  <w:style w:type="table" w:styleId="55">
+  <w:style w:type="table" w:styleId="744">
     <w:name w:val="Grid Table 6 Colorful - Accent 1"/>
-    <w:basedOn w:val="665"/>
+    <w:basedOn w:val="887"/>
     <w:uiPriority w:val="99"/>
     <w:pPr>
       <w:pBdr/>
@@ -15284,9 +15567,9 @@
       </w:tcPr>
     </w:tblStylePr>
   </w:style>
-  <w:style w:type="table" w:styleId="56">
+  <w:style w:type="table" w:styleId="745">
     <w:name w:val="Grid Table 6 Colorful - Accent 2"/>
-    <w:basedOn w:val="665"/>
+    <w:basedOn w:val="887"/>
     <w:uiPriority w:val="99"/>
     <w:pPr>
       <w:pBdr/>
@@ -15514,9 +15797,9 @@
       </w:tcPr>
     </w:tblStylePr>
   </w:style>
-  <w:style w:type="table" w:styleId="57">
+  <w:style w:type="table" w:styleId="746">
     <w:name w:val="Grid Table 6 Colorful - Accent 3"/>
-    <w:basedOn w:val="665"/>
+    <w:basedOn w:val="887"/>
     <w:uiPriority w:val="99"/>
     <w:pPr>
       <w:pBdr/>
@@ -15744,9 +16027,9 @@
       </w:tcPr>
     </w:tblStylePr>
   </w:style>
-  <w:style w:type="table" w:styleId="58">
+  <w:style w:type="table" w:styleId="747">
     <w:name w:val="Grid Table 6 Colorful - Accent 4"/>
-    <w:basedOn w:val="665"/>
+    <w:basedOn w:val="887"/>
     <w:uiPriority w:val="99"/>
     <w:pPr>
       <w:pBdr/>
@@ -15974,9 +16257,9 @@
       </w:tcPr>
     </w:tblStylePr>
   </w:style>
-  <w:style w:type="table" w:styleId="59">
+  <w:style w:type="table" w:styleId="748">
     <w:name w:val="Grid Table 6 Colorful - Accent 5"/>
-    <w:basedOn w:val="665"/>
+    <w:basedOn w:val="887"/>
     <w:uiPriority w:val="99"/>
     <w:pPr>
       <w:pBdr/>
@@ -16204,9 +16487,9 @@
       </w:tcPr>
     </w:tblStylePr>
   </w:style>
-  <w:style w:type="table" w:styleId="60">
+  <w:style w:type="table" w:styleId="749">
     <w:name w:val="Grid Table 6 Colorful - Accent 6"/>
-    <w:basedOn w:val="665"/>
+    <w:basedOn w:val="887"/>
     <w:uiPriority w:val="99"/>
     <w:pPr>
       <w:pBdr/>
@@ -16434,9 +16717,9 @@
       </w:tcPr>
     </w:tblStylePr>
   </w:style>
-  <w:style w:type="table" w:styleId="61">
+  <w:style w:type="table" w:styleId="750">
     <w:name w:val="Grid Table 7 Colorful"/>
-    <w:basedOn w:val="665"/>
+    <w:basedOn w:val="887"/>
     <w:uiPriority w:val="99"/>
     <w:pPr>
       <w:pBdr/>
@@ -16538,11 +16821,11 @@
         <w:tblBorders/>
       </w:tblPr>
       <w:tcPr>
-        <w:shd w:color="ffffff"/>
+        <w:shd w:val="clear" w:color="ffffff"/>
         <w:tcBorders>
-          <w:top w:val="none"/>
-          <w:left w:val="none"/>
-          <w:bottom w:val="none"/>
+          <w:top w:val="none" w:color="000000" w:sz="4" w:space="0"/>
+          <w:left w:val="none" w:color="000000" w:sz="4" w:space="0"/>
+          <w:bottom w:val="none" w:color="000000" w:sz="4" w:space="0"/>
           <w:right w:val="single" w:color="000000" w:themeColor="text1" w:themeTint="80" w:sz="4" w:space="0"/>
         </w:tcBorders>
       </w:tcPr>
@@ -16565,10 +16848,10 @@
       <w:tcPr>
         <w:shd w:val="clear" w:color="ffffff" w:themeColor="light1" w:fill="ffffff" w:themeFill="light1"/>
         <w:tcBorders>
-          <w:top w:val="none"/>
-          <w:left w:val="none"/>
+          <w:top w:val="none" w:color="000000" w:sz="4" w:space="0"/>
+          <w:left w:val="none" w:color="000000" w:sz="4" w:space="0"/>
           <w:bottom w:val="single" w:color="000000" w:themeColor="text1" w:themeTint="80" w:sz="4" w:space="0"/>
-          <w:right w:val="none"/>
+          <w:right w:val="none" w:color="000000" w:sz="4" w:space="0"/>
         </w:tcBorders>
       </w:tcPr>
     </w:tblStylePr>
@@ -16588,12 +16871,12 @@
         <w:tblBorders/>
       </w:tblPr>
       <w:tcPr>
-        <w:shd w:color="ffffff"/>
+        <w:shd w:val="clear" w:color="ffffff"/>
         <w:tcBorders>
-          <w:top w:val="none"/>
+          <w:top w:val="none" w:color="000000" w:sz="4" w:space="0"/>
           <w:left w:val="single" w:color="000000" w:themeColor="text1" w:themeTint="80" w:sz="4" w:space="0"/>
-          <w:bottom w:val="none"/>
-          <w:right w:val="none"/>
+          <w:bottom w:val="none" w:color="000000" w:sz="4" w:space="0"/>
+          <w:right w:val="none" w:color="000000" w:sz="4" w:space="0"/>
         </w:tcBorders>
       </w:tcPr>
     </w:tblStylePr>
@@ -16616,9 +16899,9 @@
         <w:shd w:val="clear" w:color="ffffff" w:themeColor="light1" w:fill="ffffff" w:themeFill="light1"/>
         <w:tcBorders>
           <w:top w:val="single" w:color="000000" w:themeColor="text1" w:themeTint="80" w:sz="4" w:space="0"/>
-          <w:left w:val="none"/>
-          <w:bottom w:val="none"/>
-          <w:right w:val="none"/>
+          <w:left w:val="none" w:color="000000" w:sz="4" w:space="0"/>
+          <w:bottom w:val="none" w:color="000000" w:sz="4" w:space="0"/>
+          <w:right w:val="none" w:color="000000" w:sz="4" w:space="0"/>
         </w:tcBorders>
       </w:tcPr>
     </w:tblStylePr>
@@ -16688,9 +16971,9 @@
       </w:tcPr>
     </w:tblStylePr>
   </w:style>
-  <w:style w:type="table" w:styleId="62">
+  <w:style w:type="table" w:styleId="751">
     <w:name w:val="Grid Table 7 Colorful - Accent 1"/>
-    <w:basedOn w:val="665"/>
+    <w:basedOn w:val="887"/>
     <w:uiPriority w:val="99"/>
     <w:pPr>
       <w:pBdr/>
@@ -16792,11 +17075,11 @@
         <w:tblBorders/>
       </w:tblPr>
       <w:tcPr>
-        <w:shd w:color="ffffff"/>
+        <w:shd w:val="clear" w:color="ffffff"/>
         <w:tcBorders>
-          <w:top w:val="none"/>
-          <w:left w:val="none"/>
-          <w:bottom w:val="none"/>
+          <w:top w:val="none" w:color="000000" w:sz="4" w:space="0"/>
+          <w:left w:val="none" w:color="000000" w:sz="4" w:space="0"/>
+          <w:bottom w:val="none" w:color="000000" w:sz="4" w:space="0"/>
           <w:right w:val="single" w:color="000000" w:themeColor="accent1" w:themeTint="80" w:sz="4" w:space="0"/>
         </w:tcBorders>
       </w:tcPr>
@@ -16819,10 +17102,10 @@
       <w:tcPr>
         <w:shd w:val="clear" w:color="ffffff" w:themeColor="light1" w:fill="ffffff" w:themeFill="light1"/>
         <w:tcBorders>
-          <w:top w:val="none"/>
-          <w:left w:val="none"/>
+          <w:top w:val="none" w:color="000000" w:sz="4" w:space="0"/>
+          <w:left w:val="none" w:color="000000" w:sz="4" w:space="0"/>
           <w:bottom w:val="single" w:color="000000" w:themeColor="accent1" w:themeTint="80" w:sz="4" w:space="0"/>
-          <w:right w:val="none"/>
+          <w:right w:val="none" w:color="000000" w:sz="4" w:space="0"/>
         </w:tcBorders>
       </w:tcPr>
     </w:tblStylePr>
@@ -16842,12 +17125,12 @@
         <w:tblBorders/>
       </w:tblPr>
       <w:tcPr>
-        <w:shd w:color="ffffff"/>
+        <w:shd w:val="clear" w:color="ffffff"/>
         <w:tcBorders>
-          <w:top w:val="none"/>
+          <w:top w:val="none" w:color="000000" w:sz="4" w:space="0"/>
           <w:left w:val="single" w:color="000000" w:themeColor="accent1" w:themeTint="80" w:sz="4" w:space="0"/>
-          <w:bottom w:val="none"/>
-          <w:right w:val="none"/>
+          <w:bottom w:val="none" w:color="000000" w:sz="4" w:space="0"/>
+          <w:right w:val="none" w:color="000000" w:sz="4" w:space="0"/>
         </w:tcBorders>
       </w:tcPr>
     </w:tblStylePr>
@@ -16870,9 +17153,9 @@
         <w:shd w:val="clear" w:color="ffffff" w:themeColor="light1" w:fill="ffffff" w:themeFill="light1"/>
         <w:tcBorders>
           <w:top w:val="single" w:color="000000" w:themeColor="accent1" w:themeTint="80" w:sz="4" w:space="0"/>
-          <w:left w:val="none"/>
-          <w:bottom w:val="none"/>
-          <w:right w:val="none"/>
+          <w:left w:val="none" w:color="000000" w:sz="4" w:space="0"/>
+          <w:bottom w:val="none" w:color="000000" w:sz="4" w:space="0"/>
+          <w:right w:val="none" w:color="000000" w:sz="4" w:space="0"/>
         </w:tcBorders>
       </w:tcPr>
     </w:tblStylePr>
@@ -16942,9 +17225,9 @@
       </w:tcPr>
     </w:tblStylePr>
   </w:style>
-  <w:style w:type="table" w:styleId="63">
+  <w:style w:type="table" w:styleId="752">
     <w:name w:val="Grid Table 7 Colorful - Accent 2"/>
-    <w:basedOn w:val="665"/>
+    <w:basedOn w:val="887"/>
     <w:uiPriority w:val="99"/>
     <w:pPr>
       <w:pBdr/>
@@ -17046,11 +17329,11 @@
         <w:tblBorders/>
       </w:tblPr>
       <w:tcPr>
-        <w:shd w:color="ffffff"/>
+        <w:shd w:val="clear" w:color="ffffff"/>
         <w:tcBorders>
-          <w:top w:val="none"/>
-          <w:left w:val="none"/>
-          <w:bottom w:val="none"/>
+          <w:top w:val="none" w:color="000000" w:sz="4" w:space="0"/>
+          <w:left w:val="none" w:color="000000" w:sz="4" w:space="0"/>
+          <w:bottom w:val="none" w:color="000000" w:sz="4" w:space="0"/>
           <w:right w:val="single" w:color="000000" w:themeColor="accent2" w:themeTint="97" w:sz="4" w:space="0"/>
         </w:tcBorders>
       </w:tcPr>
@@ -17073,10 +17356,10 @@
       <w:tcPr>
         <w:shd w:val="clear" w:color="ffffff" w:themeColor="light1" w:fill="ffffff" w:themeFill="light1"/>
         <w:tcBorders>
-          <w:top w:val="none"/>
-          <w:left w:val="none"/>
+          <w:top w:val="none" w:color="000000" w:sz="4" w:space="0"/>
+          <w:left w:val="none" w:color="000000" w:sz="4" w:space="0"/>
           <w:bottom w:val="single" w:color="000000" w:themeColor="accent2" w:themeTint="97" w:sz="4" w:space="0"/>
-          <w:right w:val="none"/>
+          <w:right w:val="none" w:color="000000" w:sz="4" w:space="0"/>
         </w:tcBorders>
       </w:tcPr>
     </w:tblStylePr>
@@ -17096,12 +17379,12 @@
         <w:tblBorders/>
       </w:tblPr>
       <w:tcPr>
-        <w:shd w:color="ffffff"/>
+        <w:shd w:val="clear" w:color="ffffff"/>
         <w:tcBorders>
-          <w:top w:val="none"/>
+          <w:top w:val="none" w:color="000000" w:sz="4" w:space="0"/>
           <w:left w:val="single" w:color="000000" w:themeColor="accent2" w:themeTint="97" w:sz="4" w:space="0"/>
-          <w:bottom w:val="none"/>
-          <w:right w:val="none"/>
+          <w:bottom w:val="none" w:color="000000" w:sz="4" w:space="0"/>
+          <w:right w:val="none" w:color="000000" w:sz="4" w:space="0"/>
         </w:tcBorders>
       </w:tcPr>
     </w:tblStylePr>
@@ -17124,9 +17407,9 @@
         <w:shd w:val="clear" w:color="ffffff" w:themeColor="light1" w:fill="ffffff" w:themeFill="light1"/>
         <w:tcBorders>
           <w:top w:val="single" w:color="000000" w:themeColor="accent2" w:themeTint="97" w:sz="4" w:space="0"/>
-          <w:left w:val="none"/>
-          <w:bottom w:val="none"/>
-          <w:right w:val="none"/>
+          <w:left w:val="none" w:color="000000" w:sz="4" w:space="0"/>
+          <w:bottom w:val="none" w:color="000000" w:sz="4" w:space="0"/>
+          <w:right w:val="none" w:color="000000" w:sz="4" w:space="0"/>
         </w:tcBorders>
       </w:tcPr>
     </w:tblStylePr>
@@ -17196,9 +17479,9 @@
       </w:tcPr>
     </w:tblStylePr>
   </w:style>
-  <w:style w:type="table" w:styleId="64">
+  <w:style w:type="table" w:styleId="753">
     <w:name w:val="Grid Table 7 Colorful - Accent 3"/>
-    <w:basedOn w:val="665"/>
+    <w:basedOn w:val="887"/>
     <w:uiPriority w:val="99"/>
     <w:pPr>
       <w:pBdr/>
@@ -17300,11 +17583,11 @@
         <w:tblBorders/>
       </w:tblPr>
       <w:tcPr>
-        <w:shd w:color="ffffff"/>
+        <w:shd w:val="clear" w:color="ffffff"/>
         <w:tcBorders>
-          <w:top w:val="none"/>
-          <w:left w:val="none"/>
-          <w:bottom w:val="none"/>
+          <w:top w:val="none" w:color="000000" w:sz="4" w:space="0"/>
+          <w:left w:val="none" w:color="000000" w:sz="4" w:space="0"/>
+          <w:bottom w:val="none" w:color="000000" w:sz="4" w:space="0"/>
           <w:right w:val="single" w:color="000000" w:themeColor="accent3" w:themeTint="FE" w:sz="4" w:space="0"/>
         </w:tcBorders>
       </w:tcPr>
@@ -17327,10 +17610,10 @@
       <w:tcPr>
         <w:shd w:val="clear" w:color="ffffff" w:themeColor="light1" w:fill="ffffff" w:themeFill="light1"/>
         <w:tcBorders>
-          <w:top w:val="none"/>
-          <w:left w:val="none"/>
+          <w:top w:val="none" w:color="000000" w:sz="4" w:space="0"/>
+          <w:left w:val="none" w:color="000000" w:sz="4" w:space="0"/>
           <w:bottom w:val="single" w:color="000000" w:themeColor="accent3" w:themeTint="FE" w:sz="4" w:space="0"/>
-          <w:right w:val="none"/>
+          <w:right w:val="none" w:color="000000" w:sz="4" w:space="0"/>
         </w:tcBorders>
       </w:tcPr>
     </w:tblStylePr>
@@ -17350,12 +17633,12 @@
         <w:tblBorders/>
       </w:tblPr>
       <w:tcPr>
-        <w:shd w:color="ffffff"/>
+        <w:shd w:val="clear" w:color="ffffff"/>
         <w:tcBorders>
-          <w:top w:val="none"/>
+          <w:top w:val="none" w:color="000000" w:sz="4" w:space="0"/>
           <w:left w:val="single" w:color="000000" w:themeColor="accent3" w:themeTint="FE" w:sz="4" w:space="0"/>
-          <w:bottom w:val="none"/>
-          <w:right w:val="none"/>
+          <w:bottom w:val="none" w:color="000000" w:sz="4" w:space="0"/>
+          <w:right w:val="none" w:color="000000" w:sz="4" w:space="0"/>
         </w:tcBorders>
       </w:tcPr>
     </w:tblStylePr>
@@ -17378,9 +17661,9 @@
         <w:shd w:val="clear" w:color="ffffff" w:themeColor="light1" w:fill="ffffff" w:themeFill="light1"/>
         <w:tcBorders>
           <w:top w:val="single" w:color="000000" w:themeColor="accent3" w:themeTint="FE" w:sz="4" w:space="0"/>
-          <w:left w:val="none"/>
-          <w:bottom w:val="none"/>
-          <w:right w:val="none"/>
+          <w:left w:val="none" w:color="000000" w:sz="4" w:space="0"/>
+          <w:bottom w:val="none" w:color="000000" w:sz="4" w:space="0"/>
+          <w:right w:val="none" w:color="000000" w:sz="4" w:space="0"/>
         </w:tcBorders>
       </w:tcPr>
     </w:tblStylePr>
@@ -17450,9 +17733,9 @@
       </w:tcPr>
     </w:tblStylePr>
   </w:style>
-  <w:style w:type="table" w:styleId="65">
+  <w:style w:type="table" w:styleId="754">
     <w:name w:val="Grid Table 7 Colorful - Accent 4"/>
-    <w:basedOn w:val="665"/>
+    <w:basedOn w:val="887"/>
     <w:uiPriority w:val="99"/>
     <w:pPr>
       <w:pBdr/>
@@ -17554,11 +17837,11 @@
         <w:tblBorders/>
       </w:tblPr>
       <w:tcPr>
-        <w:shd w:color="ffffff"/>
+        <w:shd w:val="clear" w:color="ffffff"/>
         <w:tcBorders>
-          <w:top w:val="none"/>
-          <w:left w:val="none"/>
-          <w:bottom w:val="none"/>
+          <w:top w:val="none" w:color="000000" w:sz="4" w:space="0"/>
+          <w:left w:val="none" w:color="000000" w:sz="4" w:space="0"/>
+          <w:bottom w:val="none" w:color="000000" w:sz="4" w:space="0"/>
           <w:right w:val="single" w:color="000000" w:themeColor="accent4" w:themeTint="9A" w:sz="4" w:space="0"/>
         </w:tcBorders>
       </w:tcPr>
@@ -17581,10 +17864,10 @@
       <w:tcPr>
         <w:shd w:val="clear" w:color="ffffff" w:themeColor="light1" w:fill="ffffff" w:themeFill="light1"/>
         <w:tcBorders>
-          <w:top w:val="none"/>
-          <w:left w:val="none"/>
+          <w:top w:val="none" w:color="000000" w:sz="4" w:space="0"/>
+          <w:left w:val="none" w:color="000000" w:sz="4" w:space="0"/>
           <w:bottom w:val="single" w:color="000000" w:themeColor="accent4" w:themeTint="9A" w:sz="4" w:space="0"/>
-          <w:right w:val="none"/>
+          <w:right w:val="none" w:color="000000" w:sz="4" w:space="0"/>
         </w:tcBorders>
       </w:tcPr>
     </w:tblStylePr>
@@ -17604,12 +17887,12 @@
         <w:tblBorders/>
       </w:tblPr>
       <w:tcPr>
-        <w:shd w:color="ffffff"/>
+        <w:shd w:val="clear" w:color="ffffff"/>
         <w:tcBorders>
-          <w:top w:val="none"/>
+          <w:top w:val="none" w:color="000000" w:sz="4" w:space="0"/>
           <w:left w:val="single" w:color="000000" w:themeColor="accent4" w:themeTint="9A" w:sz="4" w:space="0"/>
-          <w:bottom w:val="none"/>
-          <w:right w:val="none"/>
+          <w:bottom w:val="none" w:color="000000" w:sz="4" w:space="0"/>
+          <w:right w:val="none" w:color="000000" w:sz="4" w:space="0"/>
         </w:tcBorders>
       </w:tcPr>
     </w:tblStylePr>
@@ -17632,9 +17915,9 @@
         <w:shd w:val="clear" w:color="ffffff" w:themeColor="light1" w:fill="ffffff" w:themeFill="light1"/>
         <w:tcBorders>
           <w:top w:val="single" w:color="000000" w:themeColor="accent4" w:themeTint="9A" w:sz="4" w:space="0"/>
-          <w:left w:val="none"/>
-          <w:bottom w:val="none"/>
-          <w:right w:val="none"/>
+          <w:left w:val="none" w:color="000000" w:sz="4" w:space="0"/>
+          <w:bottom w:val="none" w:color="000000" w:sz="4" w:space="0"/>
+          <w:right w:val="none" w:color="000000" w:sz="4" w:space="0"/>
         </w:tcBorders>
       </w:tcPr>
     </w:tblStylePr>
@@ -17704,9 +17987,9 @@
       </w:tcPr>
     </w:tblStylePr>
   </w:style>
-  <w:style w:type="table" w:styleId="66">
+  <w:style w:type="table" w:styleId="755">
     <w:name w:val="Grid Table 7 Colorful - Accent 5"/>
-    <w:basedOn w:val="665"/>
+    <w:basedOn w:val="887"/>
     <w:uiPriority w:val="99"/>
     <w:pPr>
       <w:pBdr/>
@@ -17808,11 +18091,11 @@
         <w:tblBorders/>
       </w:tblPr>
       <w:tcPr>
-        <w:shd w:color="ffffff"/>
+        <w:shd w:val="clear" w:color="ffffff"/>
         <w:tcBorders>
-          <w:top w:val="none"/>
-          <w:left w:val="none"/>
-          <w:bottom w:val="none"/>
+          <w:top w:val="none" w:color="000000" w:sz="4" w:space="0"/>
+          <w:left w:val="none" w:color="000000" w:sz="4" w:space="0"/>
+          <w:bottom w:val="none" w:color="000000" w:sz="4" w:space="0"/>
           <w:right w:val="single" w:color="000000" w:themeColor="accent5" w:themeTint="90" w:sz="4" w:space="0"/>
         </w:tcBorders>
       </w:tcPr>
@@ -17835,10 +18118,10 @@
       <w:tcPr>
         <w:shd w:val="clear" w:color="ffffff" w:themeColor="light1" w:fill="ffffff" w:themeFill="light1"/>
         <w:tcBorders>
-          <w:top w:val="none"/>
-          <w:left w:val="none"/>
+          <w:top w:val="none" w:color="000000" w:sz="4" w:space="0"/>
+          <w:left w:val="none" w:color="000000" w:sz="4" w:space="0"/>
           <w:bottom w:val="single" w:color="000000" w:themeColor="accent5" w:themeTint="90" w:sz="4" w:space="0"/>
-          <w:right w:val="none"/>
+          <w:right w:val="none" w:color="000000" w:sz="4" w:space="0"/>
         </w:tcBorders>
       </w:tcPr>
     </w:tblStylePr>
@@ -17858,12 +18141,12 @@
         <w:tblBorders/>
       </w:tblPr>
       <w:tcPr>
-        <w:shd w:color="ffffff"/>
+        <w:shd w:val="clear" w:color="ffffff"/>
         <w:tcBorders>
-          <w:top w:val="none"/>
+          <w:top w:val="none" w:color="000000" w:sz="4" w:space="0"/>
           <w:left w:val="single" w:color="000000" w:themeColor="accent5" w:themeTint="90" w:sz="4" w:space="0"/>
-          <w:bottom w:val="none"/>
-          <w:right w:val="none"/>
+          <w:bottom w:val="none" w:color="000000" w:sz="4" w:space="0"/>
+          <w:right w:val="none" w:color="000000" w:sz="4" w:space="0"/>
         </w:tcBorders>
       </w:tcPr>
     </w:tblStylePr>
@@ -17886,9 +18169,9 @@
         <w:shd w:val="clear" w:color="ffffff" w:themeColor="light1" w:fill="ffffff" w:themeFill="light1"/>
         <w:tcBorders>
           <w:top w:val="single" w:color="000000" w:themeColor="accent5" w:themeTint="90" w:sz="4" w:space="0"/>
-          <w:left w:val="none"/>
-          <w:bottom w:val="none"/>
-          <w:right w:val="none"/>
+          <w:left w:val="none" w:color="000000" w:sz="4" w:space="0"/>
+          <w:bottom w:val="none" w:color="000000" w:sz="4" w:space="0"/>
+          <w:right w:val="none" w:color="000000" w:sz="4" w:space="0"/>
         </w:tcBorders>
       </w:tcPr>
     </w:tblStylePr>
@@ -17958,9 +18241,9 @@
       </w:tcPr>
     </w:tblStylePr>
   </w:style>
-  <w:style w:type="table" w:styleId="67">
+  <w:style w:type="table" w:styleId="756">
     <w:name w:val="Grid Table 7 Colorful - Accent 6"/>
-    <w:basedOn w:val="665"/>
+    <w:basedOn w:val="887"/>
     <w:uiPriority w:val="99"/>
     <w:pPr>
       <w:pBdr/>
@@ -18062,11 +18345,11 @@
         <w:tblBorders/>
       </w:tblPr>
       <w:tcPr>
-        <w:shd w:color="ffffff"/>
+        <w:shd w:val="clear" w:color="ffffff"/>
         <w:tcBorders>
-          <w:top w:val="none"/>
-          <w:left w:val="none"/>
-          <w:bottom w:val="none"/>
+          <w:top w:val="none" w:color="000000" w:sz="4" w:space="0"/>
+          <w:left w:val="none" w:color="000000" w:sz="4" w:space="0"/>
+          <w:bottom w:val="none" w:color="000000" w:sz="4" w:space="0"/>
           <w:right w:val="single" w:color="000000" w:themeColor="accent6" w:themeTint="90" w:sz="4" w:space="0"/>
         </w:tcBorders>
       </w:tcPr>
@@ -18089,10 +18372,10 @@
       <w:tcPr>
         <w:shd w:val="clear" w:color="ffffff" w:themeColor="light1" w:fill="ffffff" w:themeFill="light1"/>
         <w:tcBorders>
-          <w:top w:val="none"/>
-          <w:left w:val="none"/>
+          <w:top w:val="none" w:color="000000" w:sz="4" w:space="0"/>
+          <w:left w:val="none" w:color="000000" w:sz="4" w:space="0"/>
           <w:bottom w:val="single" w:color="000000" w:themeColor="accent6" w:themeTint="90" w:sz="4" w:space="0"/>
-          <w:right w:val="none"/>
+          <w:right w:val="none" w:color="000000" w:sz="4" w:space="0"/>
         </w:tcBorders>
       </w:tcPr>
     </w:tblStylePr>
@@ -18112,12 +18395,12 @@
         <w:tblBorders/>
       </w:tblPr>
       <w:tcPr>
-        <w:shd w:color="ffffff"/>
+        <w:shd w:val="clear" w:color="ffffff"/>
         <w:tcBorders>
-          <w:top w:val="none"/>
+          <w:top w:val="none" w:color="000000" w:sz="4" w:space="0"/>
           <w:left w:val="single" w:color="000000" w:themeColor="accent6" w:themeTint="90" w:sz="4" w:space="0"/>
-          <w:bottom w:val="none"/>
-          <w:right w:val="none"/>
+          <w:bottom w:val="none" w:color="000000" w:sz="4" w:space="0"/>
+          <w:right w:val="none" w:color="000000" w:sz="4" w:space="0"/>
         </w:tcBorders>
       </w:tcPr>
     </w:tblStylePr>
@@ -18140,9 +18423,9 @@
         <w:shd w:val="clear" w:color="ffffff" w:themeColor="light1" w:fill="ffffff" w:themeFill="light1"/>
         <w:tcBorders>
           <w:top w:val="single" w:color="000000" w:themeColor="accent6" w:themeTint="90" w:sz="4" w:space="0"/>
-          <w:left w:val="none"/>
-          <w:bottom w:val="none"/>
-          <w:right w:val="none"/>
+          <w:left w:val="none" w:color="000000" w:sz="4" w:space="0"/>
+          <w:bottom w:val="none" w:color="000000" w:sz="4" w:space="0"/>
+          <w:right w:val="none" w:color="000000" w:sz="4" w:space="0"/>
         </w:tcBorders>
       </w:tcPr>
     </w:tblStylePr>
@@ -18212,9 +18495,9 @@
       </w:tcPr>
     </w:tblStylePr>
   </w:style>
-  <w:style w:type="table" w:styleId="68">
+  <w:style w:type="table" w:styleId="757">
     <w:name w:val="List Table 1 Light"/>
-    <w:basedOn w:val="665"/>
+    <w:basedOn w:val="887"/>
     <w:uiPriority w:val="99"/>
     <w:pPr>
       <w:pBdr/>
@@ -18428,9 +18711,9 @@
       </w:tcPr>
     </w:tblStylePr>
   </w:style>
-  <w:style w:type="table" w:styleId="69">
+  <w:style w:type="table" w:styleId="758">
     <w:name w:val="List Table 1 Light - Accent 1"/>
-    <w:basedOn w:val="665"/>
+    <w:basedOn w:val="887"/>
     <w:uiPriority w:val="99"/>
     <w:pPr>
       <w:pBdr/>
@@ -18644,9 +18927,9 @@
       </w:tcPr>
     </w:tblStylePr>
   </w:style>
-  <w:style w:type="table" w:styleId="70">
+  <w:style w:type="table" w:styleId="759">
     <w:name w:val="List Table 1 Light - Accent 2"/>
-    <w:basedOn w:val="665"/>
+    <w:basedOn w:val="887"/>
     <w:uiPriority w:val="99"/>
     <w:pPr>
       <w:pBdr/>
@@ -18860,9 +19143,9 @@
       </w:tcPr>
     </w:tblStylePr>
   </w:style>
-  <w:style w:type="table" w:styleId="71">
+  <w:style w:type="table" w:styleId="760">
     <w:name w:val="List Table 1 Light - Accent 3"/>
-    <w:basedOn w:val="665"/>
+    <w:basedOn w:val="887"/>
     <w:uiPriority w:val="99"/>
     <w:pPr>
       <w:pBdr/>
@@ -19076,9 +19359,9 @@
       </w:tcPr>
     </w:tblStylePr>
   </w:style>
-  <w:style w:type="table" w:styleId="72">
+  <w:style w:type="table" w:styleId="761">
     <w:name w:val="List Table 1 Light - Accent 4"/>
-    <w:basedOn w:val="665"/>
+    <w:basedOn w:val="887"/>
     <w:uiPriority w:val="99"/>
     <w:pPr>
       <w:pBdr/>
@@ -19292,9 +19575,9 @@
       </w:tcPr>
     </w:tblStylePr>
   </w:style>
-  <w:style w:type="table" w:styleId="73">
+  <w:style w:type="table" w:styleId="762">
     <w:name w:val="List Table 1 Light - Accent 5"/>
-    <w:basedOn w:val="665"/>
+    <w:basedOn w:val="887"/>
     <w:uiPriority w:val="99"/>
     <w:pPr>
       <w:pBdr/>
@@ -19508,9 +19791,9 @@
       </w:tcPr>
     </w:tblStylePr>
   </w:style>
-  <w:style w:type="table" w:styleId="74">
+  <w:style w:type="table" w:styleId="763">
     <w:name w:val="List Table 1 Light - Accent 6"/>
-    <w:basedOn w:val="665"/>
+    <w:basedOn w:val="887"/>
     <w:uiPriority w:val="99"/>
     <w:pPr>
       <w:pBdr/>
@@ -19724,9 +20007,9 @@
       </w:tcPr>
     </w:tblStylePr>
   </w:style>
-  <w:style w:type="table" w:styleId="75">
+  <w:style w:type="table" w:styleId="764">
     <w:name w:val="List Table 2"/>
-    <w:basedOn w:val="665"/>
+    <w:basedOn w:val="887"/>
     <w:uiPriority w:val="99"/>
     <w:pPr>
       <w:pBdr/>
@@ -19962,9 +20245,9 @@
       </w:tcPr>
     </w:tblStylePr>
   </w:style>
-  <w:style w:type="table" w:styleId="76">
+  <w:style w:type="table" w:styleId="765">
     <w:name w:val="List Table 2 - Accent 1"/>
-    <w:basedOn w:val="665"/>
+    <w:basedOn w:val="887"/>
     <w:uiPriority w:val="99"/>
     <w:pPr>
       <w:pBdr/>
@@ -20200,9 +20483,9 @@
       </w:tcPr>
     </w:tblStylePr>
   </w:style>
-  <w:style w:type="table" w:styleId="77">
+  <w:style w:type="table" w:styleId="766">
     <w:name w:val="List Table 2 - Accent 2"/>
-    <w:basedOn w:val="665"/>
+    <w:basedOn w:val="887"/>
     <w:uiPriority w:val="99"/>
     <w:pPr>
       <w:pBdr/>
@@ -20438,9 +20721,9 @@
       </w:tcPr>
     </w:tblStylePr>
   </w:style>
-  <w:style w:type="table" w:styleId="78">
+  <w:style w:type="table" w:styleId="767">
     <w:name w:val="List Table 2 - Accent 3"/>
-    <w:basedOn w:val="665"/>
+    <w:basedOn w:val="887"/>
     <w:uiPriority w:val="99"/>
     <w:pPr>
       <w:pBdr/>
@@ -20676,9 +20959,9 @@
       </w:tcPr>
     </w:tblStylePr>
   </w:style>
-  <w:style w:type="table" w:styleId="79">
+  <w:style w:type="table" w:styleId="768">
     <w:name w:val="List Table 2 - Accent 4"/>
-    <w:basedOn w:val="665"/>
+    <w:basedOn w:val="887"/>
     <w:uiPriority w:val="99"/>
     <w:pPr>
       <w:pBdr/>
@@ -20914,9 +21197,9 @@
       </w:tcPr>
     </w:tblStylePr>
   </w:style>
-  <w:style w:type="table" w:styleId="80">
+  <w:style w:type="table" w:styleId="769">
     <w:name w:val="List Table 2 - Accent 5"/>
-    <w:basedOn w:val="665"/>
+    <w:basedOn w:val="887"/>
     <w:uiPriority w:val="99"/>
     <w:pPr>
       <w:pBdr/>
@@ -21152,9 +21435,9 @@
       </w:tcPr>
     </w:tblStylePr>
   </w:style>
-  <w:style w:type="table" w:styleId="81">
+  <w:style w:type="table" w:styleId="770">
     <w:name w:val="List Table 2 - Accent 6"/>
-    <w:basedOn w:val="665"/>
+    <w:basedOn w:val="887"/>
     <w:uiPriority w:val="99"/>
     <w:pPr>
       <w:pBdr/>
@@ -21390,9 +21673,9 @@
       </w:tcPr>
     </w:tblStylePr>
   </w:style>
-  <w:style w:type="table" w:styleId="82">
+  <w:style w:type="table" w:styleId="771">
     <w:name w:val="List Table 3"/>
-    <w:basedOn w:val="665"/>
+    <w:basedOn w:val="887"/>
     <w:uiPriority w:val="99"/>
     <w:pPr>
       <w:pBdr/>
@@ -21618,9 +21901,9 @@
       </w:tcPr>
     </w:tblStylePr>
   </w:style>
-  <w:style w:type="table" w:styleId="83">
+  <w:style w:type="table" w:styleId="772">
     <w:name w:val="List Table 3 - Accent 1"/>
-    <w:basedOn w:val="665"/>
+    <w:basedOn w:val="887"/>
     <w:uiPriority w:val="99"/>
     <w:pPr>
       <w:pBdr/>
@@ -21846,9 +22129,9 @@
       </w:tcPr>
     </w:tblStylePr>
   </w:style>
-  <w:style w:type="table" w:styleId="84">
+  <w:style w:type="table" w:styleId="773">
     <w:name w:val="List Table 3 - Accent 2"/>
-    <w:basedOn w:val="665"/>
+    <w:basedOn w:val="887"/>
     <w:uiPriority w:val="99"/>
     <w:pPr>
       <w:pBdr/>
@@ -22074,9 +22357,9 @@
       </w:tcPr>
     </w:tblStylePr>
   </w:style>
-  <w:style w:type="table" w:styleId="85">
+  <w:style w:type="table" w:styleId="774">
     <w:name w:val="List Table 3 - Accent 3"/>
-    <w:basedOn w:val="665"/>
+    <w:basedOn w:val="887"/>
     <w:uiPriority w:val="99"/>
     <w:pPr>
       <w:pBdr/>
@@ -22302,9 +22585,9 @@
       </w:tcPr>
     </w:tblStylePr>
   </w:style>
-  <w:style w:type="table" w:styleId="86">
+  <w:style w:type="table" w:styleId="775">
     <w:name w:val="List Table 3 - Accent 4"/>
-    <w:basedOn w:val="665"/>
+    <w:basedOn w:val="887"/>
     <w:uiPriority w:val="99"/>
     <w:pPr>
       <w:pBdr/>
@@ -22530,9 +22813,9 @@
       </w:tcPr>
     </w:tblStylePr>
   </w:style>
-  <w:style w:type="table" w:styleId="87">
+  <w:style w:type="table" w:styleId="776">
     <w:name w:val="List Table 3 - Accent 5"/>
-    <w:basedOn w:val="665"/>
+    <w:basedOn w:val="887"/>
     <w:uiPriority w:val="99"/>
     <w:pPr>
       <w:pBdr/>
@@ -22758,9 +23041,9 @@
       </w:tcPr>
     </w:tblStylePr>
   </w:style>
-  <w:style w:type="table" w:styleId="88">
+  <w:style w:type="table" w:styleId="777">
     <w:name w:val="List Table 3 - Accent 6"/>
-    <w:basedOn w:val="665"/>
+    <w:basedOn w:val="887"/>
     <w:uiPriority w:val="99"/>
     <w:pPr>
       <w:pBdr/>
@@ -22986,9 +23269,9 @@
       </w:tcPr>
     </w:tblStylePr>
   </w:style>
-  <w:style w:type="table" w:styleId="89">
+  <w:style w:type="table" w:styleId="778">
     <w:name w:val="List Table 4"/>
-    <w:basedOn w:val="665"/>
+    <w:basedOn w:val="887"/>
     <w:uiPriority w:val="99"/>
     <w:pPr>
       <w:pBdr/>
@@ -23211,9 +23494,9 @@
       </w:tcPr>
     </w:tblStylePr>
   </w:style>
-  <w:style w:type="table" w:styleId="90">
+  <w:style w:type="table" w:styleId="779">
     <w:name w:val="List Table 4 - Accent 1"/>
-    <w:basedOn w:val="665"/>
+    <w:basedOn w:val="887"/>
     <w:uiPriority w:val="99"/>
     <w:pPr>
       <w:pBdr/>
@@ -23436,9 +23719,9 @@
       </w:tcPr>
     </w:tblStylePr>
   </w:style>
-  <w:style w:type="table" w:styleId="91">
+  <w:style w:type="table" w:styleId="780">
     <w:name w:val="List Table 4 - Accent 2"/>
-    <w:basedOn w:val="665"/>
+    <w:basedOn w:val="887"/>
     <w:uiPriority w:val="99"/>
     <w:pPr>
       <w:pBdr/>
@@ -23661,9 +23944,9 @@
       </w:tcPr>
     </w:tblStylePr>
   </w:style>
-  <w:style w:type="table" w:styleId="92">
+  <w:style w:type="table" w:styleId="781">
     <w:name w:val="List Table 4 - Accent 3"/>
-    <w:basedOn w:val="665"/>
+    <w:basedOn w:val="887"/>
     <w:uiPriority w:val="99"/>
     <w:pPr>
       <w:pBdr/>
@@ -23886,9 +24169,9 @@
       </w:tcPr>
     </w:tblStylePr>
   </w:style>
-  <w:style w:type="table" w:styleId="93">
+  <w:style w:type="table" w:styleId="782">
     <w:name w:val="List Table 4 - Accent 4"/>
-    <w:basedOn w:val="665"/>
+    <w:basedOn w:val="887"/>
     <w:uiPriority w:val="99"/>
     <w:pPr>
       <w:pBdr/>
@@ -24111,9 +24394,9 @@
       </w:tcPr>
     </w:tblStylePr>
   </w:style>
-  <w:style w:type="table" w:styleId="94">
+  <w:style w:type="table" w:styleId="783">
     <w:name w:val="List Table 4 - Accent 5"/>
-    <w:basedOn w:val="665"/>
+    <w:basedOn w:val="887"/>
     <w:uiPriority w:val="99"/>
     <w:pPr>
       <w:pBdr/>
@@ -24336,9 +24619,9 @@
       </w:tcPr>
     </w:tblStylePr>
   </w:style>
-  <w:style w:type="table" w:styleId="95">
+  <w:style w:type="table" w:styleId="784">
     <w:name w:val="List Table 4 - Accent 6"/>
-    <w:basedOn w:val="665"/>
+    <w:basedOn w:val="887"/>
     <w:uiPriority w:val="99"/>
     <w:pPr>
       <w:pBdr/>
@@ -24561,9 +24844,9 @@
       </w:tcPr>
     </w:tblStylePr>
   </w:style>
-  <w:style w:type="table" w:styleId="96">
+  <w:style w:type="table" w:styleId="785">
     <w:name w:val="List Table 5 Dark"/>
-    <w:basedOn w:val="665"/>
+    <w:basedOn w:val="887"/>
     <w:uiPriority w:val="99"/>
     <w:pPr>
       <w:pBdr/>
@@ -24803,9 +25086,9 @@
       </w:tcPr>
     </w:tblStylePr>
   </w:style>
-  <w:style w:type="table" w:styleId="97">
+  <w:style w:type="table" w:styleId="786">
     <w:name w:val="List Table 5 Dark - Accent 1"/>
-    <w:basedOn w:val="665"/>
+    <w:basedOn w:val="887"/>
     <w:uiPriority w:val="99"/>
     <w:pPr>
       <w:pBdr/>
@@ -25045,9 +25328,9 @@
       </w:tcPr>
     </w:tblStylePr>
   </w:style>
-  <w:style w:type="table" w:styleId="98">
+  <w:style w:type="table" w:styleId="787">
     <w:name w:val="List Table 5 Dark - Accent 2"/>
-    <w:basedOn w:val="665"/>
+    <w:basedOn w:val="887"/>
     <w:uiPriority w:val="99"/>
     <w:pPr>
       <w:pBdr/>
@@ -25287,9 +25570,9 @@
       </w:tcPr>
     </w:tblStylePr>
   </w:style>
-  <w:style w:type="table" w:styleId="99">
+  <w:style w:type="table" w:styleId="788">
     <w:name w:val="List Table 5 Dark - Accent 3"/>
-    <w:basedOn w:val="665"/>
+    <w:basedOn w:val="887"/>
     <w:uiPriority w:val="99"/>
     <w:pPr>
       <w:pBdr/>
@@ -25529,9 +25812,9 @@
       </w:tcPr>
     </w:tblStylePr>
   </w:style>
-  <w:style w:type="table" w:styleId="100">
+  <w:style w:type="table" w:styleId="789">
     <w:name w:val="List Table 5 Dark - Accent 4"/>
-    <w:basedOn w:val="665"/>
+    <w:basedOn w:val="887"/>
     <w:uiPriority w:val="99"/>
     <w:pPr>
       <w:pBdr/>
@@ -25771,9 +26054,9 @@
       </w:tcPr>
     </w:tblStylePr>
   </w:style>
-  <w:style w:type="table" w:styleId="101">
+  <w:style w:type="table" w:styleId="790">
     <w:name w:val="List Table 5 Dark - Accent 5"/>
-    <w:basedOn w:val="665"/>
+    <w:basedOn w:val="887"/>
     <w:uiPriority w:val="99"/>
     <w:pPr>
       <w:pBdr/>
@@ -26013,9 +26296,9 @@
       </w:tcPr>
     </w:tblStylePr>
   </w:style>
-  <w:style w:type="table" w:styleId="102">
+  <w:style w:type="table" w:styleId="791">
     <w:name w:val="List Table 5 Dark - Accent 6"/>
-    <w:basedOn w:val="665"/>
+    <w:basedOn w:val="887"/>
     <w:uiPriority w:val="99"/>
     <w:pPr>
       <w:pBdr/>
@@ -26255,9 +26538,9 @@
       </w:tcPr>
     </w:tblStylePr>
   </w:style>
-  <w:style w:type="table" w:styleId="103">
+  <w:style w:type="table" w:styleId="792">
     <w:name w:val="List Table 6 Colorful"/>
-    <w:basedOn w:val="665"/>
+    <w:basedOn w:val="887"/>
     <w:uiPriority w:val="99"/>
     <w:pPr>
       <w:pBdr/>
@@ -26478,9 +26761,9 @@
       </w:tcPr>
     </w:tblStylePr>
   </w:style>
-  <w:style w:type="table" w:styleId="104">
+  <w:style w:type="table" w:styleId="793">
     <w:name w:val="List Table 6 Colorful - Accent 1"/>
-    <w:basedOn w:val="665"/>
+    <w:basedOn w:val="887"/>
     <w:uiPriority w:val="99"/>
     <w:pPr>
       <w:pBdr/>
@@ -26701,9 +26984,9 @@
       </w:tcPr>
     </w:tblStylePr>
   </w:style>
-  <w:style w:type="table" w:styleId="105">
+  <w:style w:type="table" w:styleId="794">
     <w:name w:val="List Table 6 Colorful - Accent 2"/>
-    <w:basedOn w:val="665"/>
+    <w:basedOn w:val="887"/>
     <w:uiPriority w:val="99"/>
     <w:pPr>
       <w:pBdr/>
@@ -26924,9 +27207,9 @@
       </w:tcPr>
     </w:tblStylePr>
   </w:style>
-  <w:style w:type="table" w:styleId="106">
+  <w:style w:type="table" w:styleId="795">
     <w:name w:val="List Table 6 Colorful - Accent 3"/>
-    <w:basedOn w:val="665"/>
+    <w:basedOn w:val="887"/>
     <w:uiPriority w:val="99"/>
     <w:pPr>
       <w:pBdr/>
@@ -27147,9 +27430,9 @@
       </w:tcPr>
     </w:tblStylePr>
   </w:style>
-  <w:style w:type="table" w:styleId="107">
+  <w:style w:type="table" w:styleId="796">
     <w:name w:val="List Table 6 Colorful - Accent 4"/>
-    <w:basedOn w:val="665"/>
+    <w:basedOn w:val="887"/>
     <w:uiPriority w:val="99"/>
     <w:pPr>
       <w:pBdr/>
@@ -27370,9 +27653,9 @@
       </w:tcPr>
     </w:tblStylePr>
   </w:style>
-  <w:style w:type="table" w:styleId="108">
+  <w:style w:type="table" w:styleId="797">
     <w:name w:val="List Table 6 Colorful - Accent 5"/>
-    <w:basedOn w:val="665"/>
+    <w:basedOn w:val="887"/>
     <w:uiPriority w:val="99"/>
     <w:pPr>
       <w:pBdr/>
@@ -27593,9 +27876,9 @@
       </w:tcPr>
     </w:tblStylePr>
   </w:style>
-  <w:style w:type="table" w:styleId="109">
+  <w:style w:type="table" w:styleId="798">
     <w:name w:val="List Table 6 Colorful - Accent 6"/>
-    <w:basedOn w:val="665"/>
+    <w:basedOn w:val="887"/>
     <w:uiPriority w:val="99"/>
     <w:pPr>
       <w:pBdr/>
@@ -27816,9 +28099,9 @@
       </w:tcPr>
     </w:tblStylePr>
   </w:style>
-  <w:style w:type="table" w:styleId="110">
+  <w:style w:type="table" w:styleId="799">
     <w:name w:val="List Table 7 Colorful"/>
-    <w:basedOn w:val="665"/>
+    <w:basedOn w:val="887"/>
     <w:uiPriority w:val="99"/>
     <w:pPr>
       <w:pBdr/>
@@ -27917,11 +28200,11 @@
         <w:tblBorders/>
       </w:tblPr>
       <w:tcPr>
-        <w:shd w:color="ffffff"/>
+        <w:shd w:val="clear" w:color="ffffff"/>
         <w:tcBorders>
-          <w:top w:val="none"/>
-          <w:left w:val="none"/>
-          <w:bottom w:val="none"/>
+          <w:top w:val="none" w:color="000000" w:sz="4" w:space="0"/>
+          <w:left w:val="none" w:color="000000" w:sz="4" w:space="0"/>
+          <w:bottom w:val="none" w:color="000000" w:sz="4" w:space="0"/>
           <w:right w:val="single" w:color="000000" w:themeColor="text1" w:themeTint="80" w:sz="4" w:space="0"/>
         </w:tcBorders>
       </w:tcPr>
@@ -27944,10 +28227,10 @@
       <w:tcPr>
         <w:shd w:val="clear" w:color="ffffff" w:themeColor="light1" w:fill="ffffff" w:themeFill="light1"/>
         <w:tcBorders>
-          <w:top w:val="none"/>
-          <w:left w:val="none"/>
+          <w:top w:val="none" w:color="000000" w:sz="4" w:space="0"/>
+          <w:left w:val="none" w:color="000000" w:sz="4" w:space="0"/>
           <w:bottom w:val="single" w:color="000000" w:themeColor="text1" w:themeTint="80" w:sz="4" w:space="0"/>
-          <w:right w:val="none"/>
+          <w:right w:val="none" w:color="000000" w:sz="4" w:space="0"/>
         </w:tcBorders>
       </w:tcPr>
     </w:tblStylePr>
@@ -27967,12 +28250,12 @@
         <w:tblBorders/>
       </w:tblPr>
       <w:tcPr>
-        <w:shd w:color="ffffff"/>
+        <w:shd w:val="clear" w:color="ffffff"/>
         <w:tcBorders>
-          <w:top w:val="none"/>
+          <w:top w:val="none" w:color="000000" w:sz="4" w:space="0"/>
           <w:left w:val="single" w:color="000000" w:themeColor="text1" w:themeTint="80" w:sz="4" w:space="0"/>
-          <w:bottom w:val="none"/>
-          <w:right w:val="none"/>
+          <w:bottom w:val="none" w:color="000000" w:sz="4" w:space="0"/>
+          <w:right w:val="none" w:color="000000" w:sz="4" w:space="0"/>
         </w:tcBorders>
       </w:tcPr>
     </w:tblStylePr>
@@ -27995,9 +28278,9 @@
         <w:shd w:val="clear" w:color="ffffff" w:themeColor="light1" w:fill="ffffff" w:themeFill="light1"/>
         <w:tcBorders>
           <w:top w:val="single" w:color="000000" w:themeColor="text1" w:themeTint="80" w:sz="4" w:space="0"/>
-          <w:left w:val="none"/>
-          <w:bottom w:val="none"/>
-          <w:right w:val="none"/>
+          <w:left w:val="none" w:color="000000" w:sz="4" w:space="0"/>
+          <w:bottom w:val="none" w:color="000000" w:sz="4" w:space="0"/>
+          <w:right w:val="none" w:color="000000" w:sz="4" w:space="0"/>
         </w:tcBorders>
       </w:tcPr>
     </w:tblStylePr>
@@ -28072,9 +28355,9 @@
       </w:tcPr>
     </w:tblStylePr>
   </w:style>
-  <w:style w:type="table" w:styleId="111">
+  <w:style w:type="table" w:styleId="800">
     <w:name w:val="List Table 7 Colorful - Accent 1"/>
-    <w:basedOn w:val="665"/>
+    <w:basedOn w:val="887"/>
     <w:uiPriority w:val="99"/>
     <w:pPr>
       <w:pBdr/>
@@ -28173,11 +28456,11 @@
         <w:tblBorders/>
       </w:tblPr>
       <w:tcPr>
-        <w:shd w:color="ffffff"/>
+        <w:shd w:val="clear" w:color="ffffff"/>
         <w:tcBorders>
-          <w:top w:val="none"/>
-          <w:left w:val="none"/>
-          <w:bottom w:val="none"/>
+          <w:top w:val="none" w:color="000000" w:sz="4" w:space="0"/>
+          <w:left w:val="none" w:color="000000" w:sz="4" w:space="0"/>
+          <w:bottom w:val="none" w:color="000000" w:sz="4" w:space="0"/>
           <w:right w:val="single" w:color="000000" w:themeColor="accent1" w:sz="4" w:space="0"/>
         </w:tcBorders>
       </w:tcPr>
@@ -28200,10 +28483,10 @@
       <w:tcPr>
         <w:shd w:val="clear" w:color="ffffff" w:themeColor="light1" w:fill="ffffff" w:themeFill="light1"/>
         <w:tcBorders>
-          <w:top w:val="none"/>
-          <w:left w:val="none"/>
+          <w:top w:val="none" w:color="000000" w:sz="4" w:space="0"/>
+          <w:left w:val="none" w:color="000000" w:sz="4" w:space="0"/>
           <w:bottom w:val="single" w:color="000000" w:themeColor="accent1" w:sz="4" w:space="0"/>
-          <w:right w:val="none"/>
+          <w:right w:val="none" w:color="000000" w:sz="4" w:space="0"/>
         </w:tcBorders>
       </w:tcPr>
     </w:tblStylePr>
@@ -28223,12 +28506,12 @@
         <w:tblBorders/>
       </w:tblPr>
       <w:tcPr>
-        <w:shd w:color="ffffff"/>
+        <w:shd w:val="clear" w:color="ffffff"/>
         <w:tcBorders>
-          <w:top w:val="none"/>
+          <w:top w:val="none" w:color="000000" w:sz="4" w:space="0"/>
           <w:left w:val="single" w:color="000000" w:themeColor="accent1" w:sz="4" w:space="0"/>
-          <w:bottom w:val="none"/>
-          <w:right w:val="none"/>
+          <w:bottom w:val="none" w:color="000000" w:sz="4" w:space="0"/>
+          <w:right w:val="none" w:color="000000" w:sz="4" w:space="0"/>
         </w:tcBorders>
       </w:tcPr>
     </w:tblStylePr>
@@ -28251,9 +28534,9 @@
         <w:shd w:val="clear" w:color="ffffff" w:themeColor="light1" w:fill="ffffff" w:themeFill="light1"/>
         <w:tcBorders>
           <w:top w:val="single" w:color="000000" w:themeColor="accent1" w:sz="4" w:space="0"/>
-          <w:left w:val="none"/>
-          <w:bottom w:val="none"/>
-          <w:right w:val="none"/>
+          <w:left w:val="none" w:color="000000" w:sz="4" w:space="0"/>
+          <w:bottom w:val="none" w:color="000000" w:sz="4" w:space="0"/>
+          <w:right w:val="none" w:color="000000" w:sz="4" w:space="0"/>
         </w:tcBorders>
       </w:tcPr>
     </w:tblStylePr>
@@ -28328,9 +28611,9 @@
       </w:tcPr>
     </w:tblStylePr>
   </w:style>
-  <w:style w:type="table" w:styleId="112">
+  <w:style w:type="table" w:styleId="801">
     <w:name w:val="List Table 7 Colorful - Accent 2"/>
-    <w:basedOn w:val="665"/>
+    <w:basedOn w:val="887"/>
     <w:uiPriority w:val="99"/>
     <w:pPr>
       <w:pBdr/>
@@ -28429,11 +28712,11 @@
         <w:tblBorders/>
       </w:tblPr>
       <w:tcPr>
-        <w:shd w:color="ffffff"/>
+        <w:shd w:val="clear" w:color="ffffff"/>
         <w:tcBorders>
-          <w:top w:val="none"/>
-          <w:left w:val="none"/>
-          <w:bottom w:val="none"/>
+          <w:top w:val="none" w:color="000000" w:sz="4" w:space="0"/>
+          <w:left w:val="none" w:color="000000" w:sz="4" w:space="0"/>
+          <w:bottom w:val="none" w:color="000000" w:sz="4" w:space="0"/>
           <w:right w:val="single" w:color="000000" w:themeColor="accent2" w:themeTint="97" w:sz="4" w:space="0"/>
         </w:tcBorders>
       </w:tcPr>
@@ -28456,10 +28739,10 @@
       <w:tcPr>
         <w:shd w:val="clear" w:color="ffffff" w:themeColor="light1" w:fill="ffffff" w:themeFill="light1"/>
         <w:tcBorders>
-          <w:top w:val="none"/>
-          <w:left w:val="none"/>
+          <w:top w:val="none" w:color="000000" w:sz="4" w:space="0"/>
+          <w:left w:val="none" w:color="000000" w:sz="4" w:space="0"/>
           <w:bottom w:val="single" w:color="000000" w:themeColor="accent2" w:themeTint="97" w:sz="4" w:space="0"/>
-          <w:right w:val="none"/>
+          <w:right w:val="none" w:color="000000" w:sz="4" w:space="0"/>
         </w:tcBorders>
       </w:tcPr>
     </w:tblStylePr>
@@ -28479,12 +28762,12 @@
         <w:tblBorders/>
       </w:tblPr>
       <w:tcPr>
-        <w:shd w:color="ffffff"/>
+        <w:shd w:val="clear" w:color="ffffff"/>
         <w:tcBorders>
-          <w:top w:val="none"/>
+          <w:top w:val="none" w:color="000000" w:sz="4" w:space="0"/>
           <w:left w:val="single" w:color="000000" w:themeColor="accent2" w:themeTint="97" w:sz="4" w:space="0"/>
-          <w:bottom w:val="none"/>
-          <w:right w:val="none"/>
+          <w:bottom w:val="none" w:color="000000" w:sz="4" w:space="0"/>
+          <w:right w:val="none" w:color="000000" w:sz="4" w:space="0"/>
         </w:tcBorders>
       </w:tcPr>
     </w:tblStylePr>
@@ -28507,9 +28790,9 @@
         <w:shd w:val="clear" w:color="ffffff" w:themeColor="light1" w:fill="ffffff" w:themeFill="light1"/>
         <w:tcBorders>
           <w:top w:val="single" w:color="000000" w:themeColor="accent2" w:themeTint="97" w:sz="4" w:space="0"/>
-          <w:left w:val="none"/>
-          <w:bottom w:val="none"/>
-          <w:right w:val="none"/>
+          <w:left w:val="none" w:color="000000" w:sz="4" w:space="0"/>
+          <w:bottom w:val="none" w:color="000000" w:sz="4" w:space="0"/>
+          <w:right w:val="none" w:color="000000" w:sz="4" w:space="0"/>
         </w:tcBorders>
       </w:tcPr>
     </w:tblStylePr>
@@ -28584,9 +28867,9 @@
       </w:tcPr>
     </w:tblStylePr>
   </w:style>
-  <w:style w:type="table" w:styleId="113">
+  <w:style w:type="table" w:styleId="802">
     <w:name w:val="List Table 7 Colorful - Accent 3"/>
-    <w:basedOn w:val="665"/>
+    <w:basedOn w:val="887"/>
     <w:uiPriority w:val="99"/>
     <w:pPr>
       <w:pBdr/>
@@ -28685,11 +28968,11 @@
         <w:tblBorders/>
       </w:tblPr>
       <w:tcPr>
-        <w:shd w:color="ffffff"/>
+        <w:shd w:val="clear" w:color="ffffff"/>
         <w:tcBorders>
-          <w:top w:val="none"/>
-          <w:left w:val="none"/>
-          <w:bottom w:val="none"/>
+          <w:top w:val="none" w:color="000000" w:sz="4" w:space="0"/>
+          <w:left w:val="none" w:color="000000" w:sz="4" w:space="0"/>
+          <w:bottom w:val="none" w:color="000000" w:sz="4" w:space="0"/>
           <w:right w:val="single" w:color="000000" w:themeColor="accent3" w:themeTint="98" w:sz="4" w:space="0"/>
         </w:tcBorders>
       </w:tcPr>
@@ -28712,10 +28995,10 @@
       <w:tcPr>
         <w:shd w:val="clear" w:color="ffffff" w:themeColor="light1" w:fill="ffffff" w:themeFill="light1"/>
         <w:tcBorders>
-          <w:top w:val="none"/>
-          <w:left w:val="none"/>
+          <w:top w:val="none" w:color="000000" w:sz="4" w:space="0"/>
+          <w:left w:val="none" w:color="000000" w:sz="4" w:space="0"/>
           <w:bottom w:val="single" w:color="000000" w:themeColor="accent3" w:themeTint="98" w:sz="4" w:space="0"/>
-          <w:right w:val="none"/>
+          <w:right w:val="none" w:color="000000" w:sz="4" w:space="0"/>
         </w:tcBorders>
       </w:tcPr>
     </w:tblStylePr>
@@ -28735,12 +29018,12 @@
         <w:tblBorders/>
       </w:tblPr>
       <w:tcPr>
-        <w:shd w:color="ffffff"/>
+        <w:shd w:val="clear" w:color="ffffff"/>
         <w:tcBorders>
-          <w:top w:val="none"/>
+          <w:top w:val="none" w:color="000000" w:sz="4" w:space="0"/>
           <w:left w:val="single" w:color="000000" w:themeColor="accent3" w:themeTint="98" w:sz="4" w:space="0"/>
-          <w:bottom w:val="none"/>
-          <w:right w:val="none"/>
+          <w:bottom w:val="none" w:color="000000" w:sz="4" w:space="0"/>
+          <w:right w:val="none" w:color="000000" w:sz="4" w:space="0"/>
         </w:tcBorders>
       </w:tcPr>
     </w:tblStylePr>
@@ -28763,9 +29046,9 @@
         <w:shd w:val="clear" w:color="ffffff" w:themeColor="light1" w:fill="ffffff" w:themeFill="light1"/>
         <w:tcBorders>
           <w:top w:val="single" w:color="000000" w:themeColor="accent3" w:themeTint="98" w:sz="4" w:space="0"/>
-          <w:left w:val="none"/>
-          <w:bottom w:val="none"/>
-          <w:right w:val="none"/>
+          <w:left w:val="none" w:color="000000" w:sz="4" w:space="0"/>
+          <w:bottom w:val="none" w:color="000000" w:sz="4" w:space="0"/>
+          <w:right w:val="none" w:color="000000" w:sz="4" w:space="0"/>
         </w:tcBorders>
       </w:tcPr>
     </w:tblStylePr>
@@ -28840,9 +29123,9 @@
       </w:tcPr>
     </w:tblStylePr>
   </w:style>
-  <w:style w:type="table" w:styleId="114">
+  <w:style w:type="table" w:styleId="803">
     <w:name w:val="List Table 7 Colorful - Accent 4"/>
-    <w:basedOn w:val="665"/>
+    <w:basedOn w:val="887"/>
     <w:uiPriority w:val="99"/>
     <w:pPr>
       <w:pBdr/>
@@ -28941,11 +29224,11 @@
         <w:tblBorders/>
       </w:tblPr>
       <w:tcPr>
-        <w:shd w:color="ffffff"/>
+        <w:shd w:val="clear" w:color="ffffff"/>
         <w:tcBorders>
-          <w:top w:val="none"/>
-          <w:left w:val="none"/>
-          <w:bottom w:val="none"/>
+          <w:top w:val="none" w:color="000000" w:sz="4" w:space="0"/>
+          <w:left w:val="none" w:color="000000" w:sz="4" w:space="0"/>
+          <w:bottom w:val="none" w:color="000000" w:sz="4" w:space="0"/>
           <w:right w:val="single" w:color="000000" w:themeColor="accent4" w:themeTint="9A" w:sz="4" w:space="0"/>
         </w:tcBorders>
       </w:tcPr>
@@ -28968,10 +29251,10 @@
       <w:tcPr>
         <w:shd w:val="clear" w:color="ffffff" w:themeColor="light1" w:fill="ffffff" w:themeFill="light1"/>
         <w:tcBorders>
-          <w:top w:val="none"/>
-          <w:left w:val="none"/>
+          <w:top w:val="none" w:color="000000" w:sz="4" w:space="0"/>
+          <w:left w:val="none" w:color="000000" w:sz="4" w:space="0"/>
           <w:bottom w:val="single" w:color="000000" w:themeColor="accent4" w:themeTint="9A" w:sz="4" w:space="0"/>
-          <w:right w:val="none"/>
+          <w:right w:val="none" w:color="000000" w:sz="4" w:space="0"/>
         </w:tcBorders>
       </w:tcPr>
     </w:tblStylePr>
@@ -28991,12 +29274,12 @@
         <w:tblBorders/>
       </w:tblPr>
       <w:tcPr>
-        <w:shd w:color="ffffff"/>
+        <w:shd w:val="clear" w:color="ffffff"/>
         <w:tcBorders>
-          <w:top w:val="none"/>
+          <w:top w:val="none" w:color="000000" w:sz="4" w:space="0"/>
           <w:left w:val="single" w:color="000000" w:themeColor="accent4" w:themeTint="9A" w:sz="4" w:space="0"/>
-          <w:bottom w:val="none"/>
-          <w:right w:val="none"/>
+          <w:bottom w:val="none" w:color="000000" w:sz="4" w:space="0"/>
+          <w:right w:val="none" w:color="000000" w:sz="4" w:space="0"/>
         </w:tcBorders>
       </w:tcPr>
     </w:tblStylePr>
@@ -29019,9 +29302,9 @@
         <w:shd w:val="clear" w:color="ffffff" w:themeColor="light1" w:fill="ffffff" w:themeFill="light1"/>
         <w:tcBorders>
           <w:top w:val="single" w:color="000000" w:themeColor="accent4" w:themeTint="9A" w:sz="4" w:space="0"/>
-          <w:left w:val="none"/>
-          <w:bottom w:val="none"/>
-          <w:right w:val="none"/>
+          <w:left w:val="none" w:color="000000" w:sz="4" w:space="0"/>
+          <w:bottom w:val="none" w:color="000000" w:sz="4" w:space="0"/>
+          <w:right w:val="none" w:color="000000" w:sz="4" w:space="0"/>
         </w:tcBorders>
       </w:tcPr>
     </w:tblStylePr>
@@ -29096,9 +29379,9 @@
       </w:tcPr>
     </w:tblStylePr>
   </w:style>
-  <w:style w:type="table" w:styleId="115">
+  <w:style w:type="table" w:styleId="804">
     <w:name w:val="List Table 7 Colorful - Accent 5"/>
-    <w:basedOn w:val="665"/>
+    <w:basedOn w:val="887"/>
     <w:uiPriority w:val="99"/>
     <w:pPr>
       <w:pBdr/>
@@ -29197,11 +29480,11 @@
         <w:tblBorders/>
       </w:tblPr>
       <w:tcPr>
-        <w:shd w:color="ffffff"/>
+        <w:shd w:val="clear" w:color="ffffff"/>
         <w:tcBorders>
-          <w:top w:val="none"/>
-          <w:left w:val="none"/>
-          <w:bottom w:val="none"/>
+          <w:top w:val="none" w:color="000000" w:sz="4" w:space="0"/>
+          <w:left w:val="none" w:color="000000" w:sz="4" w:space="0"/>
+          <w:bottom w:val="none" w:color="000000" w:sz="4" w:space="0"/>
           <w:right w:val="single" w:color="000000" w:themeColor="accent5" w:themeTint="9A" w:sz="4" w:space="0"/>
         </w:tcBorders>
       </w:tcPr>
@@ -29224,10 +29507,10 @@
       <w:tcPr>
         <w:shd w:val="clear" w:color="ffffff" w:themeColor="light1" w:fill="ffffff" w:themeFill="light1"/>
         <w:tcBorders>
-          <w:top w:val="none"/>
-          <w:left w:val="none"/>
+          <w:top w:val="none" w:color="000000" w:sz="4" w:space="0"/>
+          <w:left w:val="none" w:color="000000" w:sz="4" w:space="0"/>
           <w:bottom w:val="single" w:color="000000" w:themeColor="accent5" w:themeTint="9A" w:sz="4" w:space="0"/>
-          <w:right w:val="none"/>
+          <w:right w:val="none" w:color="000000" w:sz="4" w:space="0"/>
         </w:tcBorders>
       </w:tcPr>
     </w:tblStylePr>
@@ -29247,12 +29530,12 @@
         <w:tblBorders/>
       </w:tblPr>
       <w:tcPr>
-        <w:shd w:color="ffffff"/>
+        <w:shd w:val="clear" w:color="ffffff"/>
         <w:tcBorders>
-          <w:top w:val="none"/>
+          <w:top w:val="none" w:color="000000" w:sz="4" w:space="0"/>
           <w:left w:val="single" w:color="000000" w:themeColor="accent5" w:themeTint="9A" w:sz="4" w:space="0"/>
-          <w:bottom w:val="none"/>
-          <w:right w:val="none"/>
+          <w:bottom w:val="none" w:color="000000" w:sz="4" w:space="0"/>
+          <w:right w:val="none" w:color="000000" w:sz="4" w:space="0"/>
         </w:tcBorders>
       </w:tcPr>
     </w:tblStylePr>
@@ -29275,9 +29558,9 @@
         <w:shd w:val="clear" w:color="ffffff" w:themeColor="light1" w:fill="ffffff" w:themeFill="light1"/>
         <w:tcBorders>
           <w:top w:val="single" w:color="000000" w:themeColor="accent5" w:themeTint="9A" w:sz="4" w:space="0"/>
-          <w:left w:val="none"/>
-          <w:bottom w:val="none"/>
-          <w:right w:val="none"/>
+          <w:left w:val="none" w:color="000000" w:sz="4" w:space="0"/>
+          <w:bottom w:val="none" w:color="000000" w:sz="4" w:space="0"/>
+          <w:right w:val="none" w:color="000000" w:sz="4" w:space="0"/>
         </w:tcBorders>
       </w:tcPr>
     </w:tblStylePr>
@@ -29352,9 +29635,9 @@
       </w:tcPr>
     </w:tblStylePr>
   </w:style>
-  <w:style w:type="table" w:styleId="116">
+  <w:style w:type="table" w:styleId="805">
     <w:name w:val="List Table 7 Colorful - Accent 6"/>
-    <w:basedOn w:val="665"/>
+    <w:basedOn w:val="887"/>
     <w:uiPriority w:val="99"/>
     <w:pPr>
       <w:pBdr/>
@@ -29453,11 +29736,11 @@
         <w:tblBorders/>
       </w:tblPr>
       <w:tcPr>
-        <w:shd w:color="ffffff"/>
+        <w:shd w:val="clear" w:color="ffffff"/>
         <w:tcBorders>
-          <w:top w:val="none"/>
-          <w:left w:val="none"/>
-          <w:bottom w:val="none"/>
+          <w:top w:val="none" w:color="000000" w:sz="4" w:space="0"/>
+          <w:left w:val="none" w:color="000000" w:sz="4" w:space="0"/>
+          <w:bottom w:val="none" w:color="000000" w:sz="4" w:space="0"/>
           <w:right w:val="single" w:color="000000" w:themeColor="accent6" w:themeTint="98" w:sz="4" w:space="0"/>
         </w:tcBorders>
       </w:tcPr>
@@ -29480,10 +29763,10 @@
       <w:tcPr>
         <w:shd w:val="clear" w:color="ffffff" w:themeColor="light1" w:fill="ffffff" w:themeFill="light1"/>
         <w:tcBorders>
-          <w:top w:val="none"/>
-          <w:left w:val="none"/>
+          <w:top w:val="none" w:color="000000" w:sz="4" w:space="0"/>
+          <w:left w:val="none" w:color="000000" w:sz="4" w:space="0"/>
           <w:bottom w:val="single" w:color="000000" w:themeColor="accent6" w:themeTint="98" w:sz="4" w:space="0"/>
-          <w:right w:val="none"/>
+          <w:right w:val="none" w:color="000000" w:sz="4" w:space="0"/>
         </w:tcBorders>
       </w:tcPr>
     </w:tblStylePr>
@@ -29503,12 +29786,12 @@
         <w:tblBorders/>
       </w:tblPr>
       <w:tcPr>
-        <w:shd w:color="ffffff"/>
+        <w:shd w:val="clear" w:color="ffffff"/>
         <w:tcBorders>
-          <w:top w:val="none"/>
+          <w:top w:val="none" w:color="000000" w:sz="4" w:space="0"/>
           <w:left w:val="single" w:color="000000" w:themeColor="accent6" w:themeTint="98" w:sz="4" w:space="0"/>
-          <w:bottom w:val="none"/>
-          <w:right w:val="none"/>
+          <w:bottom w:val="none" w:color="000000" w:sz="4" w:space="0"/>
+          <w:right w:val="none" w:color="000000" w:sz="4" w:space="0"/>
         </w:tcBorders>
       </w:tcPr>
     </w:tblStylePr>
@@ -29531,9 +29814,9 @@
         <w:shd w:val="clear" w:color="ffffff" w:themeColor="light1" w:fill="ffffff" w:themeFill="light1"/>
         <w:tcBorders>
           <w:top w:val="single" w:color="000000" w:themeColor="accent6" w:themeTint="98" w:sz="4" w:space="0"/>
-          <w:left w:val="none"/>
-          <w:bottom w:val="none"/>
-          <w:right w:val="none"/>
+          <w:left w:val="none" w:color="000000" w:sz="4" w:space="0"/>
+          <w:bottom w:val="none" w:color="000000" w:sz="4" w:space="0"/>
+          <w:right w:val="none" w:color="000000" w:sz="4" w:space="0"/>
         </w:tcBorders>
       </w:tcPr>
     </w:tblStylePr>
@@ -29608,9 +29891,9 @@
       </w:tcPr>
     </w:tblStylePr>
   </w:style>
-  <w:style w:type="table" w:styleId="117">
+  <w:style w:type="table" w:styleId="806">
     <w:name w:val="Lined - Accent"/>
-    <w:basedOn w:val="665"/>
+    <w:basedOn w:val="887"/>
     <w:uiPriority w:val="99"/>
     <w:pPr>
       <w:pBdr/>
@@ -29845,9 +30128,9 @@
       </w:tcPr>
     </w:tblStylePr>
   </w:style>
-  <w:style w:type="table" w:styleId="118">
+  <w:style w:type="table" w:styleId="807">
     <w:name w:val="Lined - Accent 1"/>
-    <w:basedOn w:val="665"/>
+    <w:basedOn w:val="887"/>
     <w:uiPriority w:val="99"/>
     <w:pPr>
       <w:pBdr/>
@@ -30082,9 +30365,9 @@
       </w:tcPr>
     </w:tblStylePr>
   </w:style>
-  <w:style w:type="table" w:styleId="119">
+  <w:style w:type="table" w:styleId="808">
     <w:name w:val="Lined - Accent 2"/>
-    <w:basedOn w:val="665"/>
+    <w:basedOn w:val="887"/>
     <w:uiPriority w:val="99"/>
     <w:pPr>
       <w:pBdr/>
@@ -30319,9 +30602,9 @@
       </w:tcPr>
     </w:tblStylePr>
   </w:style>
-  <w:style w:type="table" w:styleId="120">
+  <w:style w:type="table" w:styleId="809">
     <w:name w:val="Lined - Accent 3"/>
-    <w:basedOn w:val="665"/>
+    <w:basedOn w:val="887"/>
     <w:uiPriority w:val="99"/>
     <w:pPr>
       <w:pBdr/>
@@ -30556,9 +30839,9 @@
       </w:tcPr>
     </w:tblStylePr>
   </w:style>
-  <w:style w:type="table" w:styleId="121">
+  <w:style w:type="table" w:styleId="810">
     <w:name w:val="Lined - Accent 4"/>
-    <w:basedOn w:val="665"/>
+    <w:basedOn w:val="887"/>
     <w:uiPriority w:val="99"/>
     <w:pPr>
       <w:pBdr/>
@@ -30793,9 +31076,9 @@
       </w:tcPr>
     </w:tblStylePr>
   </w:style>
-  <w:style w:type="table" w:styleId="122">
+  <w:style w:type="table" w:styleId="811">
     <w:name w:val="Lined - Accent 5"/>
-    <w:basedOn w:val="665"/>
+    <w:basedOn w:val="887"/>
     <w:uiPriority w:val="99"/>
     <w:pPr>
       <w:pBdr/>
@@ -31030,9 +31313,9 @@
       </w:tcPr>
     </w:tblStylePr>
   </w:style>
-  <w:style w:type="table" w:styleId="123">
+  <w:style w:type="table" w:styleId="812">
     <w:name w:val="Lined - Accent 6"/>
-    <w:basedOn w:val="665"/>
+    <w:basedOn w:val="887"/>
     <w:uiPriority w:val="99"/>
     <w:pPr>
       <w:pBdr/>
@@ -31267,9 +31550,9 @@
       </w:tcPr>
     </w:tblStylePr>
   </w:style>
-  <w:style w:type="table" w:styleId="124">
+  <w:style w:type="table" w:styleId="813">
     <w:name w:val="Bordered &amp; Lined - Accent"/>
-    <w:basedOn w:val="665"/>
+    <w:basedOn w:val="887"/>
     <w:uiPriority w:val="99"/>
     <w:pPr>
       <w:pBdr/>
@@ -31511,9 +31794,9 @@
       </w:tcPr>
     </w:tblStylePr>
   </w:style>
-  <w:style w:type="table" w:styleId="125">
+  <w:style w:type="table" w:styleId="814">
     <w:name w:val="Bordered &amp; Lined - Accent 1"/>
-    <w:basedOn w:val="665"/>
+    <w:basedOn w:val="887"/>
     <w:uiPriority w:val="99"/>
     <w:pPr>
       <w:pBdr/>
@@ -31755,9 +32038,9 @@
       </w:tcPr>
     </w:tblStylePr>
   </w:style>
-  <w:style w:type="table" w:styleId="126">
+  <w:style w:type="table" w:styleId="815">
     <w:name w:val="Bordered &amp; Lined - Accent 2"/>
-    <w:basedOn w:val="665"/>
+    <w:basedOn w:val="887"/>
     <w:uiPriority w:val="99"/>
     <w:pPr>
       <w:pBdr/>
@@ -31999,9 +32282,9 @@
       </w:tcPr>
     </w:tblStylePr>
   </w:style>
-  <w:style w:type="table" w:styleId="127">
+  <w:style w:type="table" w:styleId="816">
     <w:name w:val="Bordered &amp; Lined - Accent 3"/>
-    <w:basedOn w:val="665"/>
+    <w:basedOn w:val="887"/>
     <w:uiPriority w:val="99"/>
     <w:pPr>
       <w:pBdr/>
@@ -32243,9 +32526,9 @@
       </w:tcPr>
     </w:tblStylePr>
   </w:style>
-  <w:style w:type="table" w:styleId="128">
+  <w:style w:type="table" w:styleId="817">
     <w:name w:val="Bordered &amp; Lined - Accent 4"/>
-    <w:basedOn w:val="665"/>
+    <w:basedOn w:val="887"/>
     <w:uiPriority w:val="99"/>
     <w:pPr>
       <w:pBdr/>
@@ -32487,9 +32770,9 @@
       </w:tcPr>
     </w:tblStylePr>
   </w:style>
-  <w:style w:type="table" w:styleId="129">
+  <w:style w:type="table" w:styleId="818">
     <w:name w:val="Bordered &amp; Lined - Accent 5"/>
-    <w:basedOn w:val="665"/>
+    <w:basedOn w:val="887"/>
     <w:uiPriority w:val="99"/>
     <w:pPr>
       <w:pBdr/>
@@ -32731,9 +33014,9 @@
       </w:tcPr>
     </w:tblStylePr>
   </w:style>
-  <w:style w:type="table" w:styleId="130">
+  <w:style w:type="table" w:styleId="819">
     <w:name w:val="Bordered &amp; Lined - Accent 6"/>
-    <w:basedOn w:val="665"/>
+    <w:basedOn w:val="887"/>
     <w:uiPriority w:val="99"/>
     <w:pPr>
       <w:pBdr/>
@@ -32975,9 +33258,9 @@
       </w:tcPr>
     </w:tblStylePr>
   </w:style>
-  <w:style w:type="table" w:styleId="131">
+  <w:style w:type="table" w:styleId="820">
     <w:name w:val="Bordered"/>
-    <w:basedOn w:val="665"/>
+    <w:basedOn w:val="887"/>
     <w:uiPriority w:val="99"/>
     <w:pPr>
       <w:pBdr/>
@@ -33206,9 +33489,9 @@
       </w:tcPr>
     </w:tblStylePr>
   </w:style>
-  <w:style w:type="table" w:styleId="132">
+  <w:style w:type="table" w:styleId="821">
     <w:name w:val="Bordered - Accent 1"/>
-    <w:basedOn w:val="665"/>
+    <w:basedOn w:val="887"/>
     <w:uiPriority w:val="99"/>
     <w:pPr>
       <w:pBdr/>
@@ -33437,9 +33720,9 @@
       </w:tcPr>
     </w:tblStylePr>
   </w:style>
-  <w:style w:type="table" w:styleId="133">
+  <w:style w:type="table" w:styleId="822">
     <w:name w:val="Bordered - Accent 2"/>
-    <w:basedOn w:val="665"/>
+    <w:basedOn w:val="887"/>
     <w:uiPriority w:val="99"/>
     <w:pPr>
       <w:pBdr/>
@@ -33668,9 +33951,9 @@
       </w:tcPr>
     </w:tblStylePr>
   </w:style>
-  <w:style w:type="table" w:styleId="134">
+  <w:style w:type="table" w:styleId="823">
     <w:name w:val="Bordered - Accent 3"/>
-    <w:basedOn w:val="665"/>
+    <w:basedOn w:val="887"/>
     <w:uiPriority w:val="99"/>
     <w:pPr>
       <w:pBdr/>
@@ -33899,9 +34182,9 @@
       </w:tcPr>
     </w:tblStylePr>
   </w:style>
-  <w:style w:type="table" w:styleId="135">
+  <w:style w:type="table" w:styleId="824">
     <w:name w:val="Bordered - Accent 4"/>
-    <w:basedOn w:val="665"/>
+    <w:basedOn w:val="887"/>
     <w:uiPriority w:val="99"/>
     <w:pPr>
       <w:pBdr/>
@@ -34130,9 +34413,9 @@
       </w:tcPr>
     </w:tblStylePr>
   </w:style>
-  <w:style w:type="table" w:styleId="136">
+  <w:style w:type="table" w:styleId="825">
     <w:name w:val="Bordered - Accent 5"/>
-    <w:basedOn w:val="665"/>
+    <w:basedOn w:val="887"/>
     <w:uiPriority w:val="99"/>
     <w:pPr>
       <w:pBdr/>
@@ -34361,9 +34644,9 @@
       </w:tcPr>
     </w:tblStylePr>
   </w:style>
-  <w:style w:type="table" w:styleId="137">
+  <w:style w:type="table" w:styleId="826">
     <w:name w:val="Bordered - Accent 6"/>
-    <w:basedOn w:val="665"/>
+    <w:basedOn w:val="887"/>
     <w:uiPriority w:val="99"/>
     <w:pPr>
       <w:pBdr/>
@@ -34592,11 +34875,11 @@
       </w:tcPr>
     </w:tblStylePr>
   </w:style>
-  <w:style w:type="paragraph" w:styleId="139">
+  <w:style w:type="paragraph" w:styleId="827">
     <w:name w:val="Heading 1"/>
-    <w:basedOn w:val="664"/>
-    <w:next w:val="664"/>
-    <w:link w:val="150"/>
+    <w:basedOn w:val="886"/>
+    <w:next w:val="886"/>
+    <w:link w:val="837"/>
     <w:uiPriority w:val="9"/>
     <w:qFormat/>
     <w:pPr>
@@ -34614,11 +34897,11 @@
       <w:szCs w:val="40"/>
     </w:rPr>
   </w:style>
-  <w:style w:type="paragraph" w:styleId="140">
+  <w:style w:type="paragraph" w:styleId="828">
     <w:name w:val="Heading 2"/>
-    <w:basedOn w:val="664"/>
-    <w:next w:val="664"/>
-    <w:link w:val="151"/>
+    <w:basedOn w:val="886"/>
+    <w:next w:val="886"/>
+    <w:link w:val="838"/>
     <w:uiPriority w:val="9"/>
     <w:unhideWhenUsed/>
     <w:qFormat/>
@@ -34637,11 +34920,11 @@
       <w:szCs w:val="32"/>
     </w:rPr>
   </w:style>
-  <w:style w:type="paragraph" w:styleId="141">
+  <w:style w:type="paragraph" w:styleId="829">
     <w:name w:val="Heading 3"/>
-    <w:basedOn w:val="664"/>
-    <w:next w:val="664"/>
-    <w:link w:val="152"/>
+    <w:basedOn w:val="886"/>
+    <w:next w:val="886"/>
+    <w:link w:val="839"/>
     <w:uiPriority w:val="9"/>
     <w:unhideWhenUsed/>
     <w:qFormat/>
@@ -34660,11 +34943,11 @@
       <w:szCs w:val="28"/>
     </w:rPr>
   </w:style>
-  <w:style w:type="paragraph" w:styleId="142">
+  <w:style w:type="paragraph" w:styleId="830">
     <w:name w:val="Heading 4"/>
-    <w:basedOn w:val="664"/>
-    <w:next w:val="664"/>
-    <w:link w:val="153"/>
+    <w:basedOn w:val="886"/>
+    <w:next w:val="886"/>
+    <w:link w:val="840"/>
     <w:uiPriority w:val="9"/>
     <w:unhideWhenUsed/>
     <w:qFormat/>
@@ -34683,11 +34966,11 @@
       <w:color w:val="0f4761" w:themeColor="accent1" w:themeShade="BF"/>
     </w:rPr>
   </w:style>
-  <w:style w:type="paragraph" w:styleId="143">
+  <w:style w:type="paragraph" w:styleId="831">
     <w:name w:val="Heading 5"/>
-    <w:basedOn w:val="664"/>
-    <w:next w:val="664"/>
-    <w:link w:val="154"/>
+    <w:basedOn w:val="886"/>
+    <w:next w:val="886"/>
+    <w:link w:val="841"/>
     <w:uiPriority w:val="9"/>
     <w:unhideWhenUsed/>
     <w:qFormat/>
@@ -34704,11 +34987,11 @@
       <w:color w:val="0f4761" w:themeColor="accent1" w:themeShade="BF"/>
     </w:rPr>
   </w:style>
-  <w:style w:type="paragraph" w:styleId="144">
+  <w:style w:type="paragraph" w:styleId="832">
     <w:name w:val="Heading 6"/>
-    <w:basedOn w:val="664"/>
-    <w:next w:val="664"/>
-    <w:link w:val="155"/>
+    <w:basedOn w:val="886"/>
+    <w:next w:val="886"/>
+    <w:link w:val="842"/>
     <w:uiPriority w:val="9"/>
     <w:unhideWhenUsed/>
     <w:qFormat/>
@@ -34727,11 +35010,11 @@
       <w:color w:val="595959" w:themeColor="text1" w:themeTint="A6"/>
     </w:rPr>
   </w:style>
-  <w:style w:type="paragraph" w:styleId="145">
+  <w:style w:type="paragraph" w:styleId="833">
     <w:name w:val="Heading 7"/>
-    <w:basedOn w:val="664"/>
-    <w:next w:val="664"/>
-    <w:link w:val="156"/>
+    <w:basedOn w:val="886"/>
+    <w:next w:val="886"/>
+    <w:link w:val="843"/>
     <w:uiPriority w:val="9"/>
     <w:unhideWhenUsed/>
     <w:qFormat/>
@@ -34748,11 +35031,11 @@
       <w:color w:val="595959" w:themeColor="text1" w:themeTint="A6"/>
     </w:rPr>
   </w:style>
-  <w:style w:type="paragraph" w:styleId="146">
+  <w:style w:type="paragraph" w:styleId="834">
     <w:name w:val="Heading 8"/>
-    <w:basedOn w:val="664"/>
-    <w:next w:val="664"/>
-    <w:link w:val="157"/>
+    <w:basedOn w:val="886"/>
+    <w:next w:val="886"/>
+    <w:link w:val="844"/>
     <w:uiPriority w:val="9"/>
     <w:unhideWhenUsed/>
     <w:qFormat/>
@@ -34771,11 +35054,11 @@
       <w:color w:val="272727" w:themeColor="text1" w:themeTint="D8"/>
     </w:rPr>
   </w:style>
-  <w:style w:type="paragraph" w:styleId="147">
+  <w:style w:type="paragraph" w:styleId="835">
     <w:name w:val="Heading 9"/>
-    <w:basedOn w:val="664"/>
-    <w:next w:val="664"/>
-    <w:link w:val="158"/>
+    <w:basedOn w:val="886"/>
+    <w:next w:val="886"/>
+    <w:link w:val="845"/>
     <w:uiPriority w:val="9"/>
     <w:unhideWhenUsed/>
     <w:qFormat/>
@@ -34794,7 +35077,7 @@
       <w:color w:val="272727" w:themeColor="text1" w:themeTint="D8"/>
     </w:rPr>
   </w:style>
-  <w:style w:type="character" w:styleId="148" w:default="1">
+  <w:style w:type="character" w:styleId="836" w:default="1">
     <w:name w:val="Default Paragraph Font"/>
     <w:uiPriority w:val="1"/>
     <w:semiHidden/>
@@ -34805,10 +35088,10 @@
       <w:ind/>
     </w:pPr>
   </w:style>
-  <w:style w:type="character" w:styleId="150">
+  <w:style w:type="character" w:styleId="837">
     <w:name w:val="Heading 1 Char"/>
-    <w:basedOn w:val="148"/>
-    <w:link w:val="139"/>
+    <w:basedOn w:val="836"/>
+    <w:link w:val="827"/>
     <w:uiPriority w:val="9"/>
     <w:pPr>
       <w:pBdr/>
@@ -34822,10 +35105,10 @@
       <w:szCs w:val="40"/>
     </w:rPr>
   </w:style>
-  <w:style w:type="character" w:styleId="151">
+  <w:style w:type="character" w:styleId="838">
     <w:name w:val="Heading 2 Char"/>
-    <w:basedOn w:val="148"/>
-    <w:link w:val="140"/>
+    <w:basedOn w:val="836"/>
+    <w:link w:val="828"/>
     <w:uiPriority w:val="9"/>
     <w:pPr>
       <w:pBdr/>
@@ -34839,10 +35122,10 @@
       <w:szCs w:val="32"/>
     </w:rPr>
   </w:style>
-  <w:style w:type="character" w:styleId="152">
+  <w:style w:type="character" w:styleId="839">
     <w:name w:val="Heading 3 Char"/>
-    <w:basedOn w:val="148"/>
-    <w:link w:val="141"/>
+    <w:basedOn w:val="836"/>
+    <w:link w:val="829"/>
     <w:uiPriority w:val="9"/>
     <w:pPr>
       <w:pBdr/>
@@ -34856,10 +35139,10 @@
       <w:szCs w:val="28"/>
     </w:rPr>
   </w:style>
-  <w:style w:type="character" w:styleId="153">
+  <w:style w:type="character" w:styleId="840">
     <w:name w:val="Heading 4 Char"/>
-    <w:basedOn w:val="148"/>
-    <w:link w:val="142"/>
+    <w:basedOn w:val="836"/>
+    <w:link w:val="830"/>
     <w:uiPriority w:val="9"/>
     <w:pPr>
       <w:pBdr/>
@@ -34873,10 +35156,10 @@
       <w:color w:val="0f4761" w:themeColor="accent1" w:themeShade="BF"/>
     </w:rPr>
   </w:style>
-  <w:style w:type="character" w:styleId="154">
+  <w:style w:type="character" w:styleId="841">
     <w:name w:val="Heading 5 Char"/>
-    <w:basedOn w:val="148"/>
-    <w:link w:val="143"/>
+    <w:basedOn w:val="836"/>
+    <w:link w:val="831"/>
     <w:uiPriority w:val="9"/>
     <w:pPr>
       <w:pBdr/>
@@ -34888,10 +35171,10 @@
       <w:color w:val="0f4761" w:themeColor="accent1" w:themeShade="BF"/>
     </w:rPr>
   </w:style>
-  <w:style w:type="character" w:styleId="155">
+  <w:style w:type="character" w:styleId="842">
     <w:name w:val="Heading 6 Char"/>
-    <w:basedOn w:val="148"/>
-    <w:link w:val="144"/>
+    <w:basedOn w:val="836"/>
+    <w:link w:val="832"/>
     <w:uiPriority w:val="9"/>
     <w:pPr>
       <w:pBdr/>
@@ -34905,10 +35188,10 @@
       <w:color w:val="595959" w:themeColor="text1" w:themeTint="A6"/>
     </w:rPr>
   </w:style>
-  <w:style w:type="character" w:styleId="156">
+  <w:style w:type="character" w:styleId="843">
     <w:name w:val="Heading 7 Char"/>
-    <w:basedOn w:val="148"/>
-    <w:link w:val="145"/>
+    <w:basedOn w:val="836"/>
+    <w:link w:val="833"/>
     <w:uiPriority w:val="9"/>
     <w:pPr>
       <w:pBdr/>
@@ -34920,10 +35203,10 @@
       <w:color w:val="595959" w:themeColor="text1" w:themeTint="A6"/>
     </w:rPr>
   </w:style>
-  <w:style w:type="character" w:styleId="157">
+  <w:style w:type="character" w:styleId="844">
     <w:name w:val="Heading 8 Char"/>
-    <w:basedOn w:val="148"/>
-    <w:link w:val="146"/>
+    <w:basedOn w:val="836"/>
+    <w:link w:val="834"/>
     <w:uiPriority w:val="9"/>
     <w:pPr>
       <w:pBdr/>
@@ -34937,10 +35220,10 @@
       <w:color w:val="272727" w:themeColor="text1" w:themeTint="D8"/>
     </w:rPr>
   </w:style>
-  <w:style w:type="character" w:styleId="158">
+  <w:style w:type="character" w:styleId="845">
     <w:name w:val="Heading 9 Char"/>
-    <w:basedOn w:val="148"/>
-    <w:link w:val="147"/>
+    <w:basedOn w:val="836"/>
+    <w:link w:val="835"/>
     <w:uiPriority w:val="9"/>
     <w:pPr>
       <w:pBdr/>
@@ -34954,11 +35237,11 @@
       <w:color w:val="272727" w:themeColor="text1" w:themeTint="D8"/>
     </w:rPr>
   </w:style>
-  <w:style w:type="paragraph" w:styleId="159">
+  <w:style w:type="paragraph" w:styleId="846">
     <w:name w:val="Title"/>
-    <w:basedOn w:val="664"/>
-    <w:next w:val="664"/>
-    <w:link w:val="160"/>
+    <w:basedOn w:val="886"/>
+    <w:next w:val="886"/>
+    <w:link w:val="847"/>
     <w:uiPriority w:val="10"/>
     <w:qFormat/>
     <w:pPr>
@@ -34974,10 +35257,10 @@
       <w:szCs w:val="56"/>
     </w:rPr>
   </w:style>
-  <w:style w:type="character" w:styleId="160">
+  <w:style w:type="character" w:styleId="847">
     <w:name w:val="Title Char"/>
-    <w:basedOn w:val="148"/>
-    <w:link w:val="159"/>
+    <w:basedOn w:val="836"/>
+    <w:link w:val="846"/>
     <w:uiPriority w:val="10"/>
     <w:pPr>
       <w:pBdr/>
@@ -34991,11 +35274,11 @@
       <w:szCs w:val="56"/>
     </w:rPr>
   </w:style>
-  <w:style w:type="paragraph" w:styleId="161">
+  <w:style w:type="paragraph" w:styleId="848">
     <w:name w:val="Subtitle"/>
-    <w:basedOn w:val="664"/>
-    <w:next w:val="664"/>
-    <w:link w:val="162"/>
+    <w:basedOn w:val="886"/>
+    <w:next w:val="886"/>
+    <w:link w:val="849"/>
     <w:uiPriority w:val="11"/>
     <w:qFormat/>
     <w:pPr>
@@ -35013,10 +35296,10 @@
       <w:szCs w:val="28"/>
     </w:rPr>
   </w:style>
-  <w:style w:type="character" w:styleId="162">
+  <w:style w:type="character" w:styleId="849">
     <w:name w:val="Subtitle Char"/>
-    <w:basedOn w:val="148"/>
-    <w:link w:val="161"/>
+    <w:basedOn w:val="836"/>
+    <w:link w:val="848"/>
     <w:uiPriority w:val="11"/>
     <w:pPr>
       <w:pBdr/>
@@ -35030,11 +35313,11 @@
       <w:szCs w:val="28"/>
     </w:rPr>
   </w:style>
-  <w:style w:type="paragraph" w:styleId="163">
+  <w:style w:type="paragraph" w:styleId="850">
     <w:name w:val="Quote"/>
-    <w:basedOn w:val="664"/>
-    <w:next w:val="664"/>
-    <w:link w:val="164"/>
+    <w:basedOn w:val="886"/>
+    <w:next w:val="886"/>
+    <w:link w:val="851"/>
     <w:uiPriority w:val="29"/>
     <w:qFormat/>
     <w:pPr>
@@ -35049,10 +35332,10 @@
       <w:color w:val="404040" w:themeColor="text1" w:themeTint="BF"/>
     </w:rPr>
   </w:style>
-  <w:style w:type="character" w:styleId="164">
+  <w:style w:type="character" w:styleId="851">
     <w:name w:val="Quote Char"/>
-    <w:basedOn w:val="148"/>
-    <w:link w:val="163"/>
+    <w:basedOn w:val="836"/>
+    <w:link w:val="850"/>
     <w:uiPriority w:val="29"/>
     <w:pPr>
       <w:pBdr/>
@@ -35065,9 +35348,9 @@
       <w:color w:val="404040" w:themeColor="text1" w:themeTint="BF"/>
     </w:rPr>
   </w:style>
-  <w:style w:type="character" w:styleId="166">
+  <w:style w:type="character" w:styleId="852">
     <w:name w:val="Intense Emphasis"/>
-    <w:basedOn w:val="148"/>
+    <w:basedOn w:val="836"/>
     <w:uiPriority w:val="21"/>
     <w:qFormat/>
     <w:pPr>
@@ -35081,11 +35364,11 @@
       <w:color w:val="0f4761" w:themeColor="accent1" w:themeShade="BF"/>
     </w:rPr>
   </w:style>
-  <w:style w:type="paragraph" w:styleId="167">
+  <w:style w:type="paragraph" w:styleId="853">
     <w:name w:val="Intense Quote"/>
-    <w:basedOn w:val="664"/>
-    <w:next w:val="664"/>
-    <w:link w:val="168"/>
+    <w:basedOn w:val="886"/>
+    <w:next w:val="886"/>
+    <w:link w:val="854"/>
     <w:uiPriority w:val="30"/>
     <w:qFormat/>
     <w:pPr>
@@ -35103,10 +35386,10 @@
       <w:color w:val="0f4761" w:themeColor="accent1" w:themeShade="BF"/>
     </w:rPr>
   </w:style>
-  <w:style w:type="character" w:styleId="168">
+  <w:style w:type="character" w:styleId="854">
     <w:name w:val="Intense Quote Char"/>
-    <w:basedOn w:val="148"/>
-    <w:link w:val="167"/>
+    <w:basedOn w:val="836"/>
+    <w:link w:val="853"/>
     <w:uiPriority w:val="30"/>
     <w:pPr>
       <w:pBdr/>
@@ -35119,9 +35402,9 @@
       <w:color w:val="0f4761" w:themeColor="accent1" w:themeShade="BF"/>
     </w:rPr>
   </w:style>
-  <w:style w:type="character" w:styleId="169">
+  <w:style w:type="character" w:styleId="855">
     <w:name w:val="Intense Reference"/>
-    <w:basedOn w:val="148"/>
+    <w:basedOn w:val="836"/>
     <w:uiPriority w:val="32"/>
     <w:qFormat/>
     <w:pPr>
@@ -35137,9 +35420,9 @@
       <w:spacing w:val="5"/>
     </w:rPr>
   </w:style>
-  <w:style w:type="character" w:styleId="171">
+  <w:style w:type="character" w:styleId="856">
     <w:name w:val="Subtle Emphasis"/>
-    <w:basedOn w:val="148"/>
+    <w:basedOn w:val="836"/>
     <w:uiPriority w:val="19"/>
     <w:qFormat/>
     <w:pPr>
@@ -35153,9 +35436,9 @@
       <w:color w:val="404040" w:themeColor="text1" w:themeTint="BF"/>
     </w:rPr>
   </w:style>
-  <w:style w:type="character" w:styleId="172">
+  <w:style w:type="character" w:styleId="857">
     <w:name w:val="Emphasis"/>
-    <w:basedOn w:val="148"/>
+    <w:basedOn w:val="836"/>
     <w:uiPriority w:val="20"/>
     <w:qFormat/>
     <w:pPr>
@@ -35168,9 +35451,9 @@
       <w:iCs/>
     </w:rPr>
   </w:style>
-  <w:style w:type="character" w:styleId="173">
+  <w:style w:type="character" w:styleId="858">
     <w:name w:val="Strong"/>
-    <w:basedOn w:val="148"/>
+    <w:basedOn w:val="836"/>
     <w:uiPriority w:val="22"/>
     <w:qFormat/>
     <w:pPr>
@@ -35183,9 +35466,9 @@
       <w:bCs/>
     </w:rPr>
   </w:style>
-  <w:style w:type="character" w:styleId="174">
+  <w:style w:type="character" w:styleId="859">
     <w:name w:val="Subtle Reference"/>
-    <w:basedOn w:val="148"/>
+    <w:basedOn w:val="836"/>
     <w:uiPriority w:val="31"/>
     <w:qFormat/>
     <w:pPr>
@@ -35198,9 +35481,9 @@
       <w:color w:val="5a5a5a" w:themeColor="text1" w:themeTint="A5"/>
     </w:rPr>
   </w:style>
-  <w:style w:type="character" w:styleId="175">
+  <w:style w:type="character" w:styleId="860">
     <w:name w:val="Book Title"/>
-    <w:basedOn w:val="148"/>
+    <w:basedOn w:val="836"/>
     <w:uiPriority w:val="33"/>
     <w:qFormat/>
     <w:pPr>
@@ -35216,10 +35499,10 @@
       <w:spacing w:val="5"/>
     </w:rPr>
   </w:style>
-  <w:style w:type="paragraph" w:styleId="176">
+  <w:style w:type="paragraph" w:styleId="861">
     <w:name w:val="Header"/>
-    <w:basedOn w:val="664"/>
-    <w:link w:val="177"/>
+    <w:basedOn w:val="886"/>
+    <w:link w:val="862"/>
     <w:uiPriority w:val="99"/>
     <w:unhideWhenUsed/>
     <w:pPr>
@@ -35232,10 +35515,10 @@
       <w:ind/>
     </w:pPr>
   </w:style>
-  <w:style w:type="character" w:styleId="177">
+  <w:style w:type="character" w:styleId="862">
     <w:name w:val="Header Char"/>
-    <w:basedOn w:val="148"/>
-    <w:link w:val="176"/>
+    <w:basedOn w:val="836"/>
+    <w:link w:val="861"/>
     <w:uiPriority w:val="99"/>
     <w:pPr>
       <w:pBdr/>
@@ -35243,10 +35526,10 @@
       <w:ind/>
     </w:pPr>
   </w:style>
-  <w:style w:type="paragraph" w:styleId="178">
+  <w:style w:type="paragraph" w:styleId="863">
     <w:name w:val="Footer"/>
-    <w:basedOn w:val="664"/>
-    <w:link w:val="179"/>
+    <w:basedOn w:val="886"/>
+    <w:link w:val="864"/>
     <w:uiPriority w:val="99"/>
     <w:unhideWhenUsed/>
     <w:pPr>
@@ -35259,10 +35542,10 @@
       <w:ind/>
     </w:pPr>
   </w:style>
-  <w:style w:type="character" w:styleId="179">
+  <w:style w:type="character" w:styleId="864">
     <w:name w:val="Footer Char"/>
-    <w:basedOn w:val="148"/>
-    <w:link w:val="178"/>
+    <w:basedOn w:val="836"/>
+    <w:link w:val="863"/>
     <w:uiPriority w:val="99"/>
     <w:pPr>
       <w:pBdr/>
@@ -35270,10 +35553,10 @@
       <w:ind/>
     </w:pPr>
   </w:style>
-  <w:style w:type="paragraph" w:styleId="180">
+  <w:style w:type="paragraph" w:styleId="865">
     <w:name w:val="Caption"/>
-    <w:basedOn w:val="664"/>
-    <w:next w:val="664"/>
+    <w:basedOn w:val="886"/>
+    <w:next w:val="886"/>
     <w:uiPriority w:val="35"/>
     <w:unhideWhenUsed/>
     <w:qFormat/>
@@ -35290,10 +35573,10 @@
       <w:szCs w:val="18"/>
     </w:rPr>
   </w:style>
-  <w:style w:type="paragraph" w:styleId="181">
+  <w:style w:type="paragraph" w:styleId="866">
     <w:name w:val="footnote text"/>
-    <w:basedOn w:val="664"/>
-    <w:link w:val="182"/>
+    <w:basedOn w:val="886"/>
+    <w:link w:val="867"/>
     <w:uiPriority w:val="99"/>
     <w:semiHidden/>
     <w:unhideWhenUsed/>
@@ -35307,10 +35590,10 @@
       <w:szCs w:val="20"/>
     </w:rPr>
   </w:style>
-  <w:style w:type="character" w:styleId="182">
+  <w:style w:type="character" w:styleId="867">
     <w:name w:val="Footnote Text Char"/>
-    <w:basedOn w:val="148"/>
-    <w:link w:val="181"/>
+    <w:basedOn w:val="836"/>
+    <w:link w:val="866"/>
     <w:uiPriority w:val="99"/>
     <w:semiHidden/>
     <w:pPr>
@@ -35323,9 +35606,9 @@
       <w:szCs w:val="20"/>
     </w:rPr>
   </w:style>
-  <w:style w:type="character" w:styleId="183">
+  <w:style w:type="character" w:styleId="868">
     <w:name w:val="footnote reference"/>
-    <w:basedOn w:val="148"/>
+    <w:basedOn w:val="836"/>
     <w:uiPriority w:val="99"/>
     <w:semiHidden/>
     <w:unhideWhenUsed/>
@@ -35338,10 +35621,10 @@
       <w:vertAlign w:val="superscript"/>
     </w:rPr>
   </w:style>
-  <w:style w:type="paragraph" w:styleId="184">
+  <w:style w:type="paragraph" w:styleId="869">
     <w:name w:val="endnote text"/>
-    <w:basedOn w:val="664"/>
-    <w:link w:val="185"/>
+    <w:basedOn w:val="886"/>
+    <w:link w:val="870"/>
     <w:uiPriority w:val="99"/>
     <w:semiHidden/>
     <w:unhideWhenUsed/>
@@ -35355,10 +35638,10 @@
       <w:szCs w:val="20"/>
     </w:rPr>
   </w:style>
-  <w:style w:type="character" w:styleId="185">
+  <w:style w:type="character" w:styleId="870">
     <w:name w:val="Endnote Text Char"/>
-    <w:basedOn w:val="148"/>
-    <w:link w:val="184"/>
+    <w:basedOn w:val="836"/>
+    <w:link w:val="869"/>
     <w:uiPriority w:val="99"/>
     <w:semiHidden/>
     <w:pPr>
@@ -35371,9 +35654,9 @@
       <w:szCs w:val="20"/>
     </w:rPr>
   </w:style>
-  <w:style w:type="character" w:styleId="186">
+  <w:style w:type="character" w:styleId="871">
     <w:name w:val="endnote reference"/>
-    <w:basedOn w:val="148"/>
+    <w:basedOn w:val="836"/>
     <w:uiPriority w:val="99"/>
     <w:semiHidden/>
     <w:unhideWhenUsed/>
@@ -35386,9 +35669,9 @@
       <w:vertAlign w:val="superscript"/>
     </w:rPr>
   </w:style>
-  <w:style w:type="character" w:styleId="187">
+  <w:style w:type="character" w:styleId="872">
     <w:name w:val="Hyperlink"/>
-    <w:basedOn w:val="148"/>
+    <w:basedOn w:val="836"/>
     <w:uiPriority w:val="99"/>
     <w:unhideWhenUsed/>
     <w:pPr>
@@ -35401,9 +35684,9 @@
       <w:u w:val="single"/>
     </w:rPr>
   </w:style>
-  <w:style w:type="character" w:styleId="188">
+  <w:style w:type="character" w:styleId="873">
     <w:name w:val="FollowedHyperlink"/>
-    <w:basedOn w:val="148"/>
+    <w:basedOn w:val="836"/>
     <w:uiPriority w:val="99"/>
     <w:semiHidden/>
     <w:unhideWhenUsed/>
@@ -35417,10 +35700,10 @@
       <w:u w:val="single"/>
     </w:rPr>
   </w:style>
-  <w:style w:type="paragraph" w:styleId="189">
+  <w:style w:type="paragraph" w:styleId="874">
     <w:name w:val="toc 1"/>
-    <w:basedOn w:val="664"/>
-    <w:next w:val="664"/>
+    <w:basedOn w:val="886"/>
+    <w:next w:val="886"/>
     <w:uiPriority w:val="39"/>
     <w:unhideWhenUsed/>
     <w:pPr>
@@ -35429,10 +35712,10 @@
       <w:ind/>
     </w:pPr>
   </w:style>
-  <w:style w:type="paragraph" w:styleId="190">
+  <w:style w:type="paragraph" w:styleId="875">
     <w:name w:val="toc 2"/>
-    <w:basedOn w:val="664"/>
-    <w:next w:val="664"/>
+    <w:basedOn w:val="886"/>
+    <w:next w:val="886"/>
     <w:uiPriority w:val="39"/>
     <w:unhideWhenUsed/>
     <w:pPr>
@@ -35441,10 +35724,10 @@
       <w:ind w:left="220"/>
     </w:pPr>
   </w:style>
-  <w:style w:type="paragraph" w:styleId="191">
+  <w:style w:type="paragraph" w:styleId="876">
     <w:name w:val="toc 3"/>
-    <w:basedOn w:val="664"/>
-    <w:next w:val="664"/>
+    <w:basedOn w:val="886"/>
+    <w:next w:val="886"/>
     <w:uiPriority w:val="39"/>
     <w:unhideWhenUsed/>
     <w:pPr>
@@ -35453,10 +35736,10 @@
       <w:ind w:left="440"/>
     </w:pPr>
   </w:style>
-  <w:style w:type="paragraph" w:styleId="192">
+  <w:style w:type="paragraph" w:styleId="877">
     <w:name w:val="toc 4"/>
-    <w:basedOn w:val="664"/>
-    <w:next w:val="664"/>
+    <w:basedOn w:val="886"/>
+    <w:next w:val="886"/>
     <w:uiPriority w:val="39"/>
     <w:unhideWhenUsed/>
     <w:pPr>
@@ -35465,10 +35748,10 @@
       <w:ind w:left="660"/>
     </w:pPr>
   </w:style>
-  <w:style w:type="paragraph" w:styleId="193">
+  <w:style w:type="paragraph" w:styleId="878">
     <w:name w:val="toc 5"/>
-    <w:basedOn w:val="664"/>
-    <w:next w:val="664"/>
+    <w:basedOn w:val="886"/>
+    <w:next w:val="886"/>
     <w:uiPriority w:val="39"/>
     <w:unhideWhenUsed/>
     <w:pPr>
@@ -35477,10 +35760,10 @@
       <w:ind w:left="880"/>
     </w:pPr>
   </w:style>
-  <w:style w:type="paragraph" w:styleId="194">
+  <w:style w:type="paragraph" w:styleId="879">
     <w:name w:val="toc 6"/>
-    <w:basedOn w:val="664"/>
-    <w:next w:val="664"/>
+    <w:basedOn w:val="886"/>
+    <w:next w:val="886"/>
     <w:uiPriority w:val="39"/>
     <w:unhideWhenUsed/>
     <w:pPr>
@@ -35489,10 +35772,10 @@
       <w:ind w:left="1100"/>
     </w:pPr>
   </w:style>
-  <w:style w:type="paragraph" w:styleId="195">
+  <w:style w:type="paragraph" w:styleId="880">
     <w:name w:val="toc 7"/>
-    <w:basedOn w:val="664"/>
-    <w:next w:val="664"/>
+    <w:basedOn w:val="886"/>
+    <w:next w:val="886"/>
     <w:uiPriority w:val="39"/>
     <w:unhideWhenUsed/>
     <w:pPr>
@@ -35501,10 +35784,10 @@
       <w:ind w:left="1320"/>
     </w:pPr>
   </w:style>
-  <w:style w:type="paragraph" w:styleId="196">
+  <w:style w:type="paragraph" w:styleId="881">
     <w:name w:val="toc 8"/>
-    <w:basedOn w:val="664"/>
-    <w:next w:val="664"/>
+    <w:basedOn w:val="886"/>
+    <w:next w:val="886"/>
     <w:uiPriority w:val="39"/>
     <w:unhideWhenUsed/>
     <w:pPr>
@@ -35513,10 +35796,10 @@
       <w:ind w:left="1540"/>
     </w:pPr>
   </w:style>
-  <w:style w:type="paragraph" w:styleId="197">
+  <w:style w:type="paragraph" w:styleId="882">
     <w:name w:val="toc 9"/>
-    <w:basedOn w:val="664"/>
-    <w:next w:val="664"/>
+    <w:basedOn w:val="886"/>
+    <w:next w:val="886"/>
     <w:uiPriority w:val="39"/>
     <w:unhideWhenUsed/>
     <w:pPr>
@@ -35525,9 +35808,9 @@
       <w:ind w:left="1760"/>
     </w:pPr>
   </w:style>
-  <w:style w:type="character" w:styleId="198">
+  <w:style w:type="character" w:styleId="883">
     <w:name w:val="Placeholder Text"/>
-    <w:basedOn w:val="148"/>
+    <w:basedOn w:val="836"/>
     <w:uiPriority w:val="99"/>
     <w:semiHidden/>
     <w:pPr>
@@ -35539,7 +35822,7 @@
       <w:color w:val="666666"/>
     </w:rPr>
   </w:style>
-  <w:style w:type="paragraph" w:styleId="208">
+  <w:style w:type="paragraph" w:styleId="884">
     <w:name w:val="TOC Heading"/>
     <w:uiPriority w:val="39"/>
     <w:unhideWhenUsed/>
@@ -35549,10 +35832,10 @@
       <w:ind/>
     </w:pPr>
   </w:style>
-  <w:style w:type="paragraph" w:styleId="209">
+  <w:style w:type="paragraph" w:styleId="885">
     <w:name w:val="table of figures"/>
-    <w:basedOn w:val="664"/>
-    <w:next w:val="664"/>
+    <w:basedOn w:val="886"/>
+    <w:next w:val="886"/>
     <w:uiPriority w:val="99"/>
     <w:unhideWhenUsed/>
     <w:pPr>
@@ -35561,7 +35844,7 @@
       <w:ind/>
     </w:pPr>
   </w:style>
-  <w:style w:type="paragraph" w:styleId="664" w:default="1">
+  <w:style w:type="paragraph" w:styleId="886" w:default="1">
     <w:name w:val="Normal"/>
     <w:qFormat/>
     <w:pPr>
@@ -35570,7 +35853,7 @@
       <w:ind/>
     </w:pPr>
   </w:style>
-  <w:style w:type="table" w:styleId="665" w:default="1">
+  <w:style w:type="table" w:styleId="887" w:default="1">
     <w:name w:val="Normal Table"/>
     <w:uiPriority w:val="99"/>
     <w:semiHidden/>
@@ -35763,7 +36046,7 @@
       </w:tcPr>
     </w:tblStylePr>
   </w:style>
-  <w:style w:type="numbering" w:styleId="666" w:default="1">
+  <w:style w:type="numbering" w:styleId="888" w:default="1">
     <w:name w:val="No List"/>
     <w:uiPriority w:val="99"/>
     <w:semiHidden/>
@@ -35774,9 +36057,9 @@
       <w:ind/>
     </w:pPr>
   </w:style>
-  <w:style w:type="paragraph" w:styleId="667">
+  <w:style w:type="paragraph" w:styleId="889">
     <w:name w:val="No Spacing"/>
-    <w:basedOn w:val="664"/>
+    <w:basedOn w:val="886"/>
     <w:uiPriority w:val="1"/>
     <w:qFormat/>
     <w:pPr>
@@ -35785,9 +36068,9 @@
       <w:ind/>
     </w:pPr>
   </w:style>
-  <w:style w:type="paragraph" w:styleId="668">
+  <w:style w:type="paragraph" w:styleId="890">
     <w:name w:val="List Paragraph"/>
-    <w:basedOn w:val="664"/>
+    <w:basedOn w:val="886"/>
     <w:uiPriority w:val="34"/>
     <w:qFormat/>
     <w:pPr>
